--- a/educacion/salidas/informe_situacion_educativa_3f.docx
+++ b/educacion/salidas/informe_situacion_educativa_3f.docx
@@ -4,437 +4,128 @@
   <w:body>
     <w:p>
       <w:pPr>
-        <w:jc w:val="right"/>
+        <w:jc w:val="center"/>
       </w:pPr>
       <w:r>
         <w:rPr>
-          <w:rFonts w:ascii="Calibri" w:hAnsi="Calibri"/>
+          <w:rFonts w:ascii="Montserrat" w:hAnsi="Montserrat"/>
           <w:b/>
-          <w:color w:val="64748B"/>
-          <w:sz w:val="19"/>
+          <w:color w:val="F69321"/>
+          <w:sz w:val="22"/>
         </w:rPr>
         <w:t>MUNICIPALIDAD DE TRES DE FEBRERO</w:t>
         <w:br/>
         <w:t>SECRETARÍA DE EDUCACIÓN Y DESARROLLO HUMANO</w:t>
         <w:br/>
-        <w:t>EDICIÓN INSTITUCIONAL 2026</w:t>
+        <w:br/>
       </w:r>
-    </w:p>
-    <w:p/>
-    <w:p>
-      <w:pPr>
-        <w:jc w:val="center"/>
-      </w:pPr>
       <w:r>
         <w:rPr>
-          <w:rFonts w:ascii="Calibri" w:hAnsi="Calibri"/>
+          <w:rFonts w:ascii="Montserrat" w:hAnsi="Montserrat"/>
           <w:b/>
           <w:color w:val="163C68"/>
-          <w:sz w:val="48"/>
+          <w:sz w:val="40"/>
         </w:rPr>
-        <w:t>ANÁLISIS DE SITUACIÓN EDUCATIVA</w:t>
+        <w:t>ANÁLISIS DE SITUACIÓN EDUCATIVA Y DIAGNÓSTICO DISTRITAL (ASIS-EDUCACIÓN 2026)</w:t>
         <w:br/>
-        <w:t>DEL PARTIDO DE TRES DE FEBRERO</w:t>
+      </w:r>
+      <w:r>
+        <w:rPr>
+          <w:rFonts w:ascii="Inter" w:hAnsi="Inter"/>
+          <w:color w:val="2F4054"/>
+          <w:sz w:val="22"/>
+        </w:rPr>
+        <w:t>Integración de Datos Censales Definitivos INDEC 2022, Relevamientos UNTREF y Ecosistema Educativo Municipal</w:t>
+        <w:br/>
+        <w:t>Partido 06840 — Región Metropolitana de Buenos Aires</w:t>
       </w:r>
     </w:p>
     <w:p>
       <w:pPr>
-        <w:jc w:val="center"/>
+        <w:spacing w:after="240"/>
+      </w:pPr>
+    </w:p>
+    <w:p>
+      <w:pPr>
+        <w:pStyle w:val="Heading1"/>
+        <w:spacing w:before="320" w:after="120"/>
       </w:pPr>
       <w:r>
         <w:rPr>
-          <w:rFonts w:ascii="Calibri" w:hAnsi="Calibri"/>
-          <w:b/>
-          <w:color w:val="F69321"/>
-          <w:sz w:val="26"/>
-        </w:rPr>
-        <w:t>Diagnóstico Socioeducativo Distrital a partir de Microdatos Definitivos del Censo Nacional 2022 (INDEC), Encuestas Universitarias y Red Formativa Municipal</w:t>
-      </w:r>
-    </w:p>
-    <w:p/>
-    <w:tbl>
-      <w:tblPr>
-        <w:tblW w:type="auto" w:w="0"/>
-        <w:jc w:val="center"/>
-        <w:tblLook w:firstColumn="1" w:firstRow="1" w:lastColumn="0" w:lastRow="0" w:noHBand="0" w:noVBand="1" w:val="04A0"/>
-      </w:tblPr>
-      <w:tblGrid>
-        <w:gridCol w:w="4536"/>
-        <w:gridCol w:w="4536"/>
-      </w:tblGrid>
-      <w:tr>
-        <w:tc>
-          <w:tcPr>
-            <w:tcW w:type="dxa" w:w="4536"/>
-            <w:shd w:fill="F8FAFC"/>
-            <w:tcMar>
-              <w:top w:w="120" w:type="dxa"/>
-              <w:bottom w:w="120" w:type="dxa"/>
-              <w:left w:w="150" w:type="dxa"/>
-              <w:right w:w="150" w:type="dxa"/>
-            </w:tcMar>
-            <w:tcBorders>
-              <w:top w:val="single" w:sz="4" w:space="0" w:color="E2E8F0"/>
-              <w:left w:val="single" w:sz="4" w:space="0" w:color="E2E8F0"/>
-              <w:bottom w:val="single" w:sz="4" w:space="0" w:color="E2E8F0"/>
-              <w:right w:val="single" w:sz="4" w:space="0" w:color="E2E8F0"/>
-            </w:tcBorders>
-          </w:tcPr>
-          <w:p>
-            <w:r>
-              <w:rPr>
-                <w:b/>
-                <w:sz w:val="20"/>
-              </w:rPr>
-              <w:t>Jurisdicción y Código de Partido:</w:t>
-            </w:r>
-          </w:p>
-        </w:tc>
-        <w:tc>
-          <w:tcPr>
-            <w:tcW w:type="dxa" w:w="4536"/>
-            <w:shd w:fill="FFFFFF"/>
-            <w:tcMar>
-              <w:top w:w="120" w:type="dxa"/>
-              <w:bottom w:w="120" w:type="dxa"/>
-              <w:left w:w="150" w:type="dxa"/>
-              <w:right w:w="150" w:type="dxa"/>
-            </w:tcMar>
-            <w:tcBorders>
-              <w:top w:val="single" w:sz="4" w:space="0" w:color="E2E8F0"/>
-              <w:left w:val="single" w:sz="4" w:space="0" w:color="E2E8F0"/>
-              <w:bottom w:val="single" w:sz="4" w:space="0" w:color="E2E8F0"/>
-              <w:right w:val="single" w:sz="4" w:space="0" w:color="E2E8F0"/>
-            </w:tcBorders>
-          </w:tcPr>
-          <w:p>
-            <w:r>
-              <w:rPr>
-                <w:sz w:val="20"/>
-              </w:rPr>
-              <w:t>Provincia de Buenos Aires • Partido de Tres de Febrero (`06840`)</w:t>
-            </w:r>
-          </w:p>
-        </w:tc>
-      </w:tr>
-      <w:tr>
-        <w:tc>
-          <w:tcPr>
-            <w:tcW w:type="dxa" w:w="4536"/>
-            <w:shd w:fill="F8FAFC"/>
-            <w:tcMar>
-              <w:top w:w="120" w:type="dxa"/>
-              <w:bottom w:w="120" w:type="dxa"/>
-              <w:left w:w="150" w:type="dxa"/>
-              <w:right w:w="150" w:type="dxa"/>
-            </w:tcMar>
-            <w:tcBorders>
-              <w:top w:val="single" w:sz="4" w:space="0" w:color="E2E8F0"/>
-              <w:left w:val="single" w:sz="4" w:space="0" w:color="E2E8F0"/>
-              <w:bottom w:val="single" w:sz="4" w:space="0" w:color="E2E8F0"/>
-              <w:right w:val="single" w:sz="4" w:space="0" w:color="E2E8F0"/>
-            </w:tcBorders>
-          </w:tcPr>
-          <w:p>
-            <w:r>
-              <w:rPr>
-                <w:b/>
-                <w:sz w:val="20"/>
-              </w:rPr>
-              <w:t>Eje Temático / Objeto de Estudio:</w:t>
-            </w:r>
-          </w:p>
-        </w:tc>
-        <w:tc>
-          <w:tcPr>
-            <w:tcW w:type="dxa" w:w="4536"/>
-            <w:shd w:fill="FFFFFF"/>
-            <w:tcMar>
-              <w:top w:w="120" w:type="dxa"/>
-              <w:bottom w:w="120" w:type="dxa"/>
-              <w:left w:w="150" w:type="dxa"/>
-              <w:right w:w="150" w:type="dxa"/>
-            </w:tcMar>
-            <w:tcBorders>
-              <w:top w:val="single" w:sz="4" w:space="0" w:color="E2E8F0"/>
-              <w:left w:val="single" w:sz="4" w:space="0" w:color="E2E8F0"/>
-              <w:bottom w:val="single" w:sz="4" w:space="0" w:color="E2E8F0"/>
-              <w:right w:val="single" w:sz="4" w:space="0" w:color="E2E8F0"/>
-            </w:tcBorders>
-          </w:tcPr>
-          <w:p>
-            <w:r>
-              <w:rPr>
-                <w:sz w:val="20"/>
-              </w:rPr>
-              <w:t>Asistencia Escolar, Terminalidad de Nivel, TIC en Hogares y Red Educativa Municipal</w:t>
-            </w:r>
-          </w:p>
-        </w:tc>
-      </w:tr>
-      <w:tr>
-        <w:tc>
-          <w:tcPr>
-            <w:tcW w:type="dxa" w:w="4536"/>
-            <w:shd w:fill="F8FAFC"/>
-            <w:tcMar>
-              <w:top w:w="120" w:type="dxa"/>
-              <w:bottom w:w="120" w:type="dxa"/>
-              <w:left w:w="150" w:type="dxa"/>
-              <w:right w:w="150" w:type="dxa"/>
-            </w:tcMar>
-            <w:tcBorders>
-              <w:top w:val="single" w:sz="4" w:space="0" w:color="E2E8F0"/>
-              <w:left w:val="single" w:sz="4" w:space="0" w:color="E2E8F0"/>
-              <w:bottom w:val="single" w:sz="4" w:space="0" w:color="E2E8F0"/>
-              <w:right w:val="single" w:sz="4" w:space="0" w:color="E2E8F0"/>
-            </w:tcBorders>
-          </w:tcPr>
-          <w:p>
-            <w:r>
-              <w:rPr>
-                <w:b/>
-                <w:sz w:val="20"/>
-              </w:rPr>
-              <w:t>Fuentes Estadísticas Primarias:</w:t>
-            </w:r>
-          </w:p>
-        </w:tc>
-        <w:tc>
-          <w:tcPr>
-            <w:tcW w:type="dxa" w:w="4536"/>
-            <w:shd w:fill="FFFFFF"/>
-            <w:tcMar>
-              <w:top w:w="120" w:type="dxa"/>
-              <w:bottom w:w="120" w:type="dxa"/>
-              <w:left w:w="150" w:type="dxa"/>
-              <w:right w:w="150" w:type="dxa"/>
-            </w:tcMar>
-            <w:tcBorders>
-              <w:top w:val="single" w:sz="4" w:space="0" w:color="E2E8F0"/>
-              <w:left w:val="single" w:sz="4" w:space="0" w:color="E2E8F0"/>
-              <w:bottom w:val="single" w:sz="4" w:space="0" w:color="E2E8F0"/>
-              <w:right w:val="single" w:sz="4" w:space="0" w:color="E2E8F0"/>
-            </w:tcBorders>
-          </w:tcPr>
-          <w:p>
-            <w:r>
-              <w:rPr>
-                <w:sz w:val="20"/>
-              </w:rPr>
-              <w:t>INDEC Censo 2022, UNTREF, Observatorio del Conurbano y Secretaría de Educación 3F</w:t>
-            </w:r>
-          </w:p>
-        </w:tc>
-      </w:tr>
-      <w:tr>
-        <w:tc>
-          <w:tcPr>
-            <w:tcW w:type="dxa" w:w="4536"/>
-            <w:shd w:fill="F8FAFC"/>
-            <w:tcMar>
-              <w:top w:w="120" w:type="dxa"/>
-              <w:bottom w:w="120" w:type="dxa"/>
-              <w:left w:w="150" w:type="dxa"/>
-              <w:right w:w="150" w:type="dxa"/>
-            </w:tcMar>
-            <w:tcBorders>
-              <w:top w:val="single" w:sz="4" w:space="0" w:color="E2E8F0"/>
-              <w:left w:val="single" w:sz="4" w:space="0" w:color="E2E8F0"/>
-              <w:bottom w:val="single" w:sz="4" w:space="0" w:color="E2E8F0"/>
-              <w:right w:val="single" w:sz="4" w:space="0" w:color="E2E8F0"/>
-            </w:tcBorders>
-          </w:tcPr>
-          <w:p>
-            <w:r>
-              <w:rPr>
-                <w:b/>
-                <w:sz w:val="20"/>
-              </w:rPr>
-              <w:t>Cobertura Territorial:</w:t>
-            </w:r>
-          </w:p>
-        </w:tc>
-        <w:tc>
-          <w:tcPr>
-            <w:tcW w:type="dxa" w:w="4536"/>
-            <w:shd w:fill="FFFFFF"/>
-            <w:tcMar>
-              <w:top w:w="120" w:type="dxa"/>
-              <w:bottom w:w="120" w:type="dxa"/>
-              <w:left w:w="150" w:type="dxa"/>
-              <w:right w:w="150" w:type="dxa"/>
-            </w:tcMar>
-            <w:tcBorders>
-              <w:top w:val="single" w:sz="4" w:space="0" w:color="E2E8F0"/>
-              <w:left w:val="single" w:sz="4" w:space="0" w:color="E2E8F0"/>
-              <w:bottom w:val="single" w:sz="4" w:space="0" w:color="E2E8F0"/>
-              <w:right w:val="single" w:sz="4" w:space="0" w:color="E2E8F0"/>
-            </w:tcBorders>
-          </w:tcPr>
-          <w:p>
-            <w:r>
-              <w:rPr>
-                <w:sz w:val="20"/>
-              </w:rPr>
-              <w:t>457 Radios Censales Georreferenciados (15 Localidades del Municipio)</w:t>
-            </w:r>
-          </w:p>
-        </w:tc>
-      </w:tr>
-      <w:tr>
-        <w:tc>
-          <w:tcPr>
-            <w:tcW w:type="dxa" w:w="4536"/>
-            <w:shd w:fill="F8FAFC"/>
-            <w:tcMar>
-              <w:top w:w="120" w:type="dxa"/>
-              <w:bottom w:w="120" w:type="dxa"/>
-              <w:left w:w="150" w:type="dxa"/>
-              <w:right w:w="150" w:type="dxa"/>
-            </w:tcMar>
-            <w:tcBorders>
-              <w:top w:val="single" w:sz="4" w:space="0" w:color="E2E8F0"/>
-              <w:left w:val="single" w:sz="4" w:space="0" w:color="E2E8F0"/>
-              <w:bottom w:val="single" w:sz="4" w:space="0" w:color="E2E8F0"/>
-              <w:right w:val="single" w:sz="4" w:space="0" w:color="E2E8F0"/>
-            </w:tcBorders>
-          </w:tcPr>
-          <w:p>
-            <w:r>
-              <w:rPr>
-                <w:b/>
-                <w:sz w:val="20"/>
-              </w:rPr>
-              <w:t>Fecha de Elevación Institucional:</w:t>
-            </w:r>
-          </w:p>
-        </w:tc>
-        <w:tc>
-          <w:tcPr>
-            <w:tcW w:type="dxa" w:w="4536"/>
-            <w:shd w:fill="FFFFFF"/>
-            <w:tcMar>
-              <w:top w:w="120" w:type="dxa"/>
-              <w:bottom w:w="120" w:type="dxa"/>
-              <w:left w:w="150" w:type="dxa"/>
-              <w:right w:w="150" w:type="dxa"/>
-            </w:tcMar>
-            <w:tcBorders>
-              <w:top w:val="single" w:sz="4" w:space="0" w:color="E2E8F0"/>
-              <w:left w:val="single" w:sz="4" w:space="0" w:color="E2E8F0"/>
-              <w:bottom w:val="single" w:sz="4" w:space="0" w:color="E2E8F0"/>
-              <w:right w:val="single" w:sz="4" w:space="0" w:color="E2E8F0"/>
-            </w:tcBorders>
-          </w:tcPr>
-          <w:p>
-            <w:r>
-              <w:rPr>
-                <w:sz w:val="20"/>
-              </w:rPr>
-              <w:t>Julio de 2026 — Edición Consolidada y Actualizada</w:t>
-            </w:r>
-          </w:p>
-        </w:tc>
-      </w:tr>
-    </w:tbl>
-    <w:p>
-      <w:r>
-        <w:br w:type="page"/>
-      </w:r>
-    </w:p>
-    <w:p>
-      <w:pPr>
-        <w:spacing w:before="360" w:after="160"/>
-      </w:pPr>
-      <w:r>
-        <w:rPr>
-          <w:rFonts w:ascii="Calibri" w:hAnsi="Calibri"/>
+          <w:rFonts w:ascii="Montserrat" w:hAnsi="Montserrat"/>
           <w:b/>
           <w:color w:val="163C68"/>
           <w:sz w:val="34"/>
         </w:rPr>
-        <w:t>1. Marco Metodológico y Caracterización General del Sistema Educativo</w:t>
+        <w:t>1. Diagnóstico Censal de Asistencia Escolar y Terminalidad (INDEC 2022)</w:t>
       </w:r>
     </w:p>
     <w:p>
-      <w:pPr>
-        <w:spacing w:after="160" w:line="283" w:lineRule="auto"/>
-      </w:pPr>
       <w:r>
         <w:rPr>
-          <w:rFonts w:ascii="Calibri" w:hAnsi="Calibri"/>
-          <w:b/>
-          <w:color w:val="0E2A49"/>
-          <w:sz w:val="22"/>
+          <w:rFonts w:ascii="Inter" w:hAnsi="Inter"/>
         </w:rPr>
-        <w:t xml:space="preserve">Contexto Geográfico y Educativo: </w:t>
+        <w:t xml:space="preserve">El Partido de Tres de Febrero (código INDEC </w:t>
       </w:r>
       <w:r>
         <w:rPr>
-          <w:rFonts w:ascii="Calibri" w:hAnsi="Calibri"/>
-          <w:color w:val="1E293B"/>
-          <w:sz w:val="22"/>
+          <w:b/>
         </w:rPr>
-        <w:t>El Municipio de Tres de Febrero se constituye como uno de los nodos educativos y culturales de mayor dinamismo y consolidación del primer cordón del Gran Buenos Aires. Con una población total censada de 364.176 habitantes y una densidad territorial extrema de 8.021,5 hab/km², el partido presenta una sinergia altamente productiva entre su red educativa municipal de gestión pública primaria/inicial, las escuelas provinciales bonaerenses y un ecosistema universitario y formativo de prestigio suprarregional liderado por la Universidad Nacional de Tres de Febrero (UNTREF).</w:t>
-      </w:r>
-    </w:p>
-    <w:p>
-      <w:pPr>
-        <w:spacing w:after="160" w:line="283" w:lineRule="auto"/>
-      </w:pPr>
-      <w:r>
-        <w:rPr>
-          <w:rFonts w:ascii="Calibri" w:hAnsi="Calibri"/>
-          <w:b/>
-          <w:color w:val="0E2A49"/>
-          <w:sz w:val="22"/>
-        </w:rPr>
-        <w:t xml:space="preserve">Objetivos e Integración Metodológica: </w:t>
+        <w:t>06840</w:t>
       </w:r>
       <w:r>
         <w:rPr>
-          <w:rFonts w:ascii="Calibri" w:hAnsi="Calibri"/>
-          <w:color w:val="1E293B"/>
-          <w:sz w:val="22"/>
+          <w:rFonts w:ascii="Inter" w:hAnsi="Inter"/>
         </w:rPr>
-        <w:t>El presente informe integra y sistematiza por primera vez la totalidad de las variables educativas definitivas relevadas en el Censo Nacional de Población, Hogares y Viviendas 2022 (INDEC), contrastándolas con la estructura operativa y la oferta de programas gestionados por la Secretaría de Educación y Desarrollo Humano de la Municipalidad de Tres de Febrero. Este abordaje riguroso permite identificar con exactitud la demanda territorial y guiar la toma de decisiones basada en evidencia en cada uno de los 457 radios censales del partido.</w:t>
-      </w:r>
-    </w:p>
-    <w:p>
-      <w:pPr>
-        <w:spacing w:before="360" w:after="160"/>
-      </w:pPr>
-      <w:r>
-        <w:rPr>
-          <w:rFonts w:ascii="Calibri" w:hAnsi="Calibri"/>
-          <w:b/>
-          <w:color w:val="163C68"/>
-          <w:sz w:val="34"/>
-        </w:rPr>
-        <w:t>2. Condición de Asistencia Escolar y Terminalidad por Franja de Edad</w:t>
-      </w:r>
-    </w:p>
-    <w:p>
-      <w:pPr>
-        <w:spacing w:after="160" w:line="283" w:lineRule="auto"/>
-      </w:pPr>
-      <w:r>
-        <w:rPr>
-          <w:rFonts w:ascii="Calibri" w:hAnsi="Calibri"/>
-          <w:b/>
-          <w:color w:val="0E2A49"/>
-          <w:sz w:val="22"/>
-        </w:rPr>
-        <w:t xml:space="preserve">Análisis de la Asistencia Escolar en Tres de Febrero: </w:t>
+        <w:t xml:space="preserve">) cuenta con una población censada en viviendas particulares de </w:t>
       </w:r>
       <w:r>
         <w:rPr>
-          <w:rFonts w:ascii="Calibri" w:hAnsi="Calibri"/>
-          <w:color w:val="1E293B"/>
-          <w:sz w:val="22"/>
+          <w:b/>
         </w:rPr>
-        <w:t>El Censo 2022 introdujo una medición exhaustiva del comportamiento de asistencia a establecimientos educativos formales por grandes grupos de edad, diferenciando entre quienes asisten actualmente, quienes asistieron en el pasado y quienes nunca tuvieron contacto formal con el sistema escolar.</w:t>
+        <w:t>364.176 habitantes</w:t>
+      </w:r>
+      <w:r>
+        <w:rPr>
+          <w:rFonts w:ascii="Inter" w:hAnsi="Inter"/>
+        </w:rPr>
+        <w:t>. El análisis de los microdatos definitivos del Censo Nacional de Población, Hogares y Viviendas 2022 evidencia que el distrito ha alcanzado la plena universalización de la escolaridad obligatoria en el nivel primario (</w:t>
+      </w:r>
+      <w:r>
+        <w:rPr>
+          <w:b/>
+        </w:rPr>
+        <w:t>99,1%</w:t>
+      </w:r>
+      <w:r>
+        <w:rPr>
+          <w:rFonts w:ascii="Inter" w:hAnsi="Inter"/>
+        </w:rPr>
+        <w:t xml:space="preserve"> de asistencia entre los 6 y 11 años) y una alta cobertura en la secundaria básica y orientada (</w:t>
+      </w:r>
+      <w:r>
+        <w:rPr>
+          <w:b/>
+        </w:rPr>
+        <w:t>95,4%</w:t>
+      </w:r>
+      <w:r>
+        <w:rPr>
+          <w:rFonts w:ascii="Inter" w:hAnsi="Inter"/>
+        </w:rPr>
+        <w:t xml:space="preserve"> entre 12 y 17 años). Asimismo, en la población adulta de 25 años y más, el </w:t>
+      </w:r>
+      <w:r>
+        <w:rPr>
+          <w:b/>
+        </w:rPr>
+        <w:t>16,8%</w:t>
+      </w:r>
+      <w:r>
+        <w:rPr>
+          <w:rFonts w:ascii="Inter" w:hAnsi="Inter"/>
+        </w:rPr>
+        <w:t xml:space="preserve"> completó estudios universitarios o de posgrado, superando en 6,4 puntos porcentuales el promedio del Conurbano Bonaerense (10,4%).</w:t>
       </w:r>
     </w:p>
     <w:tbl>
@@ -444,93 +135,101 @@
         <w:tblLook w:firstColumn="1" w:firstRow="1" w:lastColumn="0" w:lastRow="0" w:noHBand="0" w:noVBand="1" w:val="04A0"/>
       </w:tblPr>
       <w:tblGrid>
-        <w:gridCol w:w="2268"/>
-        <w:gridCol w:w="2268"/>
-        <w:gridCol w:w="2268"/>
-        <w:gridCol w:w="2268"/>
+        <w:gridCol w:w="2340"/>
+        <w:gridCol w:w="2340"/>
+        <w:gridCol w:w="2340"/>
+        <w:gridCol w:w="2340"/>
       </w:tblGrid>
       <w:tr>
         <w:tc>
           <w:tcPr>
-            <w:tcW w:type="dxa" w:w="2268"/>
+            <w:tcW w:type="dxa" w:w="2340"/>
             <w:shd w:fill="163C68"/>
             <w:tcMar>
-              <w:top w:w="90" w:type="dxa"/>
-              <w:bottom w:w="90" w:type="dxa"/>
-              <w:left w:w="100" w:type="dxa"/>
-              <w:right w:w="100" w:type="dxa"/>
+              <w:top w:w="120" w:type="dxa"/>
+              <w:bottom w:w="120" w:type="dxa"/>
+              <w:left w:w="150" w:type="dxa"/>
+              <w:right w:w="150" w:type="dxa"/>
             </w:tcMar>
           </w:tcPr>
           <w:p>
             <w:r>
               <w:rPr>
+                <w:rFonts w:ascii="Montserrat" w:hAnsi="Montserrat"/>
                 <w:b/>
                 <w:color w:val="FFFFFF"/>
+                <w:sz w:val="20"/>
               </w:rPr>
-              <w:t>Grupo Quinquenal / Franja de Edad</w:t>
+              <w:t>Grupo de Edad</w:t>
             </w:r>
           </w:p>
         </w:tc>
         <w:tc>
           <w:tcPr>
-            <w:tcW w:type="dxa" w:w="2268"/>
+            <w:tcW w:type="dxa" w:w="2340"/>
             <w:shd w:fill="163C68"/>
             <w:tcMar>
-              <w:top w:w="90" w:type="dxa"/>
-              <w:bottom w:w="90" w:type="dxa"/>
-              <w:left w:w="100" w:type="dxa"/>
-              <w:right w:w="100" w:type="dxa"/>
+              <w:top w:w="120" w:type="dxa"/>
+              <w:bottom w:w="120" w:type="dxa"/>
+              <w:left w:w="150" w:type="dxa"/>
+              <w:right w:w="150" w:type="dxa"/>
             </w:tcMar>
           </w:tcPr>
           <w:p>
             <w:r>
               <w:rPr>
+                <w:rFonts w:ascii="Montserrat" w:hAnsi="Montserrat"/>
                 <w:b/>
                 <w:color w:val="FFFFFF"/>
+                <w:sz w:val="20"/>
               </w:rPr>
-              <w:t>Asiste Actualmente</w:t>
+              <w:t>Asiste Actualmente (%)</w:t>
             </w:r>
           </w:p>
         </w:tc>
         <w:tc>
           <w:tcPr>
-            <w:tcW w:type="dxa" w:w="2268"/>
+            <w:tcW w:type="dxa" w:w="2340"/>
             <w:shd w:fill="163C68"/>
             <w:tcMar>
-              <w:top w:w="90" w:type="dxa"/>
-              <w:bottom w:w="90" w:type="dxa"/>
-              <w:left w:w="100" w:type="dxa"/>
-              <w:right w:w="100" w:type="dxa"/>
+              <w:top w:w="120" w:type="dxa"/>
+              <w:bottom w:w="120" w:type="dxa"/>
+              <w:left w:w="150" w:type="dxa"/>
+              <w:right w:w="150" w:type="dxa"/>
             </w:tcMar>
           </w:tcPr>
           <w:p>
             <w:r>
               <w:rPr>
+                <w:rFonts w:ascii="Montserrat" w:hAnsi="Montserrat"/>
                 <w:b/>
                 <w:color w:val="FFFFFF"/>
+                <w:sz w:val="20"/>
               </w:rPr>
-              <w:t>Asistió en el Pasado</w:t>
+              <w:t>Asistió en el Pasado (%)</w:t>
             </w:r>
           </w:p>
         </w:tc>
         <w:tc>
           <w:tcPr>
-            <w:tcW w:type="dxa" w:w="2268"/>
+            <w:tcW w:type="dxa" w:w="2340"/>
             <w:shd w:fill="163C68"/>
             <w:tcMar>
-              <w:top w:w="90" w:type="dxa"/>
-              <w:bottom w:w="90" w:type="dxa"/>
-              <w:left w:w="100" w:type="dxa"/>
-              <w:right w:w="100" w:type="dxa"/>
+              <w:top w:w="120" w:type="dxa"/>
+              <w:bottom w:w="120" w:type="dxa"/>
+              <w:left w:w="150" w:type="dxa"/>
+              <w:right w:w="150" w:type="dxa"/>
             </w:tcMar>
           </w:tcPr>
           <w:p>
             <w:r>
               <w:rPr>
+                <w:rFonts w:ascii="Montserrat" w:hAnsi="Montserrat"/>
                 <w:b/>
                 <w:color w:val="FFFFFF"/>
+                <w:sz w:val="20"/>
               </w:rPr>
-              <w:t>Nunca Asistió</w:t>
+              <w:t>Nunca Asistió (%)</w:t>
             </w:r>
           </w:p>
         </w:tc>
@@ -538,92 +237,81 @@
       <w:tr>
         <w:tc>
           <w:tcPr>
-            <w:tcW w:type="dxa" w:w="2268"/>
-            <w:shd w:fill="F8FAFC"/>
+            <w:tcW w:type="dxa" w:w="2340"/>
             <w:tcMar>
-              <w:top w:w="80" w:type="dxa"/>
-              <w:bottom w:w="80" w:type="dxa"/>
-              <w:left w:w="100" w:type="dxa"/>
-              <w:right w:w="100" w:type="dxa"/>
+              <w:top w:w="100" w:type="dxa"/>
+              <w:bottom w:w="100" w:type="dxa"/>
+              <w:left w:w="120" w:type="dxa"/>
+              <w:right w:w="120" w:type="dxa"/>
             </w:tcMar>
-            <w:tcBorders>
-              <w:top w:val="single" w:sz="4" w:space="0" w:color="CBD5E1"/>
-              <w:left w:val="single" w:sz="4" w:space="0" w:color="CBD5E1"/>
-              <w:bottom w:val="single" w:sz="4" w:space="0" w:color="CBD5E1"/>
-              <w:right w:val="single" w:sz="4" w:space="0" w:color="CBD5E1"/>
-            </w:tcBorders>
           </w:tcPr>
           <w:p>
             <w:r>
-              <w:t>3 a 5 años (Nivel Inicial / Primera Infancia)</w:t>
+              <w:rPr>
+                <w:rFonts w:ascii="Inter" w:hAnsi="Inter"/>
+                <w:b/>
+                <w:sz w:val="19"/>
+              </w:rPr>
+              <w:t>3 a 5 años (Educ. Inicial)</w:t>
             </w:r>
           </w:p>
         </w:tc>
         <w:tc>
           <w:tcPr>
-            <w:tcW w:type="dxa" w:w="2268"/>
-            <w:shd w:fill="F8FAFC"/>
+            <w:tcW w:type="dxa" w:w="2340"/>
             <w:tcMar>
-              <w:top w:w="80" w:type="dxa"/>
-              <w:bottom w:w="80" w:type="dxa"/>
-              <w:left w:w="100" w:type="dxa"/>
-              <w:right w:w="100" w:type="dxa"/>
+              <w:top w:w="100" w:type="dxa"/>
+              <w:bottom w:w="100" w:type="dxa"/>
+              <w:left w:w="120" w:type="dxa"/>
+              <w:right w:w="120" w:type="dxa"/>
             </w:tcMar>
-            <w:tcBorders>
-              <w:top w:val="single" w:sz="4" w:space="0" w:color="CBD5E1"/>
-              <w:left w:val="single" w:sz="4" w:space="0" w:color="CBD5E1"/>
-              <w:bottom w:val="single" w:sz="4" w:space="0" w:color="CBD5E1"/>
-              <w:right w:val="single" w:sz="4" w:space="0" w:color="CBD5E1"/>
-            </w:tcBorders>
           </w:tcPr>
           <w:p>
             <w:r>
+              <w:rPr>
+                <w:rFonts w:ascii="Inter" w:hAnsi="Inter"/>
+                <w:sz w:val="19"/>
+              </w:rPr>
               <w:t>68,2%</w:t>
             </w:r>
           </w:p>
         </w:tc>
         <w:tc>
           <w:tcPr>
-            <w:tcW w:type="dxa" w:w="2268"/>
-            <w:shd w:fill="F8FAFC"/>
+            <w:tcW w:type="dxa" w:w="2340"/>
             <w:tcMar>
-              <w:top w:w="80" w:type="dxa"/>
-              <w:bottom w:w="80" w:type="dxa"/>
-              <w:left w:w="100" w:type="dxa"/>
-              <w:right w:w="100" w:type="dxa"/>
+              <w:top w:w="100" w:type="dxa"/>
+              <w:bottom w:w="100" w:type="dxa"/>
+              <w:left w:w="120" w:type="dxa"/>
+              <w:right w:w="120" w:type="dxa"/>
             </w:tcMar>
-            <w:tcBorders>
-              <w:top w:val="single" w:sz="4" w:space="0" w:color="CBD5E1"/>
-              <w:left w:val="single" w:sz="4" w:space="0" w:color="CBD5E1"/>
-              <w:bottom w:val="single" w:sz="4" w:space="0" w:color="CBD5E1"/>
-              <w:right w:val="single" w:sz="4" w:space="0" w:color="CBD5E1"/>
-            </w:tcBorders>
           </w:tcPr>
           <w:p>
             <w:r>
+              <w:rPr>
+                <w:rFonts w:ascii="Inter" w:hAnsi="Inter"/>
+                <w:sz w:val="19"/>
+              </w:rPr>
               <w:t>0,8%</w:t>
             </w:r>
           </w:p>
         </w:tc>
         <w:tc>
           <w:tcPr>
-            <w:tcW w:type="dxa" w:w="2268"/>
-            <w:shd w:fill="F8FAFC"/>
+            <w:tcW w:type="dxa" w:w="2340"/>
             <w:tcMar>
-              <w:top w:w="80" w:type="dxa"/>
-              <w:bottom w:w="80" w:type="dxa"/>
-              <w:left w:w="100" w:type="dxa"/>
-              <w:right w:w="100" w:type="dxa"/>
+              <w:top w:w="100" w:type="dxa"/>
+              <w:bottom w:w="100" w:type="dxa"/>
+              <w:left w:w="120" w:type="dxa"/>
+              <w:right w:w="120" w:type="dxa"/>
             </w:tcMar>
-            <w:tcBorders>
-              <w:top w:val="single" w:sz="4" w:space="0" w:color="CBD5E1"/>
-              <w:left w:val="single" w:sz="4" w:space="0" w:color="CBD5E1"/>
-              <w:bottom w:val="single" w:sz="4" w:space="0" w:color="CBD5E1"/>
-              <w:right w:val="single" w:sz="4" w:space="0" w:color="CBD5E1"/>
-            </w:tcBorders>
           </w:tcPr>
           <w:p>
             <w:r>
+              <w:rPr>
+                <w:rFonts w:ascii="Inter" w:hAnsi="Inter"/>
+                <w:sz w:val="19"/>
+              </w:rPr>
               <w:t>31,0%</w:t>
             </w:r>
           </w:p>
@@ -632,49 +320,40 @@
       <w:tr>
         <w:tc>
           <w:tcPr>
-            <w:tcW w:type="dxa" w:w="2268"/>
-            <w:shd w:fill="FFFFFF"/>
+            <w:tcW w:type="dxa" w:w="2340"/>
             <w:tcMar>
-              <w:top w:w="80" w:type="dxa"/>
-              <w:bottom w:w="80" w:type="dxa"/>
-              <w:left w:w="100" w:type="dxa"/>
-              <w:right w:w="100" w:type="dxa"/>
+              <w:top w:w="100" w:type="dxa"/>
+              <w:bottom w:w="100" w:type="dxa"/>
+              <w:left w:w="120" w:type="dxa"/>
+              <w:right w:w="120" w:type="dxa"/>
             </w:tcMar>
-            <w:tcBorders>
-              <w:top w:val="single" w:sz="4" w:space="0" w:color="CBD5E1"/>
-              <w:left w:val="single" w:sz="4" w:space="0" w:color="CBD5E1"/>
-              <w:bottom w:val="single" w:sz="4" w:space="0" w:color="CBD5E1"/>
-              <w:right w:val="single" w:sz="4" w:space="0" w:color="CBD5E1"/>
-            </w:tcBorders>
           </w:tcPr>
           <w:p>
             <w:r>
-              <w:t>6 a 11 años (Nivel Primario Obligatorio)</w:t>
+              <w:rPr>
+                <w:rFonts w:ascii="Inter" w:hAnsi="Inter"/>
+                <w:b/>
+                <w:sz w:val="19"/>
+              </w:rPr>
+              <w:t>6 a 11 años (Educ. Primaria)</w:t>
             </w:r>
           </w:p>
         </w:tc>
         <w:tc>
           <w:tcPr>
-            <w:tcW w:type="dxa" w:w="2268"/>
-            <w:shd w:fill="FFFFFF"/>
+            <w:tcW w:type="dxa" w:w="2340"/>
             <w:tcMar>
-              <w:top w:w="80" w:type="dxa"/>
-              <w:bottom w:w="80" w:type="dxa"/>
-              <w:left w:w="100" w:type="dxa"/>
-              <w:right w:w="100" w:type="dxa"/>
+              <w:top w:w="100" w:type="dxa"/>
+              <w:bottom w:w="100" w:type="dxa"/>
+              <w:left w:w="120" w:type="dxa"/>
+              <w:right w:w="120" w:type="dxa"/>
             </w:tcMar>
-            <w:tcBorders>
-              <w:top w:val="single" w:sz="4" w:space="0" w:color="CBD5E1"/>
-              <w:left w:val="single" w:sz="4" w:space="0" w:color="CBD5E1"/>
-              <w:bottom w:val="single" w:sz="4" w:space="0" w:color="CBD5E1"/>
-              <w:right w:val="single" w:sz="4" w:space="0" w:color="CBD5E1"/>
-            </w:tcBorders>
           </w:tcPr>
           <w:p>
             <w:r>
               <w:rPr>
-                <w:b/>
-                <w:color w:val="13B423"/>
+                <w:rFonts w:ascii="Inter" w:hAnsi="Inter"/>
+                <w:sz w:val="19"/>
               </w:rPr>
               <w:t>99,1%</w:t>
             </w:r>
@@ -682,46 +361,40 @@
         </w:tc>
         <w:tc>
           <w:tcPr>
-            <w:tcW w:type="dxa" w:w="2268"/>
-            <w:shd w:fill="FFFFFF"/>
+            <w:tcW w:type="dxa" w:w="2340"/>
             <w:tcMar>
-              <w:top w:w="80" w:type="dxa"/>
-              <w:bottom w:w="80" w:type="dxa"/>
-              <w:left w:w="100" w:type="dxa"/>
-              <w:right w:w="100" w:type="dxa"/>
+              <w:top w:w="100" w:type="dxa"/>
+              <w:bottom w:w="100" w:type="dxa"/>
+              <w:left w:w="120" w:type="dxa"/>
+              <w:right w:w="120" w:type="dxa"/>
             </w:tcMar>
-            <w:tcBorders>
-              <w:top w:val="single" w:sz="4" w:space="0" w:color="CBD5E1"/>
-              <w:left w:val="single" w:sz="4" w:space="0" w:color="CBD5E1"/>
-              <w:bottom w:val="single" w:sz="4" w:space="0" w:color="CBD5E1"/>
-              <w:right w:val="single" w:sz="4" w:space="0" w:color="CBD5E1"/>
-            </w:tcBorders>
           </w:tcPr>
           <w:p>
             <w:r>
+              <w:rPr>
+                <w:rFonts w:ascii="Inter" w:hAnsi="Inter"/>
+                <w:sz w:val="19"/>
+              </w:rPr>
               <w:t>0,2%</w:t>
             </w:r>
           </w:p>
         </w:tc>
         <w:tc>
           <w:tcPr>
-            <w:tcW w:type="dxa" w:w="2268"/>
-            <w:shd w:fill="FFFFFF"/>
+            <w:tcW w:type="dxa" w:w="2340"/>
             <w:tcMar>
-              <w:top w:w="80" w:type="dxa"/>
-              <w:bottom w:w="80" w:type="dxa"/>
-              <w:left w:w="100" w:type="dxa"/>
-              <w:right w:w="100" w:type="dxa"/>
+              <w:top w:w="100" w:type="dxa"/>
+              <w:bottom w:w="100" w:type="dxa"/>
+              <w:left w:w="120" w:type="dxa"/>
+              <w:right w:w="120" w:type="dxa"/>
             </w:tcMar>
-            <w:tcBorders>
-              <w:top w:val="single" w:sz="4" w:space="0" w:color="CBD5E1"/>
-              <w:left w:val="single" w:sz="4" w:space="0" w:color="CBD5E1"/>
-              <w:bottom w:val="single" w:sz="4" w:space="0" w:color="CBD5E1"/>
-              <w:right w:val="single" w:sz="4" w:space="0" w:color="CBD5E1"/>
-            </w:tcBorders>
           </w:tcPr>
           <w:p>
             <w:r>
+              <w:rPr>
+                <w:rFonts w:ascii="Inter" w:hAnsi="Inter"/>
+                <w:sz w:val="19"/>
+              </w:rPr>
               <w:t>0,7%</w:t>
             </w:r>
           </w:p>
@@ -730,49 +403,40 @@
       <w:tr>
         <w:tc>
           <w:tcPr>
-            <w:tcW w:type="dxa" w:w="2268"/>
-            <w:shd w:fill="F8FAFC"/>
+            <w:tcW w:type="dxa" w:w="2340"/>
             <w:tcMar>
-              <w:top w:w="80" w:type="dxa"/>
-              <w:bottom w:w="80" w:type="dxa"/>
-              <w:left w:w="100" w:type="dxa"/>
-              <w:right w:w="100" w:type="dxa"/>
+              <w:top w:w="100" w:type="dxa"/>
+              <w:bottom w:w="100" w:type="dxa"/>
+              <w:left w:w="120" w:type="dxa"/>
+              <w:right w:w="120" w:type="dxa"/>
             </w:tcMar>
-            <w:tcBorders>
-              <w:top w:val="single" w:sz="4" w:space="0" w:color="CBD5E1"/>
-              <w:left w:val="single" w:sz="4" w:space="0" w:color="CBD5E1"/>
-              <w:bottom w:val="single" w:sz="4" w:space="0" w:color="CBD5E1"/>
-              <w:right w:val="single" w:sz="4" w:space="0" w:color="CBD5E1"/>
-            </w:tcBorders>
           </w:tcPr>
           <w:p>
             <w:r>
-              <w:t>12 a 17 años (Nivel Secundario Obligatorio)</w:t>
+              <w:rPr>
+                <w:rFonts w:ascii="Inter" w:hAnsi="Inter"/>
+                <w:b/>
+                <w:sz w:val="19"/>
+              </w:rPr>
+              <w:t>12 a 17 años (Educ. Secundaria)</w:t>
             </w:r>
           </w:p>
         </w:tc>
         <w:tc>
           <w:tcPr>
-            <w:tcW w:type="dxa" w:w="2268"/>
-            <w:shd w:fill="F8FAFC"/>
+            <w:tcW w:type="dxa" w:w="2340"/>
             <w:tcMar>
-              <w:top w:w="80" w:type="dxa"/>
-              <w:bottom w:w="80" w:type="dxa"/>
-              <w:left w:w="100" w:type="dxa"/>
-              <w:right w:w="100" w:type="dxa"/>
+              <w:top w:w="100" w:type="dxa"/>
+              <w:bottom w:w="100" w:type="dxa"/>
+              <w:left w:w="120" w:type="dxa"/>
+              <w:right w:w="120" w:type="dxa"/>
             </w:tcMar>
-            <w:tcBorders>
-              <w:top w:val="single" w:sz="4" w:space="0" w:color="CBD5E1"/>
-              <w:left w:val="single" w:sz="4" w:space="0" w:color="CBD5E1"/>
-              <w:bottom w:val="single" w:sz="4" w:space="0" w:color="CBD5E1"/>
-              <w:right w:val="single" w:sz="4" w:space="0" w:color="CBD5E1"/>
-            </w:tcBorders>
           </w:tcPr>
           <w:p>
             <w:r>
               <w:rPr>
-                <w:b/>
-                <w:color w:val="13B423"/>
+                <w:rFonts w:ascii="Inter" w:hAnsi="Inter"/>
+                <w:sz w:val="19"/>
               </w:rPr>
               <w:t>95,4%</w:t>
             </w:r>
@@ -780,46 +444,40 @@
         </w:tc>
         <w:tc>
           <w:tcPr>
-            <w:tcW w:type="dxa" w:w="2268"/>
-            <w:shd w:fill="F8FAFC"/>
+            <w:tcW w:type="dxa" w:w="2340"/>
             <w:tcMar>
-              <w:top w:w="80" w:type="dxa"/>
-              <w:bottom w:w="80" w:type="dxa"/>
-              <w:left w:w="100" w:type="dxa"/>
-              <w:right w:w="100" w:type="dxa"/>
+              <w:top w:w="100" w:type="dxa"/>
+              <w:bottom w:w="100" w:type="dxa"/>
+              <w:left w:w="120" w:type="dxa"/>
+              <w:right w:w="120" w:type="dxa"/>
             </w:tcMar>
-            <w:tcBorders>
-              <w:top w:val="single" w:sz="4" w:space="0" w:color="CBD5E1"/>
-              <w:left w:val="single" w:sz="4" w:space="0" w:color="CBD5E1"/>
-              <w:bottom w:val="single" w:sz="4" w:space="0" w:color="CBD5E1"/>
-              <w:right w:val="single" w:sz="4" w:space="0" w:color="CBD5E1"/>
-            </w:tcBorders>
           </w:tcPr>
           <w:p>
             <w:r>
+              <w:rPr>
+                <w:rFonts w:ascii="Inter" w:hAnsi="Inter"/>
+                <w:sz w:val="19"/>
+              </w:rPr>
               <w:t>4,1%</w:t>
             </w:r>
           </w:p>
         </w:tc>
         <w:tc>
           <w:tcPr>
-            <w:tcW w:type="dxa" w:w="2268"/>
-            <w:shd w:fill="F8FAFC"/>
+            <w:tcW w:type="dxa" w:w="2340"/>
             <w:tcMar>
-              <w:top w:w="80" w:type="dxa"/>
-              <w:bottom w:w="80" w:type="dxa"/>
-              <w:left w:w="100" w:type="dxa"/>
-              <w:right w:w="100" w:type="dxa"/>
+              <w:top w:w="100" w:type="dxa"/>
+              <w:bottom w:w="100" w:type="dxa"/>
+              <w:left w:w="120" w:type="dxa"/>
+              <w:right w:w="120" w:type="dxa"/>
             </w:tcMar>
-            <w:tcBorders>
-              <w:top w:val="single" w:sz="4" w:space="0" w:color="CBD5E1"/>
-              <w:left w:val="single" w:sz="4" w:space="0" w:color="CBD5E1"/>
-              <w:bottom w:val="single" w:sz="4" w:space="0" w:color="CBD5E1"/>
-              <w:right w:val="single" w:sz="4" w:space="0" w:color="CBD5E1"/>
-            </w:tcBorders>
           </w:tcPr>
           <w:p>
             <w:r>
+              <w:rPr>
+                <w:rFonts w:ascii="Inter" w:hAnsi="Inter"/>
+                <w:sz w:val="19"/>
+              </w:rPr>
               <w:t>0,5%</w:t>
             </w:r>
           </w:p>
@@ -828,92 +486,81 @@
       <w:tr>
         <w:tc>
           <w:tcPr>
-            <w:tcW w:type="dxa" w:w="2268"/>
-            <w:shd w:fill="FFFFFF"/>
+            <w:tcW w:type="dxa" w:w="2340"/>
             <w:tcMar>
-              <w:top w:w="80" w:type="dxa"/>
-              <w:bottom w:w="80" w:type="dxa"/>
-              <w:left w:w="100" w:type="dxa"/>
-              <w:right w:w="100" w:type="dxa"/>
+              <w:top w:w="100" w:type="dxa"/>
+              <w:bottom w:w="100" w:type="dxa"/>
+              <w:left w:w="120" w:type="dxa"/>
+              <w:right w:w="120" w:type="dxa"/>
             </w:tcMar>
-            <w:tcBorders>
-              <w:top w:val="single" w:sz="4" w:space="0" w:color="CBD5E1"/>
-              <w:left w:val="single" w:sz="4" w:space="0" w:color="CBD5E1"/>
-              <w:bottom w:val="single" w:sz="4" w:space="0" w:color="CBD5E1"/>
-              <w:right w:val="single" w:sz="4" w:space="0" w:color="CBD5E1"/>
-            </w:tcBorders>
           </w:tcPr>
           <w:p>
             <w:r>
-              <w:t>18 a 24 años (Educación Superior y Jóvenes)</w:t>
+              <w:rPr>
+                <w:rFonts w:ascii="Inter" w:hAnsi="Inter"/>
+                <w:b/>
+                <w:sz w:val="19"/>
+              </w:rPr>
+              <w:t>18 a 24 años (Educ. Superior / Jóvenes)</w:t>
             </w:r>
           </w:p>
         </w:tc>
         <w:tc>
           <w:tcPr>
-            <w:tcW w:type="dxa" w:w="2268"/>
-            <w:shd w:fill="FFFFFF"/>
+            <w:tcW w:type="dxa" w:w="2340"/>
             <w:tcMar>
-              <w:top w:w="80" w:type="dxa"/>
-              <w:bottom w:w="80" w:type="dxa"/>
-              <w:left w:w="100" w:type="dxa"/>
-              <w:right w:w="100" w:type="dxa"/>
+              <w:top w:w="100" w:type="dxa"/>
+              <w:bottom w:w="100" w:type="dxa"/>
+              <w:left w:w="120" w:type="dxa"/>
+              <w:right w:w="120" w:type="dxa"/>
             </w:tcMar>
-            <w:tcBorders>
-              <w:top w:val="single" w:sz="4" w:space="0" w:color="CBD5E1"/>
-              <w:left w:val="single" w:sz="4" w:space="0" w:color="CBD5E1"/>
-              <w:bottom w:val="single" w:sz="4" w:space="0" w:color="CBD5E1"/>
-              <w:right w:val="single" w:sz="4" w:space="0" w:color="CBD5E1"/>
-            </w:tcBorders>
           </w:tcPr>
           <w:p>
             <w:r>
+              <w:rPr>
+                <w:rFonts w:ascii="Inter" w:hAnsi="Inter"/>
+                <w:sz w:val="19"/>
+              </w:rPr>
               <w:t>48,6%</w:t>
             </w:r>
           </w:p>
         </w:tc>
         <w:tc>
           <w:tcPr>
-            <w:tcW w:type="dxa" w:w="2268"/>
-            <w:shd w:fill="FFFFFF"/>
+            <w:tcW w:type="dxa" w:w="2340"/>
             <w:tcMar>
-              <w:top w:w="80" w:type="dxa"/>
-              <w:bottom w:w="80" w:type="dxa"/>
-              <w:left w:w="100" w:type="dxa"/>
-              <w:right w:w="100" w:type="dxa"/>
+              <w:top w:w="100" w:type="dxa"/>
+              <w:bottom w:w="100" w:type="dxa"/>
+              <w:left w:w="120" w:type="dxa"/>
+              <w:right w:w="120" w:type="dxa"/>
             </w:tcMar>
-            <w:tcBorders>
-              <w:top w:val="single" w:sz="4" w:space="0" w:color="CBD5E1"/>
-              <w:left w:val="single" w:sz="4" w:space="0" w:color="CBD5E1"/>
-              <w:bottom w:val="single" w:sz="4" w:space="0" w:color="CBD5E1"/>
-              <w:right w:val="single" w:sz="4" w:space="0" w:color="CBD5E1"/>
-            </w:tcBorders>
           </w:tcPr>
           <w:p>
             <w:r>
+              <w:rPr>
+                <w:rFonts w:ascii="Inter" w:hAnsi="Inter"/>
+                <w:sz w:val="19"/>
+              </w:rPr>
               <w:t>50,2%</w:t>
             </w:r>
           </w:p>
         </w:tc>
         <w:tc>
           <w:tcPr>
-            <w:tcW w:type="dxa" w:w="2268"/>
-            <w:shd w:fill="FFFFFF"/>
+            <w:tcW w:type="dxa" w:w="2340"/>
             <w:tcMar>
-              <w:top w:w="80" w:type="dxa"/>
-              <w:bottom w:w="80" w:type="dxa"/>
-              <w:left w:w="100" w:type="dxa"/>
-              <w:right w:w="100" w:type="dxa"/>
+              <w:top w:w="100" w:type="dxa"/>
+              <w:bottom w:w="100" w:type="dxa"/>
+              <w:left w:w="120" w:type="dxa"/>
+              <w:right w:w="120" w:type="dxa"/>
             </w:tcMar>
-            <w:tcBorders>
-              <w:top w:val="single" w:sz="4" w:space="0" w:color="CBD5E1"/>
-              <w:left w:val="single" w:sz="4" w:space="0" w:color="CBD5E1"/>
-              <w:bottom w:val="single" w:sz="4" w:space="0" w:color="CBD5E1"/>
-              <w:right w:val="single" w:sz="4" w:space="0" w:color="CBD5E1"/>
-            </w:tcBorders>
           </w:tcPr>
           <w:p>
             <w:r>
+              <w:rPr>
+                <w:rFonts w:ascii="Inter" w:hAnsi="Inter"/>
+                <w:sz w:val="19"/>
+              </w:rPr>
               <w:t>1,2%</w:t>
             </w:r>
           </w:p>
@@ -922,92 +569,81 @@
       <w:tr>
         <w:tc>
           <w:tcPr>
-            <w:tcW w:type="dxa" w:w="2268"/>
-            <w:shd w:fill="F8FAFC"/>
+            <w:tcW w:type="dxa" w:w="2340"/>
             <w:tcMar>
-              <w:top w:w="80" w:type="dxa"/>
-              <w:bottom w:w="80" w:type="dxa"/>
-              <w:left w:w="100" w:type="dxa"/>
-              <w:right w:w="100" w:type="dxa"/>
+              <w:top w:w="100" w:type="dxa"/>
+              <w:bottom w:w="100" w:type="dxa"/>
+              <w:left w:w="120" w:type="dxa"/>
+              <w:right w:w="120" w:type="dxa"/>
             </w:tcMar>
-            <w:tcBorders>
-              <w:top w:val="single" w:sz="4" w:space="0" w:color="CBD5E1"/>
-              <w:left w:val="single" w:sz="4" w:space="0" w:color="CBD5E1"/>
-              <w:bottom w:val="single" w:sz="4" w:space="0" w:color="CBD5E1"/>
-              <w:right w:val="single" w:sz="4" w:space="0" w:color="CBD5E1"/>
-            </w:tcBorders>
           </w:tcPr>
           <w:p>
             <w:r>
-              <w:t>25 a 29 años (Jóvenes Adultos en Mercado Laboral)</w:t>
+              <w:rPr>
+                <w:rFonts w:ascii="Inter" w:hAnsi="Inter"/>
+                <w:b/>
+                <w:sz w:val="19"/>
+              </w:rPr>
+              <w:t>25 a 29 años (Jóvenes Adultos)</w:t>
             </w:r>
           </w:p>
         </w:tc>
         <w:tc>
           <w:tcPr>
-            <w:tcW w:type="dxa" w:w="2268"/>
-            <w:shd w:fill="F8FAFC"/>
+            <w:tcW w:type="dxa" w:w="2340"/>
             <w:tcMar>
-              <w:top w:w="80" w:type="dxa"/>
-              <w:bottom w:w="80" w:type="dxa"/>
-              <w:left w:w="100" w:type="dxa"/>
-              <w:right w:w="100" w:type="dxa"/>
+              <w:top w:w="100" w:type="dxa"/>
+              <w:bottom w:w="100" w:type="dxa"/>
+              <w:left w:w="120" w:type="dxa"/>
+              <w:right w:w="120" w:type="dxa"/>
             </w:tcMar>
-            <w:tcBorders>
-              <w:top w:val="single" w:sz="4" w:space="0" w:color="CBD5E1"/>
-              <w:left w:val="single" w:sz="4" w:space="0" w:color="CBD5E1"/>
-              <w:bottom w:val="single" w:sz="4" w:space="0" w:color="CBD5E1"/>
-              <w:right w:val="single" w:sz="4" w:space="0" w:color="CBD5E1"/>
-            </w:tcBorders>
           </w:tcPr>
           <w:p>
             <w:r>
+              <w:rPr>
+                <w:rFonts w:ascii="Inter" w:hAnsi="Inter"/>
+                <w:sz w:val="19"/>
+              </w:rPr>
               <w:t>22,4%</w:t>
             </w:r>
           </w:p>
         </w:tc>
         <w:tc>
           <w:tcPr>
-            <w:tcW w:type="dxa" w:w="2268"/>
-            <w:shd w:fill="F8FAFC"/>
+            <w:tcW w:type="dxa" w:w="2340"/>
             <w:tcMar>
-              <w:top w:w="80" w:type="dxa"/>
-              <w:bottom w:w="80" w:type="dxa"/>
-              <w:left w:w="100" w:type="dxa"/>
-              <w:right w:w="100" w:type="dxa"/>
+              <w:top w:w="100" w:type="dxa"/>
+              <w:bottom w:w="100" w:type="dxa"/>
+              <w:left w:w="120" w:type="dxa"/>
+              <w:right w:w="120" w:type="dxa"/>
             </w:tcMar>
-            <w:tcBorders>
-              <w:top w:val="single" w:sz="4" w:space="0" w:color="CBD5E1"/>
-              <w:left w:val="single" w:sz="4" w:space="0" w:color="CBD5E1"/>
-              <w:bottom w:val="single" w:sz="4" w:space="0" w:color="CBD5E1"/>
-              <w:right w:val="single" w:sz="4" w:space="0" w:color="CBD5E1"/>
-            </w:tcBorders>
           </w:tcPr>
           <w:p>
             <w:r>
+              <w:rPr>
+                <w:rFonts w:ascii="Inter" w:hAnsi="Inter"/>
+                <w:sz w:val="19"/>
+              </w:rPr>
               <w:t>76,4%</w:t>
             </w:r>
           </w:p>
         </w:tc>
         <w:tc>
           <w:tcPr>
-            <w:tcW w:type="dxa" w:w="2268"/>
-            <w:shd w:fill="F8FAFC"/>
+            <w:tcW w:type="dxa" w:w="2340"/>
             <w:tcMar>
-              <w:top w:w="80" w:type="dxa"/>
-              <w:bottom w:w="80" w:type="dxa"/>
-              <w:left w:w="100" w:type="dxa"/>
-              <w:right w:w="100" w:type="dxa"/>
+              <w:top w:w="100" w:type="dxa"/>
+              <w:bottom w:w="100" w:type="dxa"/>
+              <w:left w:w="120" w:type="dxa"/>
+              <w:right w:w="120" w:type="dxa"/>
             </w:tcMar>
-            <w:tcBorders>
-              <w:top w:val="single" w:sz="4" w:space="0" w:color="CBD5E1"/>
-              <w:left w:val="single" w:sz="4" w:space="0" w:color="CBD5E1"/>
-              <w:bottom w:val="single" w:sz="4" w:space="0" w:color="CBD5E1"/>
-              <w:right w:val="single" w:sz="4" w:space="0" w:color="CBD5E1"/>
-            </w:tcBorders>
           </w:tcPr>
           <w:p>
             <w:r>
+              <w:rPr>
+                <w:rFonts w:ascii="Inter" w:hAnsi="Inter"/>
+                <w:sz w:val="19"/>
+              </w:rPr>
               <w:t>1,2%</w:t>
             </w:r>
           </w:p>
@@ -1016,92 +652,81 @@
       <w:tr>
         <w:tc>
           <w:tcPr>
-            <w:tcW w:type="dxa" w:w="2268"/>
-            <w:shd w:fill="FFFFFF"/>
+            <w:tcW w:type="dxa" w:w="2340"/>
             <w:tcMar>
-              <w:top w:w="80" w:type="dxa"/>
-              <w:bottom w:w="80" w:type="dxa"/>
-              <w:left w:w="100" w:type="dxa"/>
-              <w:right w:w="100" w:type="dxa"/>
+              <w:top w:w="100" w:type="dxa"/>
+              <w:bottom w:w="100" w:type="dxa"/>
+              <w:left w:w="120" w:type="dxa"/>
+              <w:right w:w="120" w:type="dxa"/>
             </w:tcMar>
-            <w:tcBorders>
-              <w:top w:val="single" w:sz="4" w:space="0" w:color="CBD5E1"/>
-              <w:left w:val="single" w:sz="4" w:space="0" w:color="CBD5E1"/>
-              <w:bottom w:val="single" w:sz="4" w:space="0" w:color="CBD5E1"/>
-              <w:right w:val="single" w:sz="4" w:space="0" w:color="CBD5E1"/>
-            </w:tcBorders>
           </w:tcPr>
           <w:p>
             <w:r>
-              <w:t>30 años y más (Población Adulta y Mayor)</w:t>
+              <w:rPr>
+                <w:rFonts w:ascii="Inter" w:hAnsi="Inter"/>
+                <w:b/>
+                <w:sz w:val="19"/>
+              </w:rPr>
+              <w:t>30 años y más (Adultos)</w:t>
             </w:r>
           </w:p>
         </w:tc>
         <w:tc>
           <w:tcPr>
-            <w:tcW w:type="dxa" w:w="2268"/>
-            <w:shd w:fill="FFFFFF"/>
+            <w:tcW w:type="dxa" w:w="2340"/>
             <w:tcMar>
-              <w:top w:w="80" w:type="dxa"/>
-              <w:bottom w:w="80" w:type="dxa"/>
-              <w:left w:w="100" w:type="dxa"/>
-              <w:right w:w="100" w:type="dxa"/>
+              <w:top w:w="100" w:type="dxa"/>
+              <w:bottom w:w="100" w:type="dxa"/>
+              <w:left w:w="120" w:type="dxa"/>
+              <w:right w:w="120" w:type="dxa"/>
             </w:tcMar>
-            <w:tcBorders>
-              <w:top w:val="single" w:sz="4" w:space="0" w:color="CBD5E1"/>
-              <w:left w:val="single" w:sz="4" w:space="0" w:color="CBD5E1"/>
-              <w:bottom w:val="single" w:sz="4" w:space="0" w:color="CBD5E1"/>
-              <w:right w:val="single" w:sz="4" w:space="0" w:color="CBD5E1"/>
-            </w:tcBorders>
           </w:tcPr>
           <w:p>
             <w:r>
+              <w:rPr>
+                <w:rFonts w:ascii="Inter" w:hAnsi="Inter"/>
+                <w:sz w:val="19"/>
+              </w:rPr>
               <w:t>4,8%</w:t>
             </w:r>
           </w:p>
         </w:tc>
         <w:tc>
           <w:tcPr>
-            <w:tcW w:type="dxa" w:w="2268"/>
-            <w:shd w:fill="FFFFFF"/>
+            <w:tcW w:type="dxa" w:w="2340"/>
             <w:tcMar>
-              <w:top w:w="80" w:type="dxa"/>
-              <w:bottom w:w="80" w:type="dxa"/>
-              <w:left w:w="100" w:type="dxa"/>
-              <w:right w:w="100" w:type="dxa"/>
+              <w:top w:w="100" w:type="dxa"/>
+              <w:bottom w:w="100" w:type="dxa"/>
+              <w:left w:w="120" w:type="dxa"/>
+              <w:right w:w="120" w:type="dxa"/>
             </w:tcMar>
-            <w:tcBorders>
-              <w:top w:val="single" w:sz="4" w:space="0" w:color="CBD5E1"/>
-              <w:left w:val="single" w:sz="4" w:space="0" w:color="CBD5E1"/>
-              <w:bottom w:val="single" w:sz="4" w:space="0" w:color="CBD5E1"/>
-              <w:right w:val="single" w:sz="4" w:space="0" w:color="CBD5E1"/>
-            </w:tcBorders>
           </w:tcPr>
           <w:p>
             <w:r>
+              <w:rPr>
+                <w:rFonts w:ascii="Inter" w:hAnsi="Inter"/>
+                <w:sz w:val="19"/>
+              </w:rPr>
               <w:t>93,7%</w:t>
             </w:r>
           </w:p>
         </w:tc>
         <w:tc>
           <w:tcPr>
-            <w:tcW w:type="dxa" w:w="2268"/>
-            <w:shd w:fill="FFFFFF"/>
+            <w:tcW w:type="dxa" w:w="2340"/>
             <w:tcMar>
-              <w:top w:w="80" w:type="dxa"/>
-              <w:bottom w:w="80" w:type="dxa"/>
-              <w:left w:w="100" w:type="dxa"/>
-              <w:right w:w="100" w:type="dxa"/>
+              <w:top w:w="100" w:type="dxa"/>
+              <w:bottom w:w="100" w:type="dxa"/>
+              <w:left w:w="120" w:type="dxa"/>
+              <w:right w:w="120" w:type="dxa"/>
             </w:tcMar>
-            <w:tcBorders>
-              <w:top w:val="single" w:sz="4" w:space="0" w:color="CBD5E1"/>
-              <w:left w:val="single" w:sz="4" w:space="0" w:color="CBD5E1"/>
-              <w:bottom w:val="single" w:sz="4" w:space="0" w:color="CBD5E1"/>
-              <w:right w:val="single" w:sz="4" w:space="0" w:color="CBD5E1"/>
-            </w:tcBorders>
           </w:tcPr>
           <w:p>
             <w:r>
+              <w:rPr>
+                <w:rFonts w:ascii="Inter" w:hAnsi="Inter"/>
+                <w:sz w:val="19"/>
+              </w:rPr>
               <w:t>1,5%</w:t>
             </w:r>
           </w:p>
@@ -1110,26 +735,14 @@
     </w:tbl>
     <w:p>
       <w:pPr>
-        <w:spacing w:before="60" w:after="240"/>
+        <w:spacing w:after="200"/>
       </w:pPr>
-      <w:r>
-        <w:rPr>
-          <w:i/>
-          <w:color w:val="64748B"/>
-          <w:sz w:val="18"/>
-        </w:rPr>
-        <w:t>📌 Fuente y Referencia Estadística: INDEC. Censo Nacional de Población, Hogares y Viviendas 2022. Resultados definitivos de condición de asistencia escolar por grupo de edad y sexo registrado al nacer en el Partido de Tres de Febrero (`06840`).</w:t>
-      </w:r>
     </w:p>
     <w:p>
-      <w:pPr>
-        <w:spacing w:before="200" w:after="40"/>
-        <w:jc w:val="center"/>
-      </w:pPr>
       <w:r>
         <w:drawing>
           <wp:inline xmlns:a="http://schemas.openxmlformats.org/drawingml/2006/main" xmlns:pic="http://schemas.openxmlformats.org/drawingml/2006/picture">
-            <wp:extent cx="5577840" cy="3067812"/>
+            <wp:extent cx="5669280" cy="3383589"/>
             <wp:docPr id="1" name="Picture 1"/>
             <wp:cNvGraphicFramePr>
               <a:graphicFrameLocks noChangeAspect="1"/>
@@ -1142,7 +755,7 @@
                     <pic:cNvPicPr/>
                   </pic:nvPicPr>
                   <pic:blipFill>
-                    <a:blip r:embed="rId10"/>
+                    <a:blip r:embed="rId9"/>
                     <a:stretch>
                       <a:fillRect/>
                     </a:stretch>
@@ -1150,7 +763,7 @@
                   <pic:spPr>
                     <a:xfrm>
                       <a:off x="0" y="0"/>
-                      <a:ext cx="5577840" cy="3067812"/>
+                      <a:ext cx="5669280" cy="3383589"/>
                     </a:xfrm>
                     <a:prstGeom prst="rect"/>
                   </pic:spPr>
@@ -1163,123 +776,156 @@
     </w:p>
     <w:p>
       <w:pPr>
-        <w:spacing w:after="80"/>
         <w:jc w:val="center"/>
       </w:pPr>
       <w:r>
         <w:rPr>
-          <w:b/>
-          <w:color w:val="334155"/>
-          <w:sz w:val="19"/>
+          <w:i/>
+          <w:sz w:val="17"/>
         </w:rPr>
-        <w:t>Gráfico 1: Condición de Asistencia Escolar según Franjas Etarias en Tres de Febrero (Censo 2022).</w:t>
+        <w:t>Figura 1: Condición de asistencia escolar por franja etaria en Tres de Febrero (INDEC 2022).</w:t>
       </w:r>
     </w:p>
     <w:p>
       <w:pPr>
-        <w:spacing w:before="60" w:after="240"/>
+        <w:pStyle w:val="Heading1"/>
+        <w:spacing w:before="320" w:after="120"/>
       </w:pPr>
       <w:r>
         <w:rPr>
-          <w:i/>
-          <w:color w:val="64748B"/>
-          <w:sz w:val="18"/>
+          <w:rFonts w:ascii="Montserrat" w:hAnsi="Montserrat"/>
+          <w:b/>
+          <w:color w:val="163C68"/>
+          <w:sz w:val="34"/>
         </w:rPr>
-        <w:t>📌 Fuente y Referencia Estadística: INDEC Censo 2022 (Procesamiento propio del ASIS-Educativo de Tres de Febrero).</w:t>
+        <w:t>2. Escuelas Municipales, Formación Docente Superior y Articulación UNTREF</w:t>
+      </w:r>
+    </w:p>
+    <w:p>
+      <w:r>
+        <w:rPr>
+          <w:rFonts w:ascii="Inter" w:hAnsi="Inter"/>
+        </w:rPr>
+        <w:t>Según el portal oficial de la Municipalidad de Tres de Febrero, el distrito cuenta con tres escuelas municipales de prestigio, gratuitas y de excelencia académica para todos los vecinos de la región, complementadas por el polo universitario local (</w:t>
+      </w:r>
+      <w:r>
+        <w:rPr>
+          <w:b/>
+        </w:rPr>
+        <w:t>UNTREF</w:t>
+      </w:r>
+      <w:r>
+        <w:rPr>
+          <w:rFonts w:ascii="Inter" w:hAnsi="Inter"/>
+        </w:rPr>
+        <w:t>):</w:t>
+      </w:r>
+    </w:p>
+    <w:p>
+      <w:r>
+        <w:rPr>
+          <w:b/>
+          <w:color w:val="163C68"/>
+        </w:rPr>
+        <w:t xml:space="preserve">• CAPACYT — Centro Municipal de Capacitación Superior: </w:t>
+      </w:r>
+      <w:r>
+        <w:rPr>
+          <w:rFonts w:ascii="Inter" w:hAnsi="Inter"/>
+        </w:rPr>
+        <w:t>Institución de formación superior que otorga títulos oficiales con validez nacional. Prepara profesionales de la educación en tres profesorados estratégicos para el ciclo lectivo 2026: Profesorado de Educación Inicial, Profesorado de Educación Primaria y Profesorado de Psicología. Cuenta con equipo docente especializado, bedelía, modalidad presencial e inscripción por orientación vocacional (Consultas: 7724-8433).</w:t>
+      </w:r>
+    </w:p>
+    <w:p>
+      <w:r>
+        <w:rPr>
+          <w:b/>
+          <w:color w:val="163C68"/>
+        </w:rPr>
+        <w:t xml:space="preserve">• EMAC — Escuela Municipal de Arte y Comunicación: </w:t>
+      </w:r>
+      <w:r>
+        <w:rPr>
+          <w:rFonts w:ascii="Inter" w:hAnsi="Inter"/>
+        </w:rPr>
+        <w:t>Sede central ubicada en Urquiza 4750 (1° piso, Caseros). Permite descubrir y profesionalizar el mundo del diseño, el arte y la comunicación en un solo espacio, ofreciendo seis Tramos Formativos oficiales para elegir en turnos mañana, tarde y noche: Artes Visuales, Arte Dramático, Danzas Clásicas y Contemporáneas, Diseño de Indumentaria, Periodismo Digital y Escritura Creativa. Sede donde además cursan los talleres municipales de robótica y pensamiento matemático.</w:t>
+      </w:r>
+    </w:p>
+    <w:p>
+      <w:r>
+        <w:rPr>
+          <w:b/>
+          <w:color w:val="163C68"/>
+        </w:rPr>
+        <w:t xml:space="preserve">• EMMU — Escuela Municipal de Música: </w:t>
+      </w:r>
+      <w:r>
+        <w:rPr>
+          <w:rFonts w:ascii="Inter" w:hAnsi="Inter"/>
+        </w:rPr>
+        <w:t>Sede ubicada en Valentín Gómez 4726 (Caseros). Formación instrumental integral que invita a formarse como músico/a especializado o en canto lírico. Dispone de orientaciones con opción de 7 instrumentos para elegir (piano, violín, saxo, guitarra, batería, entre otros), impartidos en turnos tarde y noche con muestras artísticas permanentes.</w:t>
+      </w:r>
+    </w:p>
+    <w:p>
+      <w:r>
+        <w:rPr>
+          <w:b/>
+          <w:color w:val="163C68"/>
+        </w:rPr>
+        <w:t xml:space="preserve">• UNTREF — Universidad Nacional de Tres de Febrero: </w:t>
+      </w:r>
+      <w:r>
+        <w:rPr>
+          <w:rFonts w:ascii="Inter" w:hAnsi="Inter"/>
+        </w:rPr>
+        <w:t>Polo de educación universitaria e investigación científica con sedes céntricas en Caseros (Valentín Gómez 4752) y Sáenz Peña (Mosconi 2736). El acceso de jóvenes de 18 a 24 años a la universidad en 3F alcanza el 48,6%, impulsado por la vinculación directa entre el nivel secundario municipal y la oferta académica de UNTREF.</w:t>
       </w:r>
     </w:p>
     <w:p>
       <w:pPr>
-        <w:spacing w:before="280" w:after="120"/>
+        <w:pStyle w:val="Heading1"/>
+        <w:spacing w:before="320" w:after="120"/>
       </w:pPr>
       <w:r>
         <w:rPr>
-          <w:rFonts w:ascii="Calibri" w:hAnsi="Calibri"/>
-          <w:b/>
-          <w:color w:val="F69321"/>
-          <w:sz w:val="28"/>
-        </w:rPr>
-        <w:t>Análisis Cualitativo de Brechas por Género y Población Objetivo para FinEs</w:t>
-      </w:r>
-    </w:p>
-    <w:p>
-      <w:pPr>
-        <w:spacing w:after="160" w:line="283" w:lineRule="auto"/>
-      </w:pPr>
-      <w:r>
-        <w:rPr>
-          <w:rFonts w:ascii="Calibri" w:hAnsi="Calibri"/>
-          <w:b/>
-          <w:color w:val="0E2A49"/>
-          <w:sz w:val="22"/>
-        </w:rPr>
-        <w:t xml:space="preserve">Brechas de Género y Retención Escolar: </w:t>
-      </w:r>
-      <w:r>
-        <w:rPr>
-          <w:rFonts w:ascii="Calibri" w:hAnsi="Calibri"/>
-          <w:color w:val="1E293B"/>
-          <w:sz w:val="22"/>
-        </w:rPr>
-        <w:t>Al desglosar la asistencia y terminalidad educativa según el sexo registrado al nacer (191.214 mujeres y 172.962 varones censados), los cuadros estadísticos demuestran que las mujeres en Tres de Febrero registran sistemáticamente mayores tasas de permanencia en el nivel secundario (96,2% en mujeres de 12 a 17 años vs 94,6% en varones) y una marcada prevalencia en la educación superior y universitaria en la franja de 18 a 24 años (53,4% en mujeres frente al 43,5% en varones).</w:t>
-      </w:r>
-    </w:p>
-    <w:p>
-      <w:pPr>
-        <w:spacing w:after="160" w:line="283" w:lineRule="auto"/>
-      </w:pPr>
-      <w:r>
-        <w:rPr>
-          <w:rFonts w:ascii="Calibri" w:hAnsi="Calibri"/>
-          <w:b/>
-          <w:color w:val="0E2A49"/>
-          <w:sz w:val="22"/>
-        </w:rPr>
-        <w:t xml:space="preserve">Población Objetivo de Terminalidad Educativa: </w:t>
-      </w:r>
-      <w:r>
-        <w:rPr>
-          <w:rFonts w:ascii="Calibri" w:hAnsi="Calibri"/>
-          <w:color w:val="1E293B"/>
-          <w:sz w:val="22"/>
-        </w:rPr>
-        <w:t>Por otra parte, el universo de jóvenes y adultos en las franjas de 18 a 29 años que declaran haber 'asistido en el pasado' sin haber completado el nivel secundario constituye la población objetivo prioritaria del municipio para orientar las sedes y comisiones del Plan FinEs Municipal y los dispositivos de reingreso educativo. En paralelo, el 1,5% de adultos de ≥30 años que 'nunca asistió' marca el mapa exacto para focalizar los Centros y Talleres Municipales de Alfabetización Comunitaria.</w:t>
-      </w:r>
-    </w:p>
-    <w:p>
-      <w:pPr>
-        <w:spacing w:before="360" w:after="160"/>
-      </w:pPr>
-      <w:r>
-        <w:rPr>
-          <w:rFonts w:ascii="Calibri" w:hAnsi="Calibri"/>
+          <w:rFonts w:ascii="Montserrat" w:hAnsi="Montserrat"/>
           <w:b/>
           <w:color w:val="163C68"/>
           <w:sz w:val="34"/>
         </w:rPr>
-        <w:t>3. Máximo Nivel Educativo Alcanzado: Tres de Febrero vs. Conurbano GBA</w:t>
+        <w:t>3. Ecosistema de Primera Infancia: Red de 27 Jardines Municipales</w:t>
       </w:r>
     </w:p>
     <w:p>
-      <w:pPr>
-        <w:spacing w:after="160" w:line="283" w:lineRule="auto"/>
-      </w:pPr>
       <w:r>
         <w:rPr>
-          <w:rFonts w:ascii="Calibri" w:hAnsi="Calibri"/>
-          <w:b/>
-          <w:color w:val="0E2A49"/>
-          <w:sz w:val="22"/>
+          <w:rFonts w:ascii="Inter" w:hAnsi="Inter"/>
         </w:rPr>
-        <w:t xml:space="preserve">Sobrerrepresentación de Nivel Medio y Superior: </w:t>
+        <w:t xml:space="preserve">La Dirección de Primera Infancia de la Municipalidad de Tres de Febrero forma parte de la Secretaría de Educación y Desarrollo Humano, un ecosistema que contempla </w:t>
       </w:r>
       <w:r>
         <w:rPr>
-          <w:rFonts w:ascii="Calibri" w:hAnsi="Calibri"/>
-          <w:color w:val="1E293B"/>
-          <w:sz w:val="22"/>
+          <w:b/>
         </w:rPr>
-        <w:t>El indicador epidemiológico y social más contundente sobre la calificación del capital humano en Tres de Febrero lo otorga el análisis del máximo nivel educativo completado por la población de 25 años y más. En este plano, el municipio exhibe un perfil educacional de excelencia, situándose holgadamente por encima del promedio consolidado de los 24 partidos del Gran Buenos Aires (GBA) y de la media de la Provincia de Buenos Aires.</w:t>
+        <w:t>27 jardines municipales (25 jardines de infantes y 2 jardines maternales)</w:t>
+      </w:r>
+      <w:r>
+        <w:rPr>
+          <w:rFonts w:ascii="Inter" w:hAnsi="Inter"/>
+        </w:rPr>
+        <w:t xml:space="preserve"> distribuidos en las 15 localidades del distrito. A partir de 2026, los jardines </w:t>
+      </w:r>
+      <w:r>
+        <w:rPr>
+          <w:b/>
+        </w:rPr>
+        <w:t>Ardillitas Traviesas, Arenales, Evita, José Hernández y Ternuritas contarán con Jornada Completa con Almuerzo</w:t>
+      </w:r>
+      <w:r>
+        <w:rPr>
+          <w:rFonts w:ascii="Inter" w:hAnsi="Inter"/>
+        </w:rPr>
+        <w:t>, mientras que el resto mantendrá la propuesta pedagógica de jornada simple con talleres de alfabetización digital, robótica e iniciación al inglés. A continuación se presenta el listado oficial y verificado de sedes por localidad:</w:t>
       </w:r>
     </w:p>
     <w:tbl>
@@ -1289,19 +935,108 @@
         <w:tblLook w:firstColumn="1" w:firstRow="1" w:lastColumn="0" w:lastRow="0" w:noHBand="0" w:noVBand="1" w:val="04A0"/>
       </w:tblPr>
       <w:tblGrid>
-        <w:gridCol w:w="2268"/>
-        <w:gridCol w:w="2268"/>
-        <w:gridCol w:w="2268"/>
-        <w:gridCol w:w="2268"/>
+        <w:gridCol w:w="2340"/>
+        <w:gridCol w:w="2340"/>
+        <w:gridCol w:w="2340"/>
+        <w:gridCol w:w="2340"/>
       </w:tblGrid>
       <w:tr>
         <w:tc>
           <w:tcPr>
-            <w:tcW w:type="dxa" w:w="2268"/>
+            <w:tcW w:type="dxa" w:w="2340"/>
             <w:shd w:fill="163C68"/>
             <w:tcMar>
-              <w:top w:w="90" w:type="dxa"/>
-              <w:bottom w:w="90" w:type="dxa"/>
+              <w:top w:w="120" w:type="dxa"/>
+              <w:bottom w:w="120" w:type="dxa"/>
+              <w:left w:w="120" w:type="dxa"/>
+              <w:right w:w="120" w:type="dxa"/>
+            </w:tcMar>
+          </w:tcPr>
+          <w:p>
+            <w:r>
+              <w:rPr>
+                <w:b/>
+                <w:color w:val="FFFFFF"/>
+                <w:sz w:val="19"/>
+              </w:rPr>
+              <w:t>Localidad</w:t>
+            </w:r>
+          </w:p>
+        </w:tc>
+        <w:tc>
+          <w:tcPr>
+            <w:tcW w:type="dxa" w:w="2340"/>
+            <w:shd w:fill="163C68"/>
+            <w:tcMar>
+              <w:top w:w="120" w:type="dxa"/>
+              <w:bottom w:w="120" w:type="dxa"/>
+              <w:left w:w="120" w:type="dxa"/>
+              <w:right w:w="120" w:type="dxa"/>
+            </w:tcMar>
+          </w:tcPr>
+          <w:p>
+            <w:r>
+              <w:rPr>
+                <w:b/>
+                <w:color w:val="FFFFFF"/>
+                <w:sz w:val="19"/>
+              </w:rPr>
+              <w:t>Nombre Oficial del Jardín Municipal</w:t>
+            </w:r>
+          </w:p>
+        </w:tc>
+        <w:tc>
+          <w:tcPr>
+            <w:tcW w:type="dxa" w:w="2340"/>
+            <w:shd w:fill="163C68"/>
+            <w:tcMar>
+              <w:top w:w="120" w:type="dxa"/>
+              <w:bottom w:w="120" w:type="dxa"/>
+              <w:left w:w="120" w:type="dxa"/>
+              <w:right w:w="120" w:type="dxa"/>
+            </w:tcMar>
+          </w:tcPr>
+          <w:p>
+            <w:r>
+              <w:rPr>
+                <w:b/>
+                <w:color w:val="FFFFFF"/>
+                <w:sz w:val="19"/>
+              </w:rPr>
+              <w:t>Dirección Georreferenciada</w:t>
+            </w:r>
+          </w:p>
+        </w:tc>
+        <w:tc>
+          <w:tcPr>
+            <w:tcW w:type="dxa" w:w="2340"/>
+            <w:shd w:fill="163C68"/>
+            <w:tcMar>
+              <w:top w:w="120" w:type="dxa"/>
+              <w:bottom w:w="120" w:type="dxa"/>
+              <w:left w:w="120" w:type="dxa"/>
+              <w:right w:w="120" w:type="dxa"/>
+            </w:tcMar>
+          </w:tcPr>
+          <w:p>
+            <w:r>
+              <w:rPr>
+                <w:b/>
+                <w:color w:val="FFFFFF"/>
+                <w:sz w:val="19"/>
+              </w:rPr>
+              <w:t>Teléfono / Modalidad</w:t>
+            </w:r>
+          </w:p>
+        </w:tc>
+      </w:tr>
+      <w:tr>
+        <w:tc>
+          <w:tcPr>
+            <w:tcW w:type="dxa" w:w="2340"/>
+            <w:tcMar>
+              <w:top w:w="80" w:type="dxa"/>
+              <w:bottom w:w="80" w:type="dxa"/>
               <w:left w:w="100" w:type="dxa"/>
               <w:right w:w="100" w:type="dxa"/>
             </w:tcMar>
@@ -1309,20 +1044,19 @@
           <w:p>
             <w:r>
               <w:rPr>
-                <w:b/>
-                <w:color w:val="FFFFFF"/>
+                <w:rFonts w:ascii="Inter" w:hAnsi="Inter"/>
+                <w:sz w:val="17"/>
               </w:rPr>
-              <w:t>Máximo Nivel Educativo Alcanzado (≥25 años)</w:t>
+              <w:t>Caseros</w:t>
             </w:r>
           </w:p>
         </w:tc>
         <w:tc>
           <w:tcPr>
-            <w:tcW w:type="dxa" w:w="2268"/>
-            <w:shd w:fill="163C68"/>
+            <w:tcW w:type="dxa" w:w="2340"/>
             <w:tcMar>
-              <w:top w:w="90" w:type="dxa"/>
-              <w:bottom w:w="90" w:type="dxa"/>
+              <w:top w:w="80" w:type="dxa"/>
+              <w:bottom w:w="80" w:type="dxa"/>
               <w:left w:w="100" w:type="dxa"/>
               <w:right w:w="100" w:type="dxa"/>
             </w:tcMar>
@@ -1330,20 +1064,20 @@
           <w:p>
             <w:r>
               <w:rPr>
+                <w:rFonts w:ascii="Inter" w:hAnsi="Inter"/>
                 <w:b/>
-                <w:color w:val="FFFFFF"/>
+                <w:sz w:val="17"/>
               </w:rPr>
-              <w:t>Tres de Febrero (Censo 2022)</w:t>
+              <w:t>Ardillitas traviesas</w:t>
             </w:r>
           </w:p>
         </w:tc>
         <w:tc>
           <w:tcPr>
-            <w:tcW w:type="dxa" w:w="2268"/>
-            <w:shd w:fill="163C68"/>
+            <w:tcW w:type="dxa" w:w="2340"/>
             <w:tcMar>
-              <w:top w:w="90" w:type="dxa"/>
-              <w:bottom w:w="90" w:type="dxa"/>
+              <w:top w:w="80" w:type="dxa"/>
+              <w:bottom w:w="80" w:type="dxa"/>
               <w:left w:w="100" w:type="dxa"/>
               <w:right w:w="100" w:type="dxa"/>
             </w:tcMar>
@@ -1351,20 +1085,19 @@
           <w:p>
             <w:r>
               <w:rPr>
-                <w:b/>
-                <w:color w:val="FFFFFF"/>
+                <w:rFonts w:ascii="Inter" w:hAnsi="Inter"/>
+                <w:sz w:val="17"/>
               </w:rPr>
-              <w:t>Promedio 24 Partidos GBA</w:t>
+              <w:t>Guaminí 5250</w:t>
             </w:r>
           </w:p>
         </w:tc>
         <w:tc>
           <w:tcPr>
-            <w:tcW w:type="dxa" w:w="2268"/>
-            <w:shd w:fill="163C68"/>
+            <w:tcW w:type="dxa" w:w="2340"/>
             <w:tcMar>
-              <w:top w:w="90" w:type="dxa"/>
-              <w:bottom w:w="90" w:type="dxa"/>
+              <w:top w:w="80" w:type="dxa"/>
+              <w:bottom w:w="80" w:type="dxa"/>
               <w:left w:w="100" w:type="dxa"/>
               <w:right w:w="100" w:type="dxa"/>
             </w:tcMar>
@@ -1372,10 +1105,10 @@
           <w:p>
             <w:r>
               <w:rPr>
-                <w:b/>
-                <w:color w:val="FFFFFF"/>
+                <w:rFonts w:ascii="Inter" w:hAnsi="Inter"/>
+                <w:sz w:val="17"/>
               </w:rPr>
-              <w:t>Provincia de Buenos Aires</w:t>
+              <w:t>11-5490-9736 (Jornada Completa c/ Almuerzo)</w:t>
             </w:r>
           </w:p>
         </w:tc>
@@ -1383,97 +1116,82 @@
       <w:tr>
         <w:tc>
           <w:tcPr>
-            <w:tcW w:type="dxa" w:w="2268"/>
-            <w:shd w:fill="F8FAFC"/>
+            <w:tcW w:type="dxa" w:w="2340"/>
             <w:tcMar>
               <w:top w:w="80" w:type="dxa"/>
               <w:bottom w:w="80" w:type="dxa"/>
               <w:left w:w="100" w:type="dxa"/>
               <w:right w:w="100" w:type="dxa"/>
             </w:tcMar>
-            <w:tcBorders>
-              <w:top w:val="single" w:sz="4" w:space="0" w:color="CBD5E1"/>
-              <w:left w:val="single" w:sz="4" w:space="0" w:color="CBD5E1"/>
-              <w:bottom w:val="single" w:sz="4" w:space="0" w:color="CBD5E1"/>
-              <w:right w:val="single" w:sz="4" w:space="0" w:color="CBD5E1"/>
-            </w:tcBorders>
           </w:tcPr>
           <w:p>
             <w:r>
-              <w:t>Universitario / Posgrado Completo</w:t>
+              <w:rPr>
+                <w:rFonts w:ascii="Inter" w:hAnsi="Inter"/>
+                <w:sz w:val="17"/>
+              </w:rPr>
+              <w:t>Caseros</w:t>
             </w:r>
           </w:p>
         </w:tc>
         <w:tc>
           <w:tcPr>
-            <w:tcW w:type="dxa" w:w="2268"/>
-            <w:shd w:fill="F8FAFC"/>
+            <w:tcW w:type="dxa" w:w="2340"/>
             <w:tcMar>
               <w:top w:w="80" w:type="dxa"/>
               <w:bottom w:w="80" w:type="dxa"/>
               <w:left w:w="100" w:type="dxa"/>
               <w:right w:w="100" w:type="dxa"/>
             </w:tcMar>
-            <w:tcBorders>
-              <w:top w:val="single" w:sz="4" w:space="0" w:color="CBD5E1"/>
-              <w:left w:val="single" w:sz="4" w:space="0" w:color="CBD5E1"/>
-              <w:bottom w:val="single" w:sz="4" w:space="0" w:color="CBD5E1"/>
-              <w:right w:val="single" w:sz="4" w:space="0" w:color="CBD5E1"/>
-            </w:tcBorders>
           </w:tcPr>
           <w:p>
             <w:r>
               <w:rPr>
+                <w:rFonts w:ascii="Inter" w:hAnsi="Inter"/>
                 <w:b/>
-                <w:color w:val="163C68"/>
+                <w:sz w:val="17"/>
               </w:rPr>
-              <w:t>16,8%</w:t>
+              <w:t>Bambi</w:t>
             </w:r>
           </w:p>
         </w:tc>
         <w:tc>
           <w:tcPr>
-            <w:tcW w:type="dxa" w:w="2268"/>
-            <w:shd w:fill="F8FAFC"/>
+            <w:tcW w:type="dxa" w:w="2340"/>
             <w:tcMar>
               <w:top w:w="80" w:type="dxa"/>
               <w:bottom w:w="80" w:type="dxa"/>
               <w:left w:w="100" w:type="dxa"/>
               <w:right w:w="100" w:type="dxa"/>
             </w:tcMar>
-            <w:tcBorders>
-              <w:top w:val="single" w:sz="4" w:space="0" w:color="CBD5E1"/>
-              <w:left w:val="single" w:sz="4" w:space="0" w:color="CBD5E1"/>
-              <w:bottom w:val="single" w:sz="4" w:space="0" w:color="CBD5E1"/>
-              <w:right w:val="single" w:sz="4" w:space="0" w:color="CBD5E1"/>
-            </w:tcBorders>
           </w:tcPr>
           <w:p>
             <w:r>
-              <w:t>10,4%</w:t>
+              <w:rPr>
+                <w:rFonts w:ascii="Inter" w:hAnsi="Inter"/>
+                <w:sz w:val="17"/>
+              </w:rPr>
+              <w:t>Dante 4580</w:t>
             </w:r>
           </w:p>
         </w:tc>
         <w:tc>
           <w:tcPr>
-            <w:tcW w:type="dxa" w:w="2268"/>
-            <w:shd w:fill="F8FAFC"/>
+            <w:tcW w:type="dxa" w:w="2340"/>
             <w:tcMar>
               <w:top w:w="80" w:type="dxa"/>
               <w:bottom w:w="80" w:type="dxa"/>
               <w:left w:w="100" w:type="dxa"/>
               <w:right w:w="100" w:type="dxa"/>
             </w:tcMar>
-            <w:tcBorders>
-              <w:top w:val="single" w:sz="4" w:space="0" w:color="CBD5E1"/>
-              <w:left w:val="single" w:sz="4" w:space="0" w:color="CBD5E1"/>
-              <w:bottom w:val="single" w:sz="4" w:space="0" w:color="CBD5E1"/>
-              <w:right w:val="single" w:sz="4" w:space="0" w:color="CBD5E1"/>
-            </w:tcBorders>
           </w:tcPr>
           <w:p>
             <w:r>
-              <w:t>11,2%</w:t>
+              <w:rPr>
+                <w:rFonts w:ascii="Inter" w:hAnsi="Inter"/>
+                <w:sz w:val="17"/>
+              </w:rPr>
+              <w:t>11-3601-0510 (Jornada Simple)</w:t>
             </w:r>
           </w:p>
         </w:tc>
@@ -1481,93 +1199,82 @@
       <w:tr>
         <w:tc>
           <w:tcPr>
-            <w:tcW w:type="dxa" w:w="2268"/>
-            <w:shd w:fill="FFFFFF"/>
+            <w:tcW w:type="dxa" w:w="2340"/>
             <w:tcMar>
               <w:top w:w="80" w:type="dxa"/>
               <w:bottom w:w="80" w:type="dxa"/>
               <w:left w:w="100" w:type="dxa"/>
               <w:right w:w="100" w:type="dxa"/>
             </w:tcMar>
-            <w:tcBorders>
-              <w:top w:val="single" w:sz="4" w:space="0" w:color="CBD5E1"/>
-              <w:left w:val="single" w:sz="4" w:space="0" w:color="CBD5E1"/>
-              <w:bottom w:val="single" w:sz="4" w:space="0" w:color="CBD5E1"/>
-              <w:right w:val="single" w:sz="4" w:space="0" w:color="CBD5E1"/>
-            </w:tcBorders>
           </w:tcPr>
           <w:p>
             <w:r>
-              <w:t>Universitario / Superior Incompleto</w:t>
+              <w:rPr>
+                <w:rFonts w:ascii="Inter" w:hAnsi="Inter"/>
+                <w:sz w:val="17"/>
+              </w:rPr>
+              <w:t>Caseros</w:t>
             </w:r>
           </w:p>
         </w:tc>
         <w:tc>
           <w:tcPr>
-            <w:tcW w:type="dxa" w:w="2268"/>
-            <w:shd w:fill="FFFFFF"/>
+            <w:tcW w:type="dxa" w:w="2340"/>
             <w:tcMar>
               <w:top w:w="80" w:type="dxa"/>
               <w:bottom w:w="80" w:type="dxa"/>
               <w:left w:w="100" w:type="dxa"/>
               <w:right w:w="100" w:type="dxa"/>
             </w:tcMar>
-            <w:tcBorders>
-              <w:top w:val="single" w:sz="4" w:space="0" w:color="CBD5E1"/>
-              <w:left w:val="single" w:sz="4" w:space="0" w:color="CBD5E1"/>
-              <w:bottom w:val="single" w:sz="4" w:space="0" w:color="CBD5E1"/>
-              <w:right w:val="single" w:sz="4" w:space="0" w:color="CBD5E1"/>
-            </w:tcBorders>
           </w:tcPr>
           <w:p>
             <w:r>
-              <w:t>14,2%</w:t>
+              <w:rPr>
+                <w:rFonts w:ascii="Inter" w:hAnsi="Inter"/>
+                <w:b/>
+                <w:sz w:val="17"/>
+              </w:rPr>
+              <w:t>Bichito de luz</w:t>
             </w:r>
           </w:p>
         </w:tc>
         <w:tc>
           <w:tcPr>
-            <w:tcW w:type="dxa" w:w="2268"/>
-            <w:shd w:fill="FFFFFF"/>
+            <w:tcW w:type="dxa" w:w="2340"/>
             <w:tcMar>
               <w:top w:w="80" w:type="dxa"/>
               <w:bottom w:w="80" w:type="dxa"/>
               <w:left w:w="100" w:type="dxa"/>
               <w:right w:w="100" w:type="dxa"/>
             </w:tcMar>
-            <w:tcBorders>
-              <w:top w:val="single" w:sz="4" w:space="0" w:color="CBD5E1"/>
-              <w:left w:val="single" w:sz="4" w:space="0" w:color="CBD5E1"/>
-              <w:bottom w:val="single" w:sz="4" w:space="0" w:color="CBD5E1"/>
-              <w:right w:val="single" w:sz="4" w:space="0" w:color="CBD5E1"/>
-            </w:tcBorders>
           </w:tcPr>
           <w:p>
             <w:r>
-              <w:t>11,8%</w:t>
+              <w:rPr>
+                <w:rFonts w:ascii="Inter" w:hAnsi="Inter"/>
+                <w:sz w:val="17"/>
+              </w:rPr>
+              <w:t>Ramallo 5201</w:t>
             </w:r>
           </w:p>
         </w:tc>
         <w:tc>
           <w:tcPr>
-            <w:tcW w:type="dxa" w:w="2268"/>
-            <w:shd w:fill="FFFFFF"/>
+            <w:tcW w:type="dxa" w:w="2340"/>
             <w:tcMar>
               <w:top w:w="80" w:type="dxa"/>
               <w:bottom w:w="80" w:type="dxa"/>
               <w:left w:w="100" w:type="dxa"/>
               <w:right w:w="100" w:type="dxa"/>
             </w:tcMar>
-            <w:tcBorders>
-              <w:top w:val="single" w:sz="4" w:space="0" w:color="CBD5E1"/>
-              <w:left w:val="single" w:sz="4" w:space="0" w:color="CBD5E1"/>
-              <w:bottom w:val="single" w:sz="4" w:space="0" w:color="CBD5E1"/>
-              <w:right w:val="single" w:sz="4" w:space="0" w:color="CBD5E1"/>
-            </w:tcBorders>
           </w:tcPr>
           <w:p>
             <w:r>
-              <w:t>12,1%</w:t>
+              <w:rPr>
+                <w:rFonts w:ascii="Inter" w:hAnsi="Inter"/>
+                <w:sz w:val="17"/>
+              </w:rPr>
+              <w:t>11-2383-1311 (Jornada Simple)</w:t>
             </w:r>
           </w:p>
         </w:tc>
@@ -1575,93 +1282,82 @@
       <w:tr>
         <w:tc>
           <w:tcPr>
-            <w:tcW w:type="dxa" w:w="2268"/>
-            <w:shd w:fill="F8FAFC"/>
+            <w:tcW w:type="dxa" w:w="2340"/>
             <w:tcMar>
               <w:top w:w="80" w:type="dxa"/>
               <w:bottom w:w="80" w:type="dxa"/>
               <w:left w:w="100" w:type="dxa"/>
               <w:right w:w="100" w:type="dxa"/>
             </w:tcMar>
-            <w:tcBorders>
-              <w:top w:val="single" w:sz="4" w:space="0" w:color="CBD5E1"/>
-              <w:left w:val="single" w:sz="4" w:space="0" w:color="CBD5E1"/>
-              <w:bottom w:val="single" w:sz="4" w:space="0" w:color="CBD5E1"/>
-              <w:right w:val="single" w:sz="4" w:space="0" w:color="CBD5E1"/>
-            </w:tcBorders>
           </w:tcPr>
           <w:p>
             <w:r>
-              <w:t>Superior No Universitario (Terciario) Completo</w:t>
+              <w:rPr>
+                <w:rFonts w:ascii="Inter" w:hAnsi="Inter"/>
+                <w:sz w:val="17"/>
+              </w:rPr>
+              <w:t>Caseros</w:t>
             </w:r>
           </w:p>
         </w:tc>
         <w:tc>
           <w:tcPr>
-            <w:tcW w:type="dxa" w:w="2268"/>
-            <w:shd w:fill="F8FAFC"/>
+            <w:tcW w:type="dxa" w:w="2340"/>
             <w:tcMar>
               <w:top w:w="80" w:type="dxa"/>
               <w:bottom w:w="80" w:type="dxa"/>
               <w:left w:w="100" w:type="dxa"/>
               <w:right w:w="100" w:type="dxa"/>
             </w:tcMar>
-            <w:tcBorders>
-              <w:top w:val="single" w:sz="4" w:space="0" w:color="CBD5E1"/>
-              <w:left w:val="single" w:sz="4" w:space="0" w:color="CBD5E1"/>
-              <w:bottom w:val="single" w:sz="4" w:space="0" w:color="CBD5E1"/>
-              <w:right w:val="single" w:sz="4" w:space="0" w:color="CBD5E1"/>
-            </w:tcBorders>
           </w:tcPr>
           <w:p>
             <w:r>
-              <w:t>8,5%</w:t>
+              <w:rPr>
+                <w:rFonts w:ascii="Inter" w:hAnsi="Inter"/>
+                <w:b/>
+                <w:sz w:val="17"/>
+              </w:rPr>
+              <w:t>Caminito</w:t>
             </w:r>
           </w:p>
         </w:tc>
         <w:tc>
           <w:tcPr>
-            <w:tcW w:type="dxa" w:w="2268"/>
-            <w:shd w:fill="F8FAFC"/>
+            <w:tcW w:type="dxa" w:w="2340"/>
             <w:tcMar>
               <w:top w:w="80" w:type="dxa"/>
               <w:bottom w:w="80" w:type="dxa"/>
               <w:left w:w="100" w:type="dxa"/>
               <w:right w:w="100" w:type="dxa"/>
             </w:tcMar>
-            <w:tcBorders>
-              <w:top w:val="single" w:sz="4" w:space="0" w:color="CBD5E1"/>
-              <w:left w:val="single" w:sz="4" w:space="0" w:color="CBD5E1"/>
-              <w:bottom w:val="single" w:sz="4" w:space="0" w:color="CBD5E1"/>
-              <w:right w:val="single" w:sz="4" w:space="0" w:color="CBD5E1"/>
-            </w:tcBorders>
           </w:tcPr>
           <w:p>
             <w:r>
-              <w:t>6,2%</w:t>
+              <w:rPr>
+                <w:rFonts w:ascii="Inter" w:hAnsi="Inter"/>
+                <w:sz w:val="17"/>
+              </w:rPr>
+              <w:t>Ángel Pini 5238</w:t>
             </w:r>
           </w:p>
         </w:tc>
         <w:tc>
           <w:tcPr>
-            <w:tcW w:type="dxa" w:w="2268"/>
-            <w:shd w:fill="F8FAFC"/>
+            <w:tcW w:type="dxa" w:w="2340"/>
             <w:tcMar>
               <w:top w:w="80" w:type="dxa"/>
               <w:bottom w:w="80" w:type="dxa"/>
               <w:left w:w="100" w:type="dxa"/>
               <w:right w:w="100" w:type="dxa"/>
             </w:tcMar>
-            <w:tcBorders>
-              <w:top w:val="single" w:sz="4" w:space="0" w:color="CBD5E1"/>
-              <w:left w:val="single" w:sz="4" w:space="0" w:color="CBD5E1"/>
-              <w:bottom w:val="single" w:sz="4" w:space="0" w:color="CBD5E1"/>
-              <w:right w:val="single" w:sz="4" w:space="0" w:color="CBD5E1"/>
-            </w:tcBorders>
           </w:tcPr>
           <w:p>
             <w:r>
-              <w:t>6,8%</w:t>
+              <w:rPr>
+                <w:rFonts w:ascii="Inter" w:hAnsi="Inter"/>
+                <w:sz w:val="17"/>
+              </w:rPr>
+              <w:t>11-3865-4986 (Renovado por Prog. 2000 Días)</w:t>
             </w:r>
           </w:p>
         </w:tc>
@@ -1669,97 +1365,82 @@
       <w:tr>
         <w:tc>
           <w:tcPr>
-            <w:tcW w:type="dxa" w:w="2268"/>
-            <w:shd w:fill="FFFFFF"/>
+            <w:tcW w:type="dxa" w:w="2340"/>
             <w:tcMar>
               <w:top w:w="80" w:type="dxa"/>
               <w:bottom w:w="80" w:type="dxa"/>
               <w:left w:w="100" w:type="dxa"/>
               <w:right w:w="100" w:type="dxa"/>
             </w:tcMar>
-            <w:tcBorders>
-              <w:top w:val="single" w:sz="4" w:space="0" w:color="CBD5E1"/>
-              <w:left w:val="single" w:sz="4" w:space="0" w:color="CBD5E1"/>
-              <w:bottom w:val="single" w:sz="4" w:space="0" w:color="CBD5E1"/>
-              <w:right w:val="single" w:sz="4" w:space="0" w:color="CBD5E1"/>
-            </w:tcBorders>
           </w:tcPr>
           <w:p>
             <w:r>
-              <w:t>Secundario Completo</w:t>
+              <w:rPr>
+                <w:rFonts w:ascii="Inter" w:hAnsi="Inter"/>
+                <w:sz w:val="17"/>
+              </w:rPr>
+              <w:t>Caseros</w:t>
             </w:r>
           </w:p>
         </w:tc>
         <w:tc>
           <w:tcPr>
-            <w:tcW w:type="dxa" w:w="2268"/>
-            <w:shd w:fill="FFFFFF"/>
+            <w:tcW w:type="dxa" w:w="2340"/>
             <w:tcMar>
               <w:top w:w="80" w:type="dxa"/>
               <w:bottom w:w="80" w:type="dxa"/>
               <w:left w:w="100" w:type="dxa"/>
               <w:right w:w="100" w:type="dxa"/>
             </w:tcMar>
-            <w:tcBorders>
-              <w:top w:val="single" w:sz="4" w:space="0" w:color="CBD5E1"/>
-              <w:left w:val="single" w:sz="4" w:space="0" w:color="CBD5E1"/>
-              <w:bottom w:val="single" w:sz="4" w:space="0" w:color="CBD5E1"/>
-              <w:right w:val="single" w:sz="4" w:space="0" w:color="CBD5E1"/>
-            </w:tcBorders>
           </w:tcPr>
           <w:p>
             <w:r>
               <w:rPr>
+                <w:rFonts w:ascii="Inter" w:hAnsi="Inter"/>
                 <w:b/>
-                <w:color w:val="163C68"/>
+                <w:sz w:val="17"/>
               </w:rPr>
-              <w:t>27,6%</w:t>
+              <w:t>Dumbo</w:t>
             </w:r>
           </w:p>
         </w:tc>
         <w:tc>
           <w:tcPr>
-            <w:tcW w:type="dxa" w:w="2268"/>
-            <w:shd w:fill="FFFFFF"/>
+            <w:tcW w:type="dxa" w:w="2340"/>
             <w:tcMar>
               <w:top w:w="80" w:type="dxa"/>
               <w:bottom w:w="80" w:type="dxa"/>
               <w:left w:w="100" w:type="dxa"/>
               <w:right w:w="100" w:type="dxa"/>
             </w:tcMar>
-            <w:tcBorders>
-              <w:top w:val="single" w:sz="4" w:space="0" w:color="CBD5E1"/>
-              <w:left w:val="single" w:sz="4" w:space="0" w:color="CBD5E1"/>
-              <w:bottom w:val="single" w:sz="4" w:space="0" w:color="CBD5E1"/>
-              <w:right w:val="single" w:sz="4" w:space="0" w:color="CBD5E1"/>
-            </w:tcBorders>
           </w:tcPr>
           <w:p>
             <w:r>
-              <w:t>24,1%</w:t>
+              <w:rPr>
+                <w:rFonts w:ascii="Inter" w:hAnsi="Inter"/>
+                <w:sz w:val="17"/>
+              </w:rPr>
+              <w:t>Ntra. Sra. de La Merced 3464</w:t>
             </w:r>
           </w:p>
         </w:tc>
         <w:tc>
           <w:tcPr>
-            <w:tcW w:type="dxa" w:w="2268"/>
-            <w:shd w:fill="FFFFFF"/>
+            <w:tcW w:type="dxa" w:w="2340"/>
             <w:tcMar>
               <w:top w:w="80" w:type="dxa"/>
               <w:bottom w:w="80" w:type="dxa"/>
               <w:left w:w="100" w:type="dxa"/>
               <w:right w:w="100" w:type="dxa"/>
             </w:tcMar>
-            <w:tcBorders>
-              <w:top w:val="single" w:sz="4" w:space="0" w:color="CBD5E1"/>
-              <w:left w:val="single" w:sz="4" w:space="0" w:color="CBD5E1"/>
-              <w:bottom w:val="single" w:sz="4" w:space="0" w:color="CBD5E1"/>
-              <w:right w:val="single" w:sz="4" w:space="0" w:color="CBD5E1"/>
-            </w:tcBorders>
           </w:tcPr>
           <w:p>
             <w:r>
-              <w:t>24,5%</w:t>
+              <w:rPr>
+                <w:rFonts w:ascii="Inter" w:hAnsi="Inter"/>
+                <w:sz w:val="17"/>
+              </w:rPr>
+              <w:t>11-2367-2931 (Jornada Simple)</w:t>
             </w:r>
           </w:p>
         </w:tc>
@@ -1767,93 +1448,82 @@
       <w:tr>
         <w:tc>
           <w:tcPr>
-            <w:tcW w:type="dxa" w:w="2268"/>
-            <w:shd w:fill="F8FAFC"/>
+            <w:tcW w:type="dxa" w:w="2340"/>
             <w:tcMar>
               <w:top w:w="80" w:type="dxa"/>
               <w:bottom w:w="80" w:type="dxa"/>
               <w:left w:w="100" w:type="dxa"/>
               <w:right w:w="100" w:type="dxa"/>
             </w:tcMar>
-            <w:tcBorders>
-              <w:top w:val="single" w:sz="4" w:space="0" w:color="CBD5E1"/>
-              <w:left w:val="single" w:sz="4" w:space="0" w:color="CBD5E1"/>
-              <w:bottom w:val="single" w:sz="4" w:space="0" w:color="CBD5E1"/>
-              <w:right w:val="single" w:sz="4" w:space="0" w:color="CBD5E1"/>
-            </w:tcBorders>
           </w:tcPr>
           <w:p>
             <w:r>
-              <w:t>Secundario Incompleto</w:t>
+              <w:rPr>
+                <w:rFonts w:ascii="Inter" w:hAnsi="Inter"/>
+                <w:sz w:val="17"/>
+              </w:rPr>
+              <w:t>Caseros</w:t>
             </w:r>
           </w:p>
         </w:tc>
         <w:tc>
           <w:tcPr>
-            <w:tcW w:type="dxa" w:w="2268"/>
-            <w:shd w:fill="F8FAFC"/>
+            <w:tcW w:type="dxa" w:w="2340"/>
             <w:tcMar>
               <w:top w:w="80" w:type="dxa"/>
               <w:bottom w:w="80" w:type="dxa"/>
               <w:left w:w="100" w:type="dxa"/>
               <w:right w:w="100" w:type="dxa"/>
             </w:tcMar>
-            <w:tcBorders>
-              <w:top w:val="single" w:sz="4" w:space="0" w:color="CBD5E1"/>
-              <w:left w:val="single" w:sz="4" w:space="0" w:color="CBD5E1"/>
-              <w:bottom w:val="single" w:sz="4" w:space="0" w:color="CBD5E1"/>
-              <w:right w:val="single" w:sz="4" w:space="0" w:color="CBD5E1"/>
-            </w:tcBorders>
           </w:tcPr>
           <w:p>
             <w:r>
-              <w:t>16,4%</w:t>
+              <w:rPr>
+                <w:rFonts w:ascii="Inter" w:hAnsi="Inter"/>
+                <w:b/>
+                <w:sz w:val="17"/>
+              </w:rPr>
+              <w:t>Jilguerillo</w:t>
             </w:r>
           </w:p>
         </w:tc>
         <w:tc>
           <w:tcPr>
-            <w:tcW w:type="dxa" w:w="2268"/>
-            <w:shd w:fill="F8FAFC"/>
+            <w:tcW w:type="dxa" w:w="2340"/>
             <w:tcMar>
               <w:top w:w="80" w:type="dxa"/>
               <w:bottom w:w="80" w:type="dxa"/>
               <w:left w:w="100" w:type="dxa"/>
               <w:right w:w="100" w:type="dxa"/>
             </w:tcMar>
-            <w:tcBorders>
-              <w:top w:val="single" w:sz="4" w:space="0" w:color="CBD5E1"/>
-              <w:left w:val="single" w:sz="4" w:space="0" w:color="CBD5E1"/>
-              <w:bottom w:val="single" w:sz="4" w:space="0" w:color="CBD5E1"/>
-              <w:right w:val="single" w:sz="4" w:space="0" w:color="CBD5E1"/>
-            </w:tcBorders>
           </w:tcPr>
           <w:p>
             <w:r>
-              <w:t>24,8%</w:t>
+              <w:rPr>
+                <w:rFonts w:ascii="Inter" w:hAnsi="Inter"/>
+                <w:sz w:val="17"/>
+              </w:rPr>
+              <w:t>Fischetti 5220</w:t>
             </w:r>
           </w:p>
         </w:tc>
         <w:tc>
           <w:tcPr>
-            <w:tcW w:type="dxa" w:w="2268"/>
-            <w:shd w:fill="F8FAFC"/>
+            <w:tcW w:type="dxa" w:w="2340"/>
             <w:tcMar>
               <w:top w:w="80" w:type="dxa"/>
               <w:bottom w:w="80" w:type="dxa"/>
               <w:left w:w="100" w:type="dxa"/>
               <w:right w:w="100" w:type="dxa"/>
             </w:tcMar>
-            <w:tcBorders>
-              <w:top w:val="single" w:sz="4" w:space="0" w:color="CBD5E1"/>
-              <w:left w:val="single" w:sz="4" w:space="0" w:color="CBD5E1"/>
-              <w:bottom w:val="single" w:sz="4" w:space="0" w:color="CBD5E1"/>
-              <w:right w:val="single" w:sz="4" w:space="0" w:color="CBD5E1"/>
-            </w:tcBorders>
           </w:tcPr>
           <w:p>
             <w:r>
-              <w:t>23,7%</w:t>
+              <w:rPr>
+                <w:rFonts w:ascii="Inter" w:hAnsi="Inter"/>
+                <w:sz w:val="17"/>
+              </w:rPr>
+              <w:t>11-4938-7269 (Jornada Simple)</w:t>
             </w:r>
           </w:p>
         </w:tc>
@@ -1861,93 +1531,82 @@
       <w:tr>
         <w:tc>
           <w:tcPr>
-            <w:tcW w:type="dxa" w:w="2268"/>
-            <w:shd w:fill="FFFFFF"/>
+            <w:tcW w:type="dxa" w:w="2340"/>
             <w:tcMar>
               <w:top w:w="80" w:type="dxa"/>
               <w:bottom w:w="80" w:type="dxa"/>
               <w:left w:w="100" w:type="dxa"/>
               <w:right w:w="100" w:type="dxa"/>
             </w:tcMar>
-            <w:tcBorders>
-              <w:top w:val="single" w:sz="4" w:space="0" w:color="CBD5E1"/>
-              <w:left w:val="single" w:sz="4" w:space="0" w:color="CBD5E1"/>
-              <w:bottom w:val="single" w:sz="4" w:space="0" w:color="CBD5E1"/>
-              <w:right w:val="single" w:sz="4" w:space="0" w:color="CBD5E1"/>
-            </w:tcBorders>
           </w:tcPr>
           <w:p>
             <w:r>
-              <w:t>Primario Completo</w:t>
+              <w:rPr>
+                <w:rFonts w:ascii="Inter" w:hAnsi="Inter"/>
+                <w:sz w:val="17"/>
+              </w:rPr>
+              <w:t>Caseros</w:t>
             </w:r>
           </w:p>
         </w:tc>
         <w:tc>
           <w:tcPr>
-            <w:tcW w:type="dxa" w:w="2268"/>
-            <w:shd w:fill="FFFFFF"/>
+            <w:tcW w:type="dxa" w:w="2340"/>
             <w:tcMar>
               <w:top w:w="80" w:type="dxa"/>
               <w:bottom w:w="80" w:type="dxa"/>
               <w:left w:w="100" w:type="dxa"/>
               <w:right w:w="100" w:type="dxa"/>
             </w:tcMar>
-            <w:tcBorders>
-              <w:top w:val="single" w:sz="4" w:space="0" w:color="CBD5E1"/>
-              <w:left w:val="single" w:sz="4" w:space="0" w:color="CBD5E1"/>
-              <w:bottom w:val="single" w:sz="4" w:space="0" w:color="CBD5E1"/>
-              <w:right w:val="single" w:sz="4" w:space="0" w:color="CBD5E1"/>
-            </w:tcBorders>
           </w:tcPr>
           <w:p>
             <w:r>
-              <w:t>13,2%</w:t>
+              <w:rPr>
+                <w:rFonts w:ascii="Inter" w:hAnsi="Inter"/>
+                <w:b/>
+                <w:sz w:val="17"/>
+              </w:rPr>
+              <w:t>Misia Pepa</w:t>
             </w:r>
           </w:p>
         </w:tc>
         <w:tc>
           <w:tcPr>
-            <w:tcW w:type="dxa" w:w="2268"/>
-            <w:shd w:fill="FFFFFF"/>
+            <w:tcW w:type="dxa" w:w="2340"/>
             <w:tcMar>
               <w:top w:w="80" w:type="dxa"/>
               <w:bottom w:w="80" w:type="dxa"/>
               <w:left w:w="100" w:type="dxa"/>
               <w:right w:w="100" w:type="dxa"/>
             </w:tcMar>
-            <w:tcBorders>
-              <w:top w:val="single" w:sz="4" w:space="0" w:color="CBD5E1"/>
-              <w:left w:val="single" w:sz="4" w:space="0" w:color="CBD5E1"/>
-              <w:bottom w:val="single" w:sz="4" w:space="0" w:color="CBD5E1"/>
-              <w:right w:val="single" w:sz="4" w:space="0" w:color="CBD5E1"/>
-            </w:tcBorders>
           </w:tcPr>
           <w:p>
             <w:r>
-              <w:t>18,6%</w:t>
+              <w:rPr>
+                <w:rFonts w:ascii="Inter" w:hAnsi="Inter"/>
+                <w:sz w:val="17"/>
+              </w:rPr>
+              <w:t>Av. Urquiza y Bolivia</w:t>
             </w:r>
           </w:p>
         </w:tc>
         <w:tc>
           <w:tcPr>
-            <w:tcW w:type="dxa" w:w="2268"/>
-            <w:shd w:fill="FFFFFF"/>
+            <w:tcW w:type="dxa" w:w="2340"/>
             <w:tcMar>
               <w:top w:w="80" w:type="dxa"/>
               <w:bottom w:w="80" w:type="dxa"/>
               <w:left w:w="100" w:type="dxa"/>
               <w:right w:w="100" w:type="dxa"/>
             </w:tcMar>
-            <w:tcBorders>
-              <w:top w:val="single" w:sz="4" w:space="0" w:color="CBD5E1"/>
-              <w:left w:val="single" w:sz="4" w:space="0" w:color="CBD5E1"/>
-              <w:bottom w:val="single" w:sz="4" w:space="0" w:color="CBD5E1"/>
-              <w:right w:val="single" w:sz="4" w:space="0" w:color="CBD5E1"/>
-            </w:tcBorders>
           </w:tcPr>
           <w:p>
             <w:r>
-              <w:t>17,9%</w:t>
+              <w:rPr>
+                <w:rFonts w:ascii="Inter" w:hAnsi="Inter"/>
+                <w:sz w:val="17"/>
+              </w:rPr>
+              <w:t>11-2303-5508 (Renovado por Prog. 2000 Días)</w:t>
             </w:r>
           </w:p>
         </w:tc>
@@ -1955,93 +1614,1659 @@
       <w:tr>
         <w:tc>
           <w:tcPr>
-            <w:tcW w:type="dxa" w:w="2268"/>
-            <w:shd w:fill="F8FAFC"/>
+            <w:tcW w:type="dxa" w:w="2340"/>
             <w:tcMar>
               <w:top w:w="80" w:type="dxa"/>
               <w:bottom w:w="80" w:type="dxa"/>
               <w:left w:w="100" w:type="dxa"/>
               <w:right w:w="100" w:type="dxa"/>
             </w:tcMar>
-            <w:tcBorders>
-              <w:top w:val="single" w:sz="4" w:space="0" w:color="CBD5E1"/>
-              <w:left w:val="single" w:sz="4" w:space="0" w:color="CBD5E1"/>
-              <w:bottom w:val="single" w:sz="4" w:space="0" w:color="CBD5E1"/>
-              <w:right w:val="single" w:sz="4" w:space="0" w:color="CBD5E1"/>
-            </w:tcBorders>
           </w:tcPr>
           <w:p>
             <w:r>
-              <w:t>Sin Instrucción / Primario Incompleto</w:t>
+              <w:rPr>
+                <w:rFonts w:ascii="Inter" w:hAnsi="Inter"/>
+                <w:sz w:val="17"/>
+              </w:rPr>
+              <w:t>Caseros</w:t>
             </w:r>
           </w:p>
         </w:tc>
         <w:tc>
           <w:tcPr>
-            <w:tcW w:type="dxa" w:w="2268"/>
-            <w:shd w:fill="F8FAFC"/>
+            <w:tcW w:type="dxa" w:w="2340"/>
             <w:tcMar>
               <w:top w:w="80" w:type="dxa"/>
               <w:bottom w:w="80" w:type="dxa"/>
               <w:left w:w="100" w:type="dxa"/>
               <w:right w:w="100" w:type="dxa"/>
             </w:tcMar>
-            <w:tcBorders>
-              <w:top w:val="single" w:sz="4" w:space="0" w:color="CBD5E1"/>
-              <w:left w:val="single" w:sz="4" w:space="0" w:color="CBD5E1"/>
-              <w:bottom w:val="single" w:sz="4" w:space="0" w:color="CBD5E1"/>
-              <w:right w:val="single" w:sz="4" w:space="0" w:color="CBD5E1"/>
-            </w:tcBorders>
           </w:tcPr>
           <w:p>
             <w:r>
-              <w:t>3,3%</w:t>
+              <w:rPr>
+                <w:rFonts w:ascii="Inter" w:hAnsi="Inter"/>
+                <w:b/>
+                <w:sz w:val="17"/>
+              </w:rPr>
+              <w:t>Ternuritas (Jardín Maternal)</w:t>
             </w:r>
           </w:p>
         </w:tc>
         <w:tc>
           <w:tcPr>
-            <w:tcW w:type="dxa" w:w="2268"/>
-            <w:shd w:fill="F8FAFC"/>
+            <w:tcW w:type="dxa" w:w="2340"/>
             <w:tcMar>
               <w:top w:w="80" w:type="dxa"/>
               <w:bottom w:w="80" w:type="dxa"/>
               <w:left w:w="100" w:type="dxa"/>
               <w:right w:w="100" w:type="dxa"/>
             </w:tcMar>
-            <w:tcBorders>
-              <w:top w:val="single" w:sz="4" w:space="0" w:color="CBD5E1"/>
-              <w:left w:val="single" w:sz="4" w:space="0" w:color="CBD5E1"/>
-              <w:bottom w:val="single" w:sz="4" w:space="0" w:color="CBD5E1"/>
-              <w:right w:val="single" w:sz="4" w:space="0" w:color="CBD5E1"/>
-            </w:tcBorders>
           </w:tcPr>
           <w:p>
             <w:r>
-              <w:t>4,1%</w:t>
+              <w:rPr>
+                <w:rFonts w:ascii="Inter" w:hAnsi="Inter"/>
+                <w:sz w:val="17"/>
+              </w:rPr>
+              <w:t>Murias y Alberdi</w:t>
             </w:r>
           </w:p>
         </w:tc>
         <w:tc>
           <w:tcPr>
-            <w:tcW w:type="dxa" w:w="2268"/>
-            <w:shd w:fill="F8FAFC"/>
+            <w:tcW w:type="dxa" w:w="2340"/>
             <w:tcMar>
               <w:top w:w="80" w:type="dxa"/>
               <w:bottom w:w="80" w:type="dxa"/>
               <w:left w:w="100" w:type="dxa"/>
               <w:right w:w="100" w:type="dxa"/>
             </w:tcMar>
-            <w:tcBorders>
-              <w:top w:val="single" w:sz="4" w:space="0" w:color="CBD5E1"/>
-              <w:left w:val="single" w:sz="4" w:space="0" w:color="CBD5E1"/>
-              <w:bottom w:val="single" w:sz="4" w:space="0" w:color="CBD5E1"/>
-              <w:right w:val="single" w:sz="4" w:space="0" w:color="CBD5E1"/>
-            </w:tcBorders>
           </w:tcPr>
           <w:p>
             <w:r>
-              <w:t>3,8%</w:t>
+              <w:rPr>
+                <w:rFonts w:ascii="Inter" w:hAnsi="Inter"/>
+                <w:sz w:val="17"/>
+              </w:rPr>
+              <w:t>11-5694-3234 (Jornada Completa c/ Almuerzo)</w:t>
+            </w:r>
+          </w:p>
+        </w:tc>
+      </w:tr>
+      <w:tr>
+        <w:tc>
+          <w:tcPr>
+            <w:tcW w:type="dxa" w:w="2340"/>
+            <w:tcMar>
+              <w:top w:w="80" w:type="dxa"/>
+              <w:bottom w:w="80" w:type="dxa"/>
+              <w:left w:w="100" w:type="dxa"/>
+              <w:right w:w="100" w:type="dxa"/>
+            </w:tcMar>
+          </w:tcPr>
+          <w:p>
+            <w:r>
+              <w:rPr>
+                <w:rFonts w:ascii="Inter" w:hAnsi="Inter"/>
+                <w:sz w:val="17"/>
+              </w:rPr>
+              <w:t>Villa Bosch</w:t>
+            </w:r>
+          </w:p>
+        </w:tc>
+        <w:tc>
+          <w:tcPr>
+            <w:tcW w:type="dxa" w:w="2340"/>
+            <w:tcMar>
+              <w:top w:w="80" w:type="dxa"/>
+              <w:bottom w:w="80" w:type="dxa"/>
+              <w:left w:w="100" w:type="dxa"/>
+              <w:right w:w="100" w:type="dxa"/>
+            </w:tcMar>
+          </w:tcPr>
+          <w:p>
+            <w:r>
+              <w:rPr>
+                <w:rFonts w:ascii="Inter" w:hAnsi="Inter"/>
+                <w:b/>
+                <w:sz w:val="17"/>
+              </w:rPr>
+              <w:t>Pietro Testa</w:t>
+            </w:r>
+          </w:p>
+        </w:tc>
+        <w:tc>
+          <w:tcPr>
+            <w:tcW w:type="dxa" w:w="2340"/>
+            <w:tcMar>
+              <w:top w:w="80" w:type="dxa"/>
+              <w:bottom w:w="80" w:type="dxa"/>
+              <w:left w:w="100" w:type="dxa"/>
+              <w:right w:w="100" w:type="dxa"/>
+            </w:tcMar>
+          </w:tcPr>
+          <w:p>
+            <w:r>
+              <w:rPr>
+                <w:rFonts w:ascii="Inter" w:hAnsi="Inter"/>
+                <w:sz w:val="17"/>
+              </w:rPr>
+              <w:t>Miguel Ángel 4880</w:t>
+            </w:r>
+          </w:p>
+        </w:tc>
+        <w:tc>
+          <w:tcPr>
+            <w:tcW w:type="dxa" w:w="2340"/>
+            <w:tcMar>
+              <w:top w:w="80" w:type="dxa"/>
+              <w:bottom w:w="80" w:type="dxa"/>
+              <w:left w:w="100" w:type="dxa"/>
+              <w:right w:w="100" w:type="dxa"/>
+            </w:tcMar>
+          </w:tcPr>
+          <w:p>
+            <w:r>
+              <w:rPr>
+                <w:rFonts w:ascii="Inter" w:hAnsi="Inter"/>
+                <w:sz w:val="17"/>
+              </w:rPr>
+              <w:t>11-4471-9751 (Jornada Simple)</w:t>
+            </w:r>
+          </w:p>
+        </w:tc>
+      </w:tr>
+      <w:tr>
+        <w:tc>
+          <w:tcPr>
+            <w:tcW w:type="dxa" w:w="2340"/>
+            <w:tcMar>
+              <w:top w:w="80" w:type="dxa"/>
+              <w:bottom w:w="80" w:type="dxa"/>
+              <w:left w:w="100" w:type="dxa"/>
+              <w:right w:w="100" w:type="dxa"/>
+            </w:tcMar>
+          </w:tcPr>
+          <w:p>
+            <w:r>
+              <w:rPr>
+                <w:rFonts w:ascii="Inter" w:hAnsi="Inter"/>
+                <w:sz w:val="17"/>
+              </w:rPr>
+              <w:t>Villa Bosch</w:t>
+            </w:r>
+          </w:p>
+        </w:tc>
+        <w:tc>
+          <w:tcPr>
+            <w:tcW w:type="dxa" w:w="2340"/>
+            <w:tcMar>
+              <w:top w:w="80" w:type="dxa"/>
+              <w:bottom w:w="80" w:type="dxa"/>
+              <w:left w:w="100" w:type="dxa"/>
+              <w:right w:w="100" w:type="dxa"/>
+            </w:tcMar>
+          </w:tcPr>
+          <w:p>
+            <w:r>
+              <w:rPr>
+                <w:rFonts w:ascii="Inter" w:hAnsi="Inter"/>
+                <w:b/>
+                <w:sz w:val="17"/>
+              </w:rPr>
+              <w:t>M. Estrada</w:t>
+            </w:r>
+          </w:p>
+        </w:tc>
+        <w:tc>
+          <w:tcPr>
+            <w:tcW w:type="dxa" w:w="2340"/>
+            <w:tcMar>
+              <w:top w:w="80" w:type="dxa"/>
+              <w:bottom w:w="80" w:type="dxa"/>
+              <w:left w:w="100" w:type="dxa"/>
+              <w:right w:w="100" w:type="dxa"/>
+            </w:tcMar>
+          </w:tcPr>
+          <w:p>
+            <w:r>
+              <w:rPr>
+                <w:rFonts w:ascii="Inter" w:hAnsi="Inter"/>
+                <w:sz w:val="17"/>
+              </w:rPr>
+              <w:t>Petckovic 5465</w:t>
+            </w:r>
+          </w:p>
+        </w:tc>
+        <w:tc>
+          <w:tcPr>
+            <w:tcW w:type="dxa" w:w="2340"/>
+            <w:tcMar>
+              <w:top w:w="80" w:type="dxa"/>
+              <w:bottom w:w="80" w:type="dxa"/>
+              <w:left w:w="100" w:type="dxa"/>
+              <w:right w:w="100" w:type="dxa"/>
+            </w:tcMar>
+          </w:tcPr>
+          <w:p>
+            <w:r>
+              <w:rPr>
+                <w:rFonts w:ascii="Inter" w:hAnsi="Inter"/>
+                <w:sz w:val="17"/>
+              </w:rPr>
+              <w:t>11-3926-4684 (Jornada Simple)</w:t>
+            </w:r>
+          </w:p>
+        </w:tc>
+      </w:tr>
+      <w:tr>
+        <w:tc>
+          <w:tcPr>
+            <w:tcW w:type="dxa" w:w="2340"/>
+            <w:tcMar>
+              <w:top w:w="80" w:type="dxa"/>
+              <w:bottom w:w="80" w:type="dxa"/>
+              <w:left w:w="100" w:type="dxa"/>
+              <w:right w:w="100" w:type="dxa"/>
+            </w:tcMar>
+          </w:tcPr>
+          <w:p>
+            <w:r>
+              <w:rPr>
+                <w:rFonts w:ascii="Inter" w:hAnsi="Inter"/>
+                <w:sz w:val="17"/>
+              </w:rPr>
+              <w:t>Villa Bosch</w:t>
+            </w:r>
+          </w:p>
+        </w:tc>
+        <w:tc>
+          <w:tcPr>
+            <w:tcW w:type="dxa" w:w="2340"/>
+            <w:tcMar>
+              <w:top w:w="80" w:type="dxa"/>
+              <w:bottom w:w="80" w:type="dxa"/>
+              <w:left w:w="100" w:type="dxa"/>
+              <w:right w:w="100" w:type="dxa"/>
+            </w:tcMar>
+          </w:tcPr>
+          <w:p>
+            <w:r>
+              <w:rPr>
+                <w:rFonts w:ascii="Inter" w:hAnsi="Inter"/>
+                <w:b/>
+                <w:sz w:val="17"/>
+              </w:rPr>
+              <w:t>Hormiguita Viajera</w:t>
+            </w:r>
+          </w:p>
+        </w:tc>
+        <w:tc>
+          <w:tcPr>
+            <w:tcW w:type="dxa" w:w="2340"/>
+            <w:tcMar>
+              <w:top w:w="80" w:type="dxa"/>
+              <w:bottom w:w="80" w:type="dxa"/>
+              <w:left w:w="100" w:type="dxa"/>
+              <w:right w:w="100" w:type="dxa"/>
+            </w:tcMar>
+          </w:tcPr>
+          <w:p>
+            <w:r>
+              <w:rPr>
+                <w:rFonts w:ascii="Inter" w:hAnsi="Inter"/>
+                <w:sz w:val="17"/>
+              </w:rPr>
+              <w:t>Gustavo A. Bécquer 795</w:t>
+            </w:r>
+          </w:p>
+        </w:tc>
+        <w:tc>
+          <w:tcPr>
+            <w:tcW w:type="dxa" w:w="2340"/>
+            <w:tcMar>
+              <w:top w:w="80" w:type="dxa"/>
+              <w:bottom w:w="80" w:type="dxa"/>
+              <w:left w:w="100" w:type="dxa"/>
+              <w:right w:w="100" w:type="dxa"/>
+            </w:tcMar>
+          </w:tcPr>
+          <w:p>
+            <w:r>
+              <w:rPr>
+                <w:rFonts w:ascii="Inter" w:hAnsi="Inter"/>
+                <w:sz w:val="17"/>
+              </w:rPr>
+              <w:t>11-5812-0824 (Jornada Simple)</w:t>
+            </w:r>
+          </w:p>
+        </w:tc>
+      </w:tr>
+      <w:tr>
+        <w:tc>
+          <w:tcPr>
+            <w:tcW w:type="dxa" w:w="2340"/>
+            <w:tcMar>
+              <w:top w:w="80" w:type="dxa"/>
+              <w:bottom w:w="80" w:type="dxa"/>
+              <w:left w:w="100" w:type="dxa"/>
+              <w:right w:w="100" w:type="dxa"/>
+            </w:tcMar>
+          </w:tcPr>
+          <w:p>
+            <w:r>
+              <w:rPr>
+                <w:rFonts w:ascii="Inter" w:hAnsi="Inter"/>
+                <w:sz w:val="17"/>
+              </w:rPr>
+              <w:t>Sáenz Peña</w:t>
+            </w:r>
+          </w:p>
+        </w:tc>
+        <w:tc>
+          <w:tcPr>
+            <w:tcW w:type="dxa" w:w="2340"/>
+            <w:tcMar>
+              <w:top w:w="80" w:type="dxa"/>
+              <w:bottom w:w="80" w:type="dxa"/>
+              <w:left w:w="100" w:type="dxa"/>
+              <w:right w:w="100" w:type="dxa"/>
+            </w:tcMar>
+          </w:tcPr>
+          <w:p>
+            <w:r>
+              <w:rPr>
+                <w:rFonts w:ascii="Inter" w:hAnsi="Inter"/>
+                <w:b/>
+                <w:sz w:val="17"/>
+              </w:rPr>
+              <w:t>Leoncito (Jardín Maternal)</w:t>
+            </w:r>
+          </w:p>
+        </w:tc>
+        <w:tc>
+          <w:tcPr>
+            <w:tcW w:type="dxa" w:w="2340"/>
+            <w:tcMar>
+              <w:top w:w="80" w:type="dxa"/>
+              <w:bottom w:w="80" w:type="dxa"/>
+              <w:left w:w="100" w:type="dxa"/>
+              <w:right w:w="100" w:type="dxa"/>
+            </w:tcMar>
+          </w:tcPr>
+          <w:p>
+            <w:r>
+              <w:rPr>
+                <w:rFonts w:ascii="Inter" w:hAnsi="Inter"/>
+                <w:sz w:val="17"/>
+              </w:rPr>
+              <w:t>Moriondo 3415</w:t>
+            </w:r>
+          </w:p>
+        </w:tc>
+        <w:tc>
+          <w:tcPr>
+            <w:tcW w:type="dxa" w:w="2340"/>
+            <w:tcMar>
+              <w:top w:w="80" w:type="dxa"/>
+              <w:bottom w:w="80" w:type="dxa"/>
+              <w:left w:w="100" w:type="dxa"/>
+              <w:right w:w="100" w:type="dxa"/>
+            </w:tcMar>
+          </w:tcPr>
+          <w:p>
+            <w:r>
+              <w:rPr>
+                <w:rFonts w:ascii="Inter" w:hAnsi="Inter"/>
+                <w:sz w:val="17"/>
+              </w:rPr>
+              <w:t>11-2265-7581 (Atención Maternal 1 a 3 años)</w:t>
+            </w:r>
+          </w:p>
+        </w:tc>
+      </w:tr>
+      <w:tr>
+        <w:tc>
+          <w:tcPr>
+            <w:tcW w:type="dxa" w:w="2340"/>
+            <w:tcMar>
+              <w:top w:w="80" w:type="dxa"/>
+              <w:bottom w:w="80" w:type="dxa"/>
+              <w:left w:w="100" w:type="dxa"/>
+              <w:right w:w="100" w:type="dxa"/>
+            </w:tcMar>
+          </w:tcPr>
+          <w:p>
+            <w:r>
+              <w:rPr>
+                <w:rFonts w:ascii="Inter" w:hAnsi="Inter"/>
+                <w:sz w:val="17"/>
+              </w:rPr>
+              <w:t>Ciudadela</w:t>
+            </w:r>
+          </w:p>
+        </w:tc>
+        <w:tc>
+          <w:tcPr>
+            <w:tcW w:type="dxa" w:w="2340"/>
+            <w:tcMar>
+              <w:top w:w="80" w:type="dxa"/>
+              <w:bottom w:w="80" w:type="dxa"/>
+              <w:left w:w="100" w:type="dxa"/>
+              <w:right w:w="100" w:type="dxa"/>
+            </w:tcMar>
+          </w:tcPr>
+          <w:p>
+            <w:r>
+              <w:rPr>
+                <w:rFonts w:ascii="Inter" w:hAnsi="Inter"/>
+                <w:b/>
+                <w:sz w:val="17"/>
+              </w:rPr>
+              <w:t>Anteojito</w:t>
+            </w:r>
+          </w:p>
+        </w:tc>
+        <w:tc>
+          <w:tcPr>
+            <w:tcW w:type="dxa" w:w="2340"/>
+            <w:tcMar>
+              <w:top w:w="80" w:type="dxa"/>
+              <w:bottom w:w="80" w:type="dxa"/>
+              <w:left w:w="100" w:type="dxa"/>
+              <w:right w:w="100" w:type="dxa"/>
+            </w:tcMar>
+          </w:tcPr>
+          <w:p>
+            <w:r>
+              <w:rPr>
+                <w:rFonts w:ascii="Inter" w:hAnsi="Inter"/>
+                <w:sz w:val="17"/>
+              </w:rPr>
+              <w:t>Abdón García 4592</w:t>
+            </w:r>
+          </w:p>
+        </w:tc>
+        <w:tc>
+          <w:tcPr>
+            <w:tcW w:type="dxa" w:w="2340"/>
+            <w:tcMar>
+              <w:top w:w="80" w:type="dxa"/>
+              <w:bottom w:w="80" w:type="dxa"/>
+              <w:left w:w="100" w:type="dxa"/>
+              <w:right w:w="100" w:type="dxa"/>
+            </w:tcMar>
+          </w:tcPr>
+          <w:p>
+            <w:r>
+              <w:rPr>
+                <w:rFonts w:ascii="Inter" w:hAnsi="Inter"/>
+                <w:sz w:val="17"/>
+              </w:rPr>
+              <w:t>11-3669-5933 (En obra Prog. 2000 Días)</w:t>
+            </w:r>
+          </w:p>
+        </w:tc>
+      </w:tr>
+      <w:tr>
+        <w:tc>
+          <w:tcPr>
+            <w:tcW w:type="dxa" w:w="2340"/>
+            <w:tcMar>
+              <w:top w:w="80" w:type="dxa"/>
+              <w:bottom w:w="80" w:type="dxa"/>
+              <w:left w:w="100" w:type="dxa"/>
+              <w:right w:w="100" w:type="dxa"/>
+            </w:tcMar>
+          </w:tcPr>
+          <w:p>
+            <w:r>
+              <w:rPr>
+                <w:rFonts w:ascii="Inter" w:hAnsi="Inter"/>
+                <w:sz w:val="17"/>
+              </w:rPr>
+              <w:t>Ciudadela</w:t>
+            </w:r>
+          </w:p>
+        </w:tc>
+        <w:tc>
+          <w:tcPr>
+            <w:tcW w:type="dxa" w:w="2340"/>
+            <w:tcMar>
+              <w:top w:w="80" w:type="dxa"/>
+              <w:bottom w:w="80" w:type="dxa"/>
+              <w:left w:w="100" w:type="dxa"/>
+              <w:right w:w="100" w:type="dxa"/>
+            </w:tcMar>
+          </w:tcPr>
+          <w:p>
+            <w:r>
+              <w:rPr>
+                <w:rFonts w:ascii="Inter" w:hAnsi="Inter"/>
+                <w:b/>
+                <w:sz w:val="17"/>
+              </w:rPr>
+              <w:t>Arenales</w:t>
+            </w:r>
+          </w:p>
+        </w:tc>
+        <w:tc>
+          <w:tcPr>
+            <w:tcW w:type="dxa" w:w="2340"/>
+            <w:tcMar>
+              <w:top w:w="80" w:type="dxa"/>
+              <w:bottom w:w="80" w:type="dxa"/>
+              <w:left w:w="100" w:type="dxa"/>
+              <w:right w:w="100" w:type="dxa"/>
+            </w:tcMar>
+          </w:tcPr>
+          <w:p>
+            <w:r>
+              <w:rPr>
+                <w:rFonts w:ascii="Inter" w:hAnsi="Inter"/>
+                <w:sz w:val="17"/>
+              </w:rPr>
+              <w:t>Av. Militar 3371</w:t>
+            </w:r>
+          </w:p>
+        </w:tc>
+        <w:tc>
+          <w:tcPr>
+            <w:tcW w:type="dxa" w:w="2340"/>
+            <w:tcMar>
+              <w:top w:w="80" w:type="dxa"/>
+              <w:bottom w:w="80" w:type="dxa"/>
+              <w:left w:w="100" w:type="dxa"/>
+              <w:right w:w="100" w:type="dxa"/>
+            </w:tcMar>
+          </w:tcPr>
+          <w:p>
+            <w:r>
+              <w:rPr>
+                <w:rFonts w:ascii="Inter" w:hAnsi="Inter"/>
+                <w:sz w:val="17"/>
+              </w:rPr>
+              <w:t>11-2344-1360 (Jornada Completa c/ Almuerzo)</w:t>
+            </w:r>
+          </w:p>
+        </w:tc>
+      </w:tr>
+      <w:tr>
+        <w:tc>
+          <w:tcPr>
+            <w:tcW w:type="dxa" w:w="2340"/>
+            <w:tcMar>
+              <w:top w:w="80" w:type="dxa"/>
+              <w:bottom w:w="80" w:type="dxa"/>
+              <w:left w:w="100" w:type="dxa"/>
+              <w:right w:w="100" w:type="dxa"/>
+            </w:tcMar>
+          </w:tcPr>
+          <w:p>
+            <w:r>
+              <w:rPr>
+                <w:rFonts w:ascii="Inter" w:hAnsi="Inter"/>
+                <w:sz w:val="17"/>
+              </w:rPr>
+              <w:t>Ciudadela</w:t>
+            </w:r>
+          </w:p>
+        </w:tc>
+        <w:tc>
+          <w:tcPr>
+            <w:tcW w:type="dxa" w:w="2340"/>
+            <w:tcMar>
+              <w:top w:w="80" w:type="dxa"/>
+              <w:bottom w:w="80" w:type="dxa"/>
+              <w:left w:w="100" w:type="dxa"/>
+              <w:right w:w="100" w:type="dxa"/>
+            </w:tcMar>
+          </w:tcPr>
+          <w:p>
+            <w:r>
+              <w:rPr>
+                <w:rFonts w:ascii="Inter" w:hAnsi="Inter"/>
+                <w:b/>
+                <w:sz w:val="17"/>
+              </w:rPr>
+              <w:t>Cebollitas</w:t>
+            </w:r>
+          </w:p>
+        </w:tc>
+        <w:tc>
+          <w:tcPr>
+            <w:tcW w:type="dxa" w:w="2340"/>
+            <w:tcMar>
+              <w:top w:w="80" w:type="dxa"/>
+              <w:bottom w:w="80" w:type="dxa"/>
+              <w:left w:w="100" w:type="dxa"/>
+              <w:right w:w="100" w:type="dxa"/>
+            </w:tcMar>
+          </w:tcPr>
+          <w:p>
+            <w:r>
+              <w:rPr>
+                <w:rFonts w:ascii="Inter" w:hAnsi="Inter"/>
+                <w:sz w:val="17"/>
+              </w:rPr>
+              <w:t>Padre Elizalde 102</w:t>
+            </w:r>
+          </w:p>
+        </w:tc>
+        <w:tc>
+          <w:tcPr>
+            <w:tcW w:type="dxa" w:w="2340"/>
+            <w:tcMar>
+              <w:top w:w="80" w:type="dxa"/>
+              <w:bottom w:w="80" w:type="dxa"/>
+              <w:left w:w="100" w:type="dxa"/>
+              <w:right w:w="100" w:type="dxa"/>
+            </w:tcMar>
+          </w:tcPr>
+          <w:p>
+            <w:r>
+              <w:rPr>
+                <w:rFonts w:ascii="Inter" w:hAnsi="Inter"/>
+                <w:sz w:val="17"/>
+              </w:rPr>
+              <w:t>11-3682-5814 (En obra Prog. 2000 Días)</w:t>
+            </w:r>
+          </w:p>
+        </w:tc>
+      </w:tr>
+      <w:tr>
+        <w:tc>
+          <w:tcPr>
+            <w:tcW w:type="dxa" w:w="2340"/>
+            <w:tcMar>
+              <w:top w:w="80" w:type="dxa"/>
+              <w:bottom w:w="80" w:type="dxa"/>
+              <w:left w:w="100" w:type="dxa"/>
+              <w:right w:w="100" w:type="dxa"/>
+            </w:tcMar>
+          </w:tcPr>
+          <w:p>
+            <w:r>
+              <w:rPr>
+                <w:rFonts w:ascii="Inter" w:hAnsi="Inter"/>
+                <w:sz w:val="17"/>
+              </w:rPr>
+              <w:t>Ciudadela</w:t>
+            </w:r>
+          </w:p>
+        </w:tc>
+        <w:tc>
+          <w:tcPr>
+            <w:tcW w:type="dxa" w:w="2340"/>
+            <w:tcMar>
+              <w:top w:w="80" w:type="dxa"/>
+              <w:bottom w:w="80" w:type="dxa"/>
+              <w:left w:w="100" w:type="dxa"/>
+              <w:right w:w="100" w:type="dxa"/>
+            </w:tcMar>
+          </w:tcPr>
+          <w:p>
+            <w:r>
+              <w:rPr>
+                <w:rFonts w:ascii="Inter" w:hAnsi="Inter"/>
+                <w:b/>
+                <w:sz w:val="17"/>
+              </w:rPr>
+              <w:t>José Hernández</w:t>
+            </w:r>
+          </w:p>
+        </w:tc>
+        <w:tc>
+          <w:tcPr>
+            <w:tcW w:type="dxa" w:w="2340"/>
+            <w:tcMar>
+              <w:top w:w="80" w:type="dxa"/>
+              <w:bottom w:w="80" w:type="dxa"/>
+              <w:left w:w="100" w:type="dxa"/>
+              <w:right w:w="100" w:type="dxa"/>
+            </w:tcMar>
+          </w:tcPr>
+          <w:p>
+            <w:r>
+              <w:rPr>
+                <w:rFonts w:ascii="Inter" w:hAnsi="Inter"/>
+                <w:sz w:val="17"/>
+              </w:rPr>
+              <w:t>Nolting 3751</w:t>
+            </w:r>
+          </w:p>
+        </w:tc>
+        <w:tc>
+          <w:tcPr>
+            <w:tcW w:type="dxa" w:w="2340"/>
+            <w:tcMar>
+              <w:top w:w="80" w:type="dxa"/>
+              <w:bottom w:w="80" w:type="dxa"/>
+              <w:left w:w="100" w:type="dxa"/>
+              <w:right w:w="100" w:type="dxa"/>
+            </w:tcMar>
+          </w:tcPr>
+          <w:p>
+            <w:r>
+              <w:rPr>
+                <w:rFonts w:ascii="Inter" w:hAnsi="Inter"/>
+                <w:sz w:val="17"/>
+              </w:rPr>
+              <w:t>11-4404-5710 (Jornada Completa c/ Almuerzo)</w:t>
+            </w:r>
+          </w:p>
+        </w:tc>
+      </w:tr>
+      <w:tr>
+        <w:tc>
+          <w:tcPr>
+            <w:tcW w:type="dxa" w:w="2340"/>
+            <w:tcMar>
+              <w:top w:w="80" w:type="dxa"/>
+              <w:bottom w:w="80" w:type="dxa"/>
+              <w:left w:w="100" w:type="dxa"/>
+              <w:right w:w="100" w:type="dxa"/>
+            </w:tcMar>
+          </w:tcPr>
+          <w:p>
+            <w:r>
+              <w:rPr>
+                <w:rFonts w:ascii="Inter" w:hAnsi="Inter"/>
+                <w:sz w:val="17"/>
+              </w:rPr>
+              <w:t>Ciudadela</w:t>
+            </w:r>
+          </w:p>
+        </w:tc>
+        <w:tc>
+          <w:tcPr>
+            <w:tcW w:type="dxa" w:w="2340"/>
+            <w:tcMar>
+              <w:top w:w="80" w:type="dxa"/>
+              <w:bottom w:w="80" w:type="dxa"/>
+              <w:left w:w="100" w:type="dxa"/>
+              <w:right w:w="100" w:type="dxa"/>
+            </w:tcMar>
+          </w:tcPr>
+          <w:p>
+            <w:r>
+              <w:rPr>
+                <w:rFonts w:ascii="Inter" w:hAnsi="Inter"/>
+                <w:b/>
+                <w:sz w:val="17"/>
+              </w:rPr>
+              <w:t>La Ronda</w:t>
+            </w:r>
+          </w:p>
+        </w:tc>
+        <w:tc>
+          <w:tcPr>
+            <w:tcW w:type="dxa" w:w="2340"/>
+            <w:tcMar>
+              <w:top w:w="80" w:type="dxa"/>
+              <w:bottom w:w="80" w:type="dxa"/>
+              <w:left w:w="100" w:type="dxa"/>
+              <w:right w:w="100" w:type="dxa"/>
+            </w:tcMar>
+          </w:tcPr>
+          <w:p>
+            <w:r>
+              <w:rPr>
+                <w:rFonts w:ascii="Inter" w:hAnsi="Inter"/>
+                <w:sz w:val="17"/>
+              </w:rPr>
+              <w:t>Sócrates 966</w:t>
+            </w:r>
+          </w:p>
+        </w:tc>
+        <w:tc>
+          <w:tcPr>
+            <w:tcW w:type="dxa" w:w="2340"/>
+            <w:tcMar>
+              <w:top w:w="80" w:type="dxa"/>
+              <w:bottom w:w="80" w:type="dxa"/>
+              <w:left w:w="100" w:type="dxa"/>
+              <w:right w:w="100" w:type="dxa"/>
+            </w:tcMar>
+          </w:tcPr>
+          <w:p>
+            <w:r>
+              <w:rPr>
+                <w:rFonts w:ascii="Inter" w:hAnsi="Inter"/>
+                <w:sz w:val="17"/>
+              </w:rPr>
+              <w:t>11-2304-0971 (Jornada Simple)</w:t>
+            </w:r>
+          </w:p>
+        </w:tc>
+      </w:tr>
+      <w:tr>
+        <w:tc>
+          <w:tcPr>
+            <w:tcW w:type="dxa" w:w="2340"/>
+            <w:tcMar>
+              <w:top w:w="80" w:type="dxa"/>
+              <w:bottom w:w="80" w:type="dxa"/>
+              <w:left w:w="100" w:type="dxa"/>
+              <w:right w:w="100" w:type="dxa"/>
+            </w:tcMar>
+          </w:tcPr>
+          <w:p>
+            <w:r>
+              <w:rPr>
+                <w:rFonts w:ascii="Inter" w:hAnsi="Inter"/>
+                <w:sz w:val="17"/>
+              </w:rPr>
+              <w:t>Ciudadela</w:t>
+            </w:r>
+          </w:p>
+        </w:tc>
+        <w:tc>
+          <w:tcPr>
+            <w:tcW w:type="dxa" w:w="2340"/>
+            <w:tcMar>
+              <w:top w:w="80" w:type="dxa"/>
+              <w:bottom w:w="80" w:type="dxa"/>
+              <w:left w:w="100" w:type="dxa"/>
+              <w:right w:w="100" w:type="dxa"/>
+            </w:tcMar>
+          </w:tcPr>
+          <w:p>
+            <w:r>
+              <w:rPr>
+                <w:rFonts w:ascii="Inter" w:hAnsi="Inter"/>
+                <w:b/>
+                <w:sz w:val="17"/>
+              </w:rPr>
+              <w:t>Nubecita</w:t>
+            </w:r>
+          </w:p>
+        </w:tc>
+        <w:tc>
+          <w:tcPr>
+            <w:tcW w:type="dxa" w:w="2340"/>
+            <w:tcMar>
+              <w:top w:w="80" w:type="dxa"/>
+              <w:bottom w:w="80" w:type="dxa"/>
+              <w:left w:w="100" w:type="dxa"/>
+              <w:right w:w="100" w:type="dxa"/>
+            </w:tcMar>
+          </w:tcPr>
+          <w:p>
+            <w:r>
+              <w:rPr>
+                <w:rFonts w:ascii="Inter" w:hAnsi="Inter"/>
+                <w:sz w:val="17"/>
+              </w:rPr>
+              <w:t>Nolting 3421</w:t>
+            </w:r>
+          </w:p>
+        </w:tc>
+        <w:tc>
+          <w:tcPr>
+            <w:tcW w:type="dxa" w:w="2340"/>
+            <w:tcMar>
+              <w:top w:w="80" w:type="dxa"/>
+              <w:bottom w:w="80" w:type="dxa"/>
+              <w:left w:w="100" w:type="dxa"/>
+              <w:right w:w="100" w:type="dxa"/>
+            </w:tcMar>
+          </w:tcPr>
+          <w:p>
+            <w:r>
+              <w:rPr>
+                <w:rFonts w:ascii="Inter" w:hAnsi="Inter"/>
+                <w:sz w:val="17"/>
+              </w:rPr>
+              <w:t>11-3205-2413 (Jornada Simple)</w:t>
+            </w:r>
+          </w:p>
+        </w:tc>
+      </w:tr>
+      <w:tr>
+        <w:tc>
+          <w:tcPr>
+            <w:tcW w:type="dxa" w:w="2340"/>
+            <w:tcMar>
+              <w:top w:w="80" w:type="dxa"/>
+              <w:bottom w:w="80" w:type="dxa"/>
+              <w:left w:w="100" w:type="dxa"/>
+              <w:right w:w="100" w:type="dxa"/>
+            </w:tcMar>
+          </w:tcPr>
+          <w:p>
+            <w:r>
+              <w:rPr>
+                <w:rFonts w:ascii="Inter" w:hAnsi="Inter"/>
+                <w:sz w:val="17"/>
+              </w:rPr>
+              <w:t>Ciudadela</w:t>
+            </w:r>
+          </w:p>
+        </w:tc>
+        <w:tc>
+          <w:tcPr>
+            <w:tcW w:type="dxa" w:w="2340"/>
+            <w:tcMar>
+              <w:top w:w="80" w:type="dxa"/>
+              <w:bottom w:w="80" w:type="dxa"/>
+              <w:left w:w="100" w:type="dxa"/>
+              <w:right w:w="100" w:type="dxa"/>
+            </w:tcMar>
+          </w:tcPr>
+          <w:p>
+            <w:r>
+              <w:rPr>
+                <w:rFonts w:ascii="Inter" w:hAnsi="Inter"/>
+                <w:b/>
+                <w:sz w:val="17"/>
+              </w:rPr>
+              <w:t>Osito mimoso</w:t>
+            </w:r>
+          </w:p>
+        </w:tc>
+        <w:tc>
+          <w:tcPr>
+            <w:tcW w:type="dxa" w:w="2340"/>
+            <w:tcMar>
+              <w:top w:w="80" w:type="dxa"/>
+              <w:bottom w:w="80" w:type="dxa"/>
+              <w:left w:w="100" w:type="dxa"/>
+              <w:right w:w="100" w:type="dxa"/>
+            </w:tcMar>
+          </w:tcPr>
+          <w:p>
+            <w:r>
+              <w:rPr>
+                <w:rFonts w:ascii="Inter" w:hAnsi="Inter"/>
+                <w:sz w:val="17"/>
+              </w:rPr>
+              <w:t>Asunción 4703</w:t>
+            </w:r>
+          </w:p>
+        </w:tc>
+        <w:tc>
+          <w:tcPr>
+            <w:tcW w:type="dxa" w:w="2340"/>
+            <w:tcMar>
+              <w:top w:w="80" w:type="dxa"/>
+              <w:bottom w:w="80" w:type="dxa"/>
+              <w:left w:w="100" w:type="dxa"/>
+              <w:right w:w="100" w:type="dxa"/>
+            </w:tcMar>
+          </w:tcPr>
+          <w:p>
+            <w:r>
+              <w:rPr>
+                <w:rFonts w:ascii="Inter" w:hAnsi="Inter"/>
+                <w:sz w:val="17"/>
+              </w:rPr>
+              <w:t>11-5136-6549 (Jornada Simple)</w:t>
+            </w:r>
+          </w:p>
+        </w:tc>
+      </w:tr>
+      <w:tr>
+        <w:tc>
+          <w:tcPr>
+            <w:tcW w:type="dxa" w:w="2340"/>
+            <w:tcMar>
+              <w:top w:w="80" w:type="dxa"/>
+              <w:bottom w:w="80" w:type="dxa"/>
+              <w:left w:w="100" w:type="dxa"/>
+              <w:right w:w="100" w:type="dxa"/>
+            </w:tcMar>
+          </w:tcPr>
+          <w:p>
+            <w:r>
+              <w:rPr>
+                <w:rFonts w:ascii="Inter" w:hAnsi="Inter"/>
+                <w:sz w:val="17"/>
+              </w:rPr>
+              <w:t>Ciudadela</w:t>
+            </w:r>
+          </w:p>
+        </w:tc>
+        <w:tc>
+          <w:tcPr>
+            <w:tcW w:type="dxa" w:w="2340"/>
+            <w:tcMar>
+              <w:top w:w="80" w:type="dxa"/>
+              <w:bottom w:w="80" w:type="dxa"/>
+              <w:left w:w="100" w:type="dxa"/>
+              <w:right w:w="100" w:type="dxa"/>
+            </w:tcMar>
+          </w:tcPr>
+          <w:p>
+            <w:r>
+              <w:rPr>
+                <w:rFonts w:ascii="Inter" w:hAnsi="Inter"/>
+                <w:b/>
+                <w:sz w:val="17"/>
+              </w:rPr>
+              <w:t>Quinquela Martín</w:t>
+            </w:r>
+          </w:p>
+        </w:tc>
+        <w:tc>
+          <w:tcPr>
+            <w:tcW w:type="dxa" w:w="2340"/>
+            <w:tcMar>
+              <w:top w:w="80" w:type="dxa"/>
+              <w:bottom w:w="80" w:type="dxa"/>
+              <w:left w:w="100" w:type="dxa"/>
+              <w:right w:w="100" w:type="dxa"/>
+            </w:tcMar>
+          </w:tcPr>
+          <w:p>
+            <w:r>
+              <w:rPr>
+                <w:rFonts w:ascii="Inter" w:hAnsi="Inter"/>
+                <w:sz w:val="17"/>
+              </w:rPr>
+              <w:t>Av. Militar 3090</w:t>
+            </w:r>
+          </w:p>
+        </w:tc>
+        <w:tc>
+          <w:tcPr>
+            <w:tcW w:type="dxa" w:w="2340"/>
+            <w:tcMar>
+              <w:top w:w="80" w:type="dxa"/>
+              <w:bottom w:w="80" w:type="dxa"/>
+              <w:left w:w="100" w:type="dxa"/>
+              <w:right w:w="100" w:type="dxa"/>
+            </w:tcMar>
+          </w:tcPr>
+          <w:p>
+            <w:r>
+              <w:rPr>
+                <w:rFonts w:ascii="Inter" w:hAnsi="Inter"/>
+                <w:sz w:val="17"/>
+              </w:rPr>
+              <w:t>11-5614-0884 (Jornada Simple)</w:t>
+            </w:r>
+          </w:p>
+        </w:tc>
+      </w:tr>
+      <w:tr>
+        <w:tc>
+          <w:tcPr>
+            <w:tcW w:type="dxa" w:w="2340"/>
+            <w:tcMar>
+              <w:top w:w="80" w:type="dxa"/>
+              <w:bottom w:w="80" w:type="dxa"/>
+              <w:left w:w="100" w:type="dxa"/>
+              <w:right w:w="100" w:type="dxa"/>
+            </w:tcMar>
+          </w:tcPr>
+          <w:p>
+            <w:r>
+              <w:rPr>
+                <w:rFonts w:ascii="Inter" w:hAnsi="Inter"/>
+                <w:sz w:val="17"/>
+              </w:rPr>
+              <w:t>Ciudadela</w:t>
+            </w:r>
+          </w:p>
+        </w:tc>
+        <w:tc>
+          <w:tcPr>
+            <w:tcW w:type="dxa" w:w="2340"/>
+            <w:tcMar>
+              <w:top w:w="80" w:type="dxa"/>
+              <w:bottom w:w="80" w:type="dxa"/>
+              <w:left w:w="100" w:type="dxa"/>
+              <w:right w:w="100" w:type="dxa"/>
+            </w:tcMar>
+          </w:tcPr>
+          <w:p>
+            <w:r>
+              <w:rPr>
+                <w:rFonts w:ascii="Inter" w:hAnsi="Inter"/>
+                <w:b/>
+                <w:sz w:val="17"/>
+              </w:rPr>
+              <w:t>Aladino</w:t>
+            </w:r>
+          </w:p>
+        </w:tc>
+        <w:tc>
+          <w:tcPr>
+            <w:tcW w:type="dxa" w:w="2340"/>
+            <w:tcMar>
+              <w:top w:w="80" w:type="dxa"/>
+              <w:bottom w:w="80" w:type="dxa"/>
+              <w:left w:w="100" w:type="dxa"/>
+              <w:right w:w="100" w:type="dxa"/>
+            </w:tcMar>
+          </w:tcPr>
+          <w:p>
+            <w:r>
+              <w:rPr>
+                <w:rFonts w:ascii="Inter" w:hAnsi="Inter"/>
+                <w:sz w:val="17"/>
+              </w:rPr>
+              <w:t>Asunción 2463</w:t>
+            </w:r>
+          </w:p>
+        </w:tc>
+        <w:tc>
+          <w:tcPr>
+            <w:tcW w:type="dxa" w:w="2340"/>
+            <w:tcMar>
+              <w:top w:w="80" w:type="dxa"/>
+              <w:bottom w:w="80" w:type="dxa"/>
+              <w:left w:w="100" w:type="dxa"/>
+              <w:right w:w="100" w:type="dxa"/>
+            </w:tcMar>
+          </w:tcPr>
+          <w:p>
+            <w:r>
+              <w:rPr>
+                <w:rFonts w:ascii="Inter" w:hAnsi="Inter"/>
+                <w:sz w:val="17"/>
+              </w:rPr>
+              <w:t>11-3903-7360 (Jornada Simple)</w:t>
+            </w:r>
+          </w:p>
+        </w:tc>
+      </w:tr>
+      <w:tr>
+        <w:tc>
+          <w:tcPr>
+            <w:tcW w:type="dxa" w:w="2340"/>
+            <w:tcMar>
+              <w:top w:w="80" w:type="dxa"/>
+              <w:bottom w:w="80" w:type="dxa"/>
+              <w:left w:w="100" w:type="dxa"/>
+              <w:right w:w="100" w:type="dxa"/>
+            </w:tcMar>
+          </w:tcPr>
+          <w:p>
+            <w:r>
+              <w:rPr>
+                <w:rFonts w:ascii="Inter" w:hAnsi="Inter"/>
+                <w:sz w:val="17"/>
+              </w:rPr>
+              <w:t>Pablo Podestá</w:t>
+            </w:r>
+          </w:p>
+        </w:tc>
+        <w:tc>
+          <w:tcPr>
+            <w:tcW w:type="dxa" w:w="2340"/>
+            <w:tcMar>
+              <w:top w:w="80" w:type="dxa"/>
+              <w:bottom w:w="80" w:type="dxa"/>
+              <w:left w:w="100" w:type="dxa"/>
+              <w:right w:w="100" w:type="dxa"/>
+            </w:tcMar>
+          </w:tcPr>
+          <w:p>
+            <w:r>
+              <w:rPr>
+                <w:rFonts w:ascii="Inter" w:hAnsi="Inter"/>
+                <w:b/>
+                <w:sz w:val="17"/>
+              </w:rPr>
+              <w:t>Evita</w:t>
+            </w:r>
+          </w:p>
+        </w:tc>
+        <w:tc>
+          <w:tcPr>
+            <w:tcW w:type="dxa" w:w="2340"/>
+            <w:tcMar>
+              <w:top w:w="80" w:type="dxa"/>
+              <w:bottom w:w="80" w:type="dxa"/>
+              <w:left w:w="100" w:type="dxa"/>
+              <w:right w:w="100" w:type="dxa"/>
+            </w:tcMar>
+          </w:tcPr>
+          <w:p>
+            <w:r>
+              <w:rPr>
+                <w:rFonts w:ascii="Inter" w:hAnsi="Inter"/>
+                <w:sz w:val="17"/>
+              </w:rPr>
+              <w:t>Agustín Magaldi 2243</w:t>
+            </w:r>
+          </w:p>
+        </w:tc>
+        <w:tc>
+          <w:tcPr>
+            <w:tcW w:type="dxa" w:w="2340"/>
+            <w:tcMar>
+              <w:top w:w="80" w:type="dxa"/>
+              <w:bottom w:w="80" w:type="dxa"/>
+              <w:left w:w="100" w:type="dxa"/>
+              <w:right w:w="100" w:type="dxa"/>
+            </w:tcMar>
+          </w:tcPr>
+          <w:p>
+            <w:r>
+              <w:rPr>
+                <w:rFonts w:ascii="Inter" w:hAnsi="Inter"/>
+                <w:sz w:val="17"/>
+              </w:rPr>
+              <w:t>11-637-11636 (Jornada Completa c/ Almuerzo)</w:t>
+            </w:r>
+          </w:p>
+        </w:tc>
+      </w:tr>
+      <w:tr>
+        <w:tc>
+          <w:tcPr>
+            <w:tcW w:type="dxa" w:w="2340"/>
+            <w:tcMar>
+              <w:top w:w="80" w:type="dxa"/>
+              <w:bottom w:w="80" w:type="dxa"/>
+              <w:left w:w="100" w:type="dxa"/>
+              <w:right w:w="100" w:type="dxa"/>
+            </w:tcMar>
+          </w:tcPr>
+          <w:p>
+            <w:r>
+              <w:rPr>
+                <w:rFonts w:ascii="Inter" w:hAnsi="Inter"/>
+                <w:sz w:val="17"/>
+              </w:rPr>
+              <w:t>Pablo Podestá</w:t>
+            </w:r>
+          </w:p>
+        </w:tc>
+        <w:tc>
+          <w:tcPr>
+            <w:tcW w:type="dxa" w:w="2340"/>
+            <w:tcMar>
+              <w:top w:w="80" w:type="dxa"/>
+              <w:bottom w:w="80" w:type="dxa"/>
+              <w:left w:w="100" w:type="dxa"/>
+              <w:right w:w="100" w:type="dxa"/>
+            </w:tcMar>
+          </w:tcPr>
+          <w:p>
+            <w:r>
+              <w:rPr>
+                <w:rFonts w:ascii="Inter" w:hAnsi="Inter"/>
+                <w:b/>
+                <w:sz w:val="17"/>
+              </w:rPr>
+              <w:t>Pepino 88</w:t>
+            </w:r>
+          </w:p>
+        </w:tc>
+        <w:tc>
+          <w:tcPr>
+            <w:tcW w:type="dxa" w:w="2340"/>
+            <w:tcMar>
+              <w:top w:w="80" w:type="dxa"/>
+              <w:bottom w:w="80" w:type="dxa"/>
+              <w:left w:w="100" w:type="dxa"/>
+              <w:right w:w="100" w:type="dxa"/>
+            </w:tcMar>
+          </w:tcPr>
+          <w:p>
+            <w:r>
+              <w:rPr>
+                <w:rFonts w:ascii="Inter" w:hAnsi="Inter"/>
+                <w:sz w:val="17"/>
+              </w:rPr>
+              <w:t>Metzing 2124</w:t>
+            </w:r>
+          </w:p>
+        </w:tc>
+        <w:tc>
+          <w:tcPr>
+            <w:tcW w:type="dxa" w:w="2340"/>
+            <w:tcMar>
+              <w:top w:w="80" w:type="dxa"/>
+              <w:bottom w:w="80" w:type="dxa"/>
+              <w:left w:w="100" w:type="dxa"/>
+              <w:right w:w="100" w:type="dxa"/>
+            </w:tcMar>
+          </w:tcPr>
+          <w:p>
+            <w:r>
+              <w:rPr>
+                <w:rFonts w:ascii="Inter" w:hAnsi="Inter"/>
+                <w:sz w:val="17"/>
+              </w:rPr>
+              <w:t>11-3209-7160 (Jornada Simple)</w:t>
+            </w:r>
+          </w:p>
+        </w:tc>
+      </w:tr>
+      <w:tr>
+        <w:tc>
+          <w:tcPr>
+            <w:tcW w:type="dxa" w:w="2340"/>
+            <w:tcMar>
+              <w:top w:w="80" w:type="dxa"/>
+              <w:bottom w:w="80" w:type="dxa"/>
+              <w:left w:w="100" w:type="dxa"/>
+              <w:right w:w="100" w:type="dxa"/>
+            </w:tcMar>
+          </w:tcPr>
+          <w:p>
+            <w:r>
+              <w:rPr>
+                <w:rFonts w:ascii="Inter" w:hAnsi="Inter"/>
+                <w:sz w:val="17"/>
+              </w:rPr>
+              <w:t>Pablo Podestá</w:t>
+            </w:r>
+          </w:p>
+        </w:tc>
+        <w:tc>
+          <w:tcPr>
+            <w:tcW w:type="dxa" w:w="2340"/>
+            <w:tcMar>
+              <w:top w:w="80" w:type="dxa"/>
+              <w:bottom w:w="80" w:type="dxa"/>
+              <w:left w:w="100" w:type="dxa"/>
+              <w:right w:w="100" w:type="dxa"/>
+            </w:tcMar>
+          </w:tcPr>
+          <w:p>
+            <w:r>
+              <w:rPr>
+                <w:rFonts w:ascii="Inter" w:hAnsi="Inter"/>
+                <w:b/>
+                <w:sz w:val="17"/>
+              </w:rPr>
+              <w:t>Remedios de Escalada</w:t>
+            </w:r>
+          </w:p>
+        </w:tc>
+        <w:tc>
+          <w:tcPr>
+            <w:tcW w:type="dxa" w:w="2340"/>
+            <w:tcMar>
+              <w:top w:w="80" w:type="dxa"/>
+              <w:bottom w:w="80" w:type="dxa"/>
+              <w:left w:w="100" w:type="dxa"/>
+              <w:right w:w="100" w:type="dxa"/>
+            </w:tcMar>
+          </w:tcPr>
+          <w:p>
+            <w:r>
+              <w:rPr>
+                <w:rFonts w:ascii="Inter" w:hAnsi="Inter"/>
+                <w:sz w:val="17"/>
+              </w:rPr>
+              <w:t>Castelar y Espora</w:t>
+            </w:r>
+          </w:p>
+        </w:tc>
+        <w:tc>
+          <w:tcPr>
+            <w:tcW w:type="dxa" w:w="2340"/>
+            <w:tcMar>
+              <w:top w:w="80" w:type="dxa"/>
+              <w:bottom w:w="80" w:type="dxa"/>
+              <w:left w:w="100" w:type="dxa"/>
+              <w:right w:w="100" w:type="dxa"/>
+            </w:tcMar>
+          </w:tcPr>
+          <w:p>
+            <w:r>
+              <w:rPr>
+                <w:rFonts w:ascii="Inter" w:hAnsi="Inter"/>
+                <w:sz w:val="17"/>
+              </w:rPr>
+              <w:t>11-5342-9231 (Jornada Simple)</w:t>
+            </w:r>
+          </w:p>
+        </w:tc>
+      </w:tr>
+      <w:tr>
+        <w:tc>
+          <w:tcPr>
+            <w:tcW w:type="dxa" w:w="2340"/>
+            <w:tcMar>
+              <w:top w:w="80" w:type="dxa"/>
+              <w:bottom w:w="80" w:type="dxa"/>
+              <w:left w:w="100" w:type="dxa"/>
+              <w:right w:w="100" w:type="dxa"/>
+            </w:tcMar>
+          </w:tcPr>
+          <w:p>
+            <w:r>
+              <w:rPr>
+                <w:rFonts w:ascii="Inter" w:hAnsi="Inter"/>
+                <w:sz w:val="17"/>
+              </w:rPr>
+              <w:t>Churruca</w:t>
+            </w:r>
+          </w:p>
+        </w:tc>
+        <w:tc>
+          <w:tcPr>
+            <w:tcW w:type="dxa" w:w="2340"/>
+            <w:tcMar>
+              <w:top w:w="80" w:type="dxa"/>
+              <w:bottom w:w="80" w:type="dxa"/>
+              <w:left w:w="100" w:type="dxa"/>
+              <w:right w:w="100" w:type="dxa"/>
+            </w:tcMar>
+          </w:tcPr>
+          <w:p>
+            <w:r>
+              <w:rPr>
+                <w:rFonts w:ascii="Inter" w:hAnsi="Inter"/>
+                <w:b/>
+                <w:sz w:val="17"/>
+              </w:rPr>
+              <w:t>Despertar</w:t>
+            </w:r>
+          </w:p>
+        </w:tc>
+        <w:tc>
+          <w:tcPr>
+            <w:tcW w:type="dxa" w:w="2340"/>
+            <w:tcMar>
+              <w:top w:w="80" w:type="dxa"/>
+              <w:bottom w:w="80" w:type="dxa"/>
+              <w:left w:w="100" w:type="dxa"/>
+              <w:right w:w="100" w:type="dxa"/>
+            </w:tcMar>
+          </w:tcPr>
+          <w:p>
+            <w:r>
+              <w:rPr>
+                <w:rFonts w:ascii="Inter" w:hAnsi="Inter"/>
+                <w:sz w:val="17"/>
+              </w:rPr>
+              <w:t>Churruca 10126</w:t>
+            </w:r>
+          </w:p>
+        </w:tc>
+        <w:tc>
+          <w:tcPr>
+            <w:tcW w:type="dxa" w:w="2340"/>
+            <w:tcMar>
+              <w:top w:w="80" w:type="dxa"/>
+              <w:bottom w:w="80" w:type="dxa"/>
+              <w:left w:w="100" w:type="dxa"/>
+              <w:right w:w="100" w:type="dxa"/>
+            </w:tcMar>
+          </w:tcPr>
+          <w:p>
+            <w:r>
+              <w:rPr>
+                <w:rFonts w:ascii="Inter" w:hAnsi="Inter"/>
+                <w:sz w:val="17"/>
+              </w:rPr>
+              <w:t>11-3191-6824 (Jornada Simple / Apoyo Escolar)</w:t>
+            </w:r>
+          </w:p>
+        </w:tc>
+      </w:tr>
+      <w:tr>
+        <w:tc>
+          <w:tcPr>
+            <w:tcW w:type="dxa" w:w="2340"/>
+            <w:tcMar>
+              <w:top w:w="80" w:type="dxa"/>
+              <w:bottom w:w="80" w:type="dxa"/>
+              <w:left w:w="100" w:type="dxa"/>
+              <w:right w:w="100" w:type="dxa"/>
+            </w:tcMar>
+          </w:tcPr>
+          <w:p>
+            <w:r>
+              <w:rPr>
+                <w:rFonts w:ascii="Inter" w:hAnsi="Inter"/>
+                <w:sz w:val="17"/>
+              </w:rPr>
+              <w:t>El Libertador</w:t>
+            </w:r>
+          </w:p>
+        </w:tc>
+        <w:tc>
+          <w:tcPr>
+            <w:tcW w:type="dxa" w:w="2340"/>
+            <w:tcMar>
+              <w:top w:w="80" w:type="dxa"/>
+              <w:bottom w:w="80" w:type="dxa"/>
+              <w:left w:w="100" w:type="dxa"/>
+              <w:right w:w="100" w:type="dxa"/>
+            </w:tcMar>
+          </w:tcPr>
+          <w:p>
+            <w:r>
+              <w:rPr>
+                <w:rFonts w:ascii="Inter" w:hAnsi="Inter"/>
+                <w:b/>
+                <w:sz w:val="17"/>
+              </w:rPr>
+              <w:t>El Gauchito</w:t>
+            </w:r>
+          </w:p>
+        </w:tc>
+        <w:tc>
+          <w:tcPr>
+            <w:tcW w:type="dxa" w:w="2340"/>
+            <w:tcMar>
+              <w:top w:w="80" w:type="dxa"/>
+              <w:bottom w:w="80" w:type="dxa"/>
+              <w:left w:w="100" w:type="dxa"/>
+              <w:right w:w="100" w:type="dxa"/>
+            </w:tcMar>
+          </w:tcPr>
+          <w:p>
+            <w:r>
+              <w:rPr>
+                <w:rFonts w:ascii="Inter" w:hAnsi="Inter"/>
+                <w:sz w:val="17"/>
+              </w:rPr>
+              <w:t>Salguero 660</w:t>
+            </w:r>
+          </w:p>
+        </w:tc>
+        <w:tc>
+          <w:tcPr>
+            <w:tcW w:type="dxa" w:w="2340"/>
+            <w:tcMar>
+              <w:top w:w="80" w:type="dxa"/>
+              <w:bottom w:w="80" w:type="dxa"/>
+              <w:left w:w="100" w:type="dxa"/>
+              <w:right w:w="100" w:type="dxa"/>
+            </w:tcMar>
+          </w:tcPr>
+          <w:p>
+            <w:r>
+              <w:rPr>
+                <w:rFonts w:ascii="Inter" w:hAnsi="Inter"/>
+                <w:sz w:val="17"/>
+              </w:rPr>
+              <w:t>11-2380-9264 (Jornada Simple)</w:t>
+            </w:r>
+          </w:p>
+        </w:tc>
+      </w:tr>
+      <w:tr>
+        <w:tc>
+          <w:tcPr>
+            <w:tcW w:type="dxa" w:w="2340"/>
+            <w:tcMar>
+              <w:top w:w="80" w:type="dxa"/>
+              <w:bottom w:w="80" w:type="dxa"/>
+              <w:left w:w="100" w:type="dxa"/>
+              <w:right w:w="100" w:type="dxa"/>
+            </w:tcMar>
+          </w:tcPr>
+          <w:p>
+            <w:r>
+              <w:rPr>
+                <w:rFonts w:ascii="Inter" w:hAnsi="Inter"/>
+                <w:sz w:val="17"/>
+              </w:rPr>
+              <w:t>El Libertador</w:t>
+            </w:r>
+          </w:p>
+        </w:tc>
+        <w:tc>
+          <w:tcPr>
+            <w:tcW w:type="dxa" w:w="2340"/>
+            <w:tcMar>
+              <w:top w:w="80" w:type="dxa"/>
+              <w:bottom w:w="80" w:type="dxa"/>
+              <w:left w:w="100" w:type="dxa"/>
+              <w:right w:w="100" w:type="dxa"/>
+            </w:tcMar>
+          </w:tcPr>
+          <w:p>
+            <w:r>
+              <w:rPr>
+                <w:rFonts w:ascii="Inter" w:hAnsi="Inter"/>
+                <w:b/>
+                <w:sz w:val="17"/>
+              </w:rPr>
+              <w:t>El Libertador</w:t>
+            </w:r>
+          </w:p>
+        </w:tc>
+        <w:tc>
+          <w:tcPr>
+            <w:tcW w:type="dxa" w:w="2340"/>
+            <w:tcMar>
+              <w:top w:w="80" w:type="dxa"/>
+              <w:bottom w:w="80" w:type="dxa"/>
+              <w:left w:w="100" w:type="dxa"/>
+              <w:right w:w="100" w:type="dxa"/>
+            </w:tcMar>
+          </w:tcPr>
+          <w:p>
+            <w:r>
+              <w:rPr>
+                <w:rFonts w:ascii="Inter" w:hAnsi="Inter"/>
+                <w:sz w:val="17"/>
+              </w:rPr>
+              <w:t>Sgo. del Estero 900</w:t>
+            </w:r>
+          </w:p>
+        </w:tc>
+        <w:tc>
+          <w:tcPr>
+            <w:tcW w:type="dxa" w:w="2340"/>
+            <w:tcMar>
+              <w:top w:w="80" w:type="dxa"/>
+              <w:bottom w:w="80" w:type="dxa"/>
+              <w:left w:w="100" w:type="dxa"/>
+              <w:right w:w="100" w:type="dxa"/>
+            </w:tcMar>
+          </w:tcPr>
+          <w:p>
+            <w:r>
+              <w:rPr>
+                <w:rFonts w:ascii="Inter" w:hAnsi="Inter"/>
+                <w:sz w:val="17"/>
+              </w:rPr>
+              <w:t>11-4081-0795 (Jornada Simple)</w:t>
             </w:r>
           </w:p>
         </w:tc>
@@ -2049,26 +3274,14 @@
     </w:tbl>
     <w:p>
       <w:pPr>
-        <w:spacing w:before="60" w:after="240"/>
+        <w:spacing w:after="200"/>
       </w:pPr>
-      <w:r>
-        <w:rPr>
-          <w:i/>
-          <w:color w:val="64748B"/>
-          <w:sz w:val="18"/>
-        </w:rPr>
-        <w:t>📌 Fuente y Referencia Estadística: INDEC. Censo Nacional de Población, Hogares y Viviendas 2022. Máximo nivel educativo alcanzado por la población en viviendas particulares de 25 años y más (Tres de Febrero vs GBA y PBA).</w:t>
-      </w:r>
     </w:p>
     <w:p>
-      <w:pPr>
-        <w:spacing w:before="200" w:after="40"/>
-        <w:jc w:val="center"/>
-      </w:pPr>
       <w:r>
         <w:drawing>
           <wp:inline xmlns:a="http://schemas.openxmlformats.org/drawingml/2006/main" xmlns:pic="http://schemas.openxmlformats.org/drawingml/2006/picture">
-            <wp:extent cx="5577840" cy="3042458"/>
+            <wp:extent cx="5669280" cy="3432248"/>
             <wp:docPr id="2" name="Picture 2"/>
             <wp:cNvGraphicFramePr>
               <a:graphicFrameLocks noChangeAspect="1"/>
@@ -2077,11 +3290,11 @@
               <a:graphicData uri="http://schemas.openxmlformats.org/drawingml/2006/picture">
                 <pic:pic>
                   <pic:nvPicPr>
-                    <pic:cNvPr id="0" name="grafico_nivel_educativo_3f_vs_gba.png"/>
+                    <pic:cNvPr id="0" name="grafico_distribucion_jardines_localidades.png"/>
                     <pic:cNvPicPr/>
                   </pic:nvPicPr>
                   <pic:blipFill>
-                    <a:blip r:embed="rId11"/>
+                    <a:blip r:embed="rId10"/>
                     <a:stretch>
                       <a:fillRect/>
                     </a:stretch>
@@ -2089,7 +3302,7 @@
                   <pic:spPr>
                     <a:xfrm>
                       <a:off x="0" y="0"/>
-                      <a:ext cx="5577840" cy="3042458"/>
+                      <a:ext cx="5669280" cy="3432248"/>
                     </a:xfrm>
                     <a:prstGeom prst="rect"/>
                   </pic:spPr>
@@ -2102,638 +3315,396 @@
     </w:p>
     <w:p>
       <w:pPr>
-        <w:spacing w:after="80"/>
         <w:jc w:val="center"/>
       </w:pPr>
       <w:r>
         <w:rPr>
-          <w:b/>
-          <w:color w:val="334155"/>
-          <w:sz w:val="19"/>
+          <w:i/>
+          <w:sz w:val="17"/>
         </w:rPr>
-        <w:t>Gráfico 2: Comparativa del Máximo Nivel Educativo Alcanzado por Adultos en Tres de Febrero frente al Gran Buenos Aires.</w:t>
+        <w:t>Figura 2: Distribución de los 27 Jardines y Maternales Municipales por corredor y localidad en 3F.</w:t>
       </w:r>
     </w:p>
     <w:p>
       <w:pPr>
-        <w:spacing w:before="60" w:after="240"/>
+        <w:pStyle w:val="Heading1"/>
+        <w:spacing w:before="320" w:after="120"/>
       </w:pPr>
       <w:r>
         <w:rPr>
-          <w:i/>
-          <w:color w:val="64748B"/>
-          <w:sz w:val="18"/>
+          <w:rFonts w:ascii="Montserrat" w:hAnsi="Montserrat"/>
+          <w:b/>
+          <w:color w:val="163C68"/>
+          <w:sz w:val="34"/>
         </w:rPr>
-        <w:t>📌 Fuente y Referencia Estadística: INDEC Censo 2022 y Observatorio del Conurbano Bonaerense (UNGS).</w:t>
+        <w:t>4. Programas Municipales de Acompañamiento, Infraestructura y Apoyo Escolar</w:t>
+      </w:r>
+    </w:p>
+    <w:p>
+      <w:r>
+        <w:rPr>
+          <w:b/>
+          <w:color w:val="163C68"/>
+        </w:rPr>
+        <w:t xml:space="preserve">• Apoyo Escolar 3F (Tutorías y Pensamiento Científico): </w:t>
+      </w:r>
+      <w:r>
+        <w:rPr>
+          <w:rFonts w:ascii="Inter" w:hAnsi="Inter"/>
+        </w:rPr>
+        <w:t>Iniciativa integral para estudiantes primarios y secundarios. Brinda material digital y pedagógico para clases presenciales utilizando dispositivos tecnológicos de última generación (tablets, kits de robótica y computadoras). Incluye talleres específicos semanales de contenidos matemáticos y desarrollo del pensamiento lógico dictados presencialmente en la EMAC (Urquiza 4750, 1° piso, Caseros) en dos turnos de cursada con inscripción abierta.</w:t>
+      </w:r>
+    </w:p>
+    <w:p>
+      <w:r>
+        <w:rPr>
+          <w:b/>
+          <w:color w:val="163C68"/>
+        </w:rPr>
+        <w:t xml:space="preserve">• Programa 2000 Días — Acondicionamiento e Infraestructura Escolar: </w:t>
+      </w:r>
+      <w:r>
+        <w:rPr>
+          <w:rFonts w:ascii="Inter" w:hAnsi="Inter"/>
+        </w:rPr>
+        <w:t>Política municipal orientada al cuidado integral desde la gestación hasta los 5 años. En el ámbito educativo, ejecuta la renovación integral de jardines municipales para ofrecer espacios de la más alta calidad arquitectónica y funcional. Ya finalizó las obras en los jardines 'Misia Pepa' y 'Caminito', avanza en 'Cebollitas' y 'Anteojito', y realiza la provisión de mobiliario urbano y escolar moderno (mesas, sillas de diseño y armarios).</w:t>
+      </w:r>
+    </w:p>
+    <w:p>
+      <w:r>
+        <w:rPr>
+          <w:b/>
+          <w:color w:val="163C68"/>
+        </w:rPr>
+        <w:t xml:space="preserve">• Estudiá en 3F — Hub de Oferta y Orientación Educativa: </w:t>
+      </w:r>
+      <w:r>
+        <w:rPr>
+          <w:rFonts w:ascii="Inter" w:hAnsi="Inter"/>
+        </w:rPr>
+        <w:t>Plataforma centralizada de la Dirección de Educación que guía a los jóvenes y vecinos del distrito en sus transiciones formativas, canalizando inscripciones y muestras abiertas de la Escuela Municipal de Arte y Comunicación (EMAC) y la Escuela Municipal de Música (EMMU).</w:t>
+      </w:r>
+    </w:p>
+    <w:p>
+      <w:r>
+        <w:rPr>
+          <w:b/>
+          <w:color w:val="163C68"/>
+        </w:rPr>
+        <w:t xml:space="preserve">• Espacios de Primera Infancia (EPI 3F): </w:t>
+      </w:r>
+      <w:r>
+        <w:rPr>
+          <w:rFonts w:ascii="Inter" w:hAnsi="Inter"/>
+        </w:rPr>
+        <w:t>Sedes territoriales de estimulación temprana y acompañamiento nutricional y afectivo que funcionan de lunes a viernes en doble turno (8 a 12 h y de 13 a 17 h). Cuentan con equipos interdisciplinarios y canalizan inscripciones presenciales o mediante el canal oficial de WhatsApp (11-2300-3685).</w:t>
+      </w:r>
+    </w:p>
+    <w:p>
+      <w:r>
+        <w:rPr>
+          <w:b/>
+          <w:color w:val="163C68"/>
+        </w:rPr>
+        <w:t xml:space="preserve">• Unidades de Desarrollo Infantil (UDI): </w:t>
+      </w:r>
+      <w:r>
+        <w:rPr>
+          <w:rFonts w:ascii="Inter" w:hAnsi="Inter"/>
+        </w:rPr>
+        <w:t>Red de centros comunitarios co-gestionados que brindan cuidado, socialización y apoyo integral a niños en situación de vulnerabilidad social en las localidades periféricas del partido, articulando con los CAPS y la red escolar formal.</w:t>
+      </w:r>
+    </w:p>
+    <w:p>
+      <w:r>
+        <w:rPr>
+          <w:b/>
+          <w:color w:val="163C68"/>
+        </w:rPr>
+        <w:t xml:space="preserve">• Plan FinEs Municipal — Terminalidad Secundaria: </w:t>
+      </w:r>
+      <w:r>
+        <w:rPr>
+          <w:rFonts w:ascii="Inter" w:hAnsi="Inter"/>
+        </w:rPr>
+        <w:t>Programa focalizado en el 50,2% de jóvenes de 18-24 años y el 76,4% de adultos de 25-29 años que asistieron en el pasado pero no completaron el nivel secundario. Permite rendir materias pendientes o cursar años completos en sedes municipales cercanas al domicilio.</w:t>
       </w:r>
     </w:p>
     <w:p>
       <w:pPr>
-        <w:spacing w:before="280" w:after="120"/>
+        <w:pStyle w:val="Heading1"/>
+        <w:spacing w:before="320" w:after="120"/>
       </w:pPr>
       <w:r>
         <w:rPr>
-          <w:rFonts w:ascii="Calibri" w:hAnsi="Calibri"/>
+          <w:rFonts w:ascii="Montserrat" w:hAnsi="Montserrat"/>
           <w:b/>
-          <w:color w:val="F69321"/>
-          <w:sz w:val="28"/>
+          <w:color w:val="163C68"/>
+          <w:sz w:val="34"/>
         </w:rPr>
-        <w:t>El Rol Estratégico de la UNTREF y el CAPACYT Municipal</w:t>
+        <w:t>5. Bibliografía Oficial, Fuentes Estadísticas y Referencias Web</w:t>
+      </w:r>
+    </w:p>
+    <w:p>
+      <w:r>
+        <w:rPr>
+          <w:rFonts w:ascii="Inter" w:hAnsi="Inter"/>
+        </w:rPr>
+        <w:t>La totalidad de los datos censales, cartográficos, institucionales y programas detallados en el presente informe provienen de las siguientes fuentes oficiales verificadas de acceso público:</w:t>
+        <w:br/>
+        <w:br/>
       </w:r>
     </w:p>
     <w:p>
       <w:pPr>
-        <w:spacing w:after="160" w:line="283" w:lineRule="auto"/>
+        <w:spacing w:after="120"/>
       </w:pPr>
       <w:r>
         <w:rPr>
-          <w:rFonts w:ascii="Calibri" w:hAnsi="Calibri"/>
+          <w:rFonts w:ascii="Inter" w:hAnsi="Inter"/>
           <w:b/>
-          <w:color w:val="0E2A49"/>
-          <w:sz w:val="22"/>
+          <w:sz w:val="19"/>
         </w:rPr>
-        <w:t xml:space="preserve">Articulación Universitaria y Docente: </w:t>
+        <w:t>[1] INDEC (2023). Censo Nacional de Población, Hogares y Viviendas 2022. Resultados Definitivos — Partido de Tres de Febrero (06840).</w:t>
+        <w:br/>
       </w:r>
       <w:r>
         <w:rPr>
-          <w:rFonts w:ascii="Calibri" w:hAnsi="Calibri"/>
-          <w:color w:val="1E293B"/>
-          <w:sz w:val="22"/>
+          <w:rFonts w:ascii="Inter" w:hAnsi="Inter"/>
+          <w:color w:val="3B93F7"/>
+          <w:sz w:val="18"/>
         </w:rPr>
-        <w:t>El hecho de que Tres de Febrero cuente con un 16,8% de graduados universitarios o de posgrado (frente al 10,4% del GBA) y un 8,5% de graduados superiores terciarios no es azaroso. Responde directamente al anclaje territorial de la Universidad Nacional de Tres de Febrero (UNTREF), con sus múltiples sedes en Caseros y Sáenz Peña, y al impacto sostenido del CAPACYT (Centro Municipal de Capacitación y Formación Superior), que dicta profesorados oficiales en Educación Inicial, Primaria y Psicología directamente en el partido, blindando la provisión de docentes calificados para las escuelas y jardines del distrito.</w:t>
+        <w:t>Acceso en línea: https://www.indec.gob.ar/indec/web/Nivel4-Tema-2-41-165</w:t>
       </w:r>
     </w:p>
     <w:p>
       <w:pPr>
-        <w:spacing w:before="360" w:after="160"/>
+        <w:spacing w:after="120"/>
       </w:pPr>
       <w:r>
         <w:rPr>
-          <w:rFonts w:ascii="Calibri" w:hAnsi="Calibri"/>
+          <w:rFonts w:ascii="Inter" w:hAnsi="Inter"/>
           <w:b/>
-          <w:color w:val="163C68"/>
-          <w:sz w:val="34"/>
+          <w:sz w:val="19"/>
         </w:rPr>
-        <w:t>4. Entorno TIC y Brecha Digital en los Hogares (Censo 2022)</w:t>
+        <w:t>[2] Municipalidad de Tres de Febrero — Portal Oficial de Educación y Desarrollo Humano.</w:t>
+        <w:br/>
+      </w:r>
+      <w:r>
+        <w:rPr>
+          <w:rFonts w:ascii="Inter" w:hAnsi="Inter"/>
+          <w:color w:val="3B93F7"/>
+          <w:sz w:val="18"/>
+        </w:rPr>
+        <w:t>Acceso en línea: https://www.tresdefebrero.gov.ar/educacion/</w:t>
       </w:r>
     </w:p>
     <w:p>
       <w:pPr>
-        <w:spacing w:after="160" w:line="283" w:lineRule="auto"/>
+        <w:spacing w:after="120"/>
       </w:pPr>
       <w:r>
         <w:rPr>
-          <w:rFonts w:ascii="Calibri" w:hAnsi="Calibri"/>
+          <w:rFonts w:ascii="Inter" w:hAnsi="Inter"/>
           <w:b/>
-          <w:color w:val="0E2A49"/>
-          <w:sz w:val="22"/>
+          <w:sz w:val="19"/>
         </w:rPr>
-        <w:t xml:space="preserve">Conectividad Domiciliaria en Tres de Febrero: </w:t>
+        <w:t>[3] Municipalidad de Tres de Febrero — Escuelas Municipales (CAPACYT, EMAC, EMMU).</w:t>
+        <w:br/>
       </w:r>
       <w:r>
         <w:rPr>
-          <w:rFonts w:ascii="Calibri" w:hAnsi="Calibri"/>
-          <w:color w:val="1E293B"/>
-          <w:sz w:val="22"/>
+          <w:rFonts w:ascii="Inter" w:hAnsi="Inter"/>
+          <w:color w:val="3B93F7"/>
+          <w:sz w:val="18"/>
         </w:rPr>
-        <w:t>En la era del conocimiento y la educación híbrida, las Tecnologías de la Información y la Comunicación (TIC) en la vivienda constituyen un determinante pedagógico esencial. El Censo 2022 relevó por primera vez el mapa de conectividad en los hogares ocupados, arrojando índices en Tres de Febrero que superan ampliamente la media metropolitana y respaldan la digitalización de servicios municipales como la plataforma Mi3F y la EMAC digital.</w:t>
+        <w:t>Acceso en línea: https://www.tresdefebrero.gov.ar/escuelasmunicipales</w:t>
       </w:r>
     </w:p>
     <w:p>
       <w:pPr>
-        <w:spacing w:before="200" w:after="40"/>
-        <w:jc w:val="center"/>
+        <w:spacing w:after="120"/>
       </w:pPr>
       <w:r>
-        <w:drawing>
-          <wp:inline xmlns:a="http://schemas.openxmlformats.org/drawingml/2006/main" xmlns:pic="http://schemas.openxmlformats.org/drawingml/2006/picture">
-            <wp:extent cx="5577840" cy="2935705"/>
-            <wp:docPr id="3" name="Picture 3"/>
-            <wp:cNvGraphicFramePr>
-              <a:graphicFrameLocks noChangeAspect="1"/>
-            </wp:cNvGraphicFramePr>
-            <a:graphic>
-              <a:graphicData uri="http://schemas.openxmlformats.org/drawingml/2006/picture">
-                <pic:pic>
-                  <pic:nvPicPr>
-                    <pic:cNvPr id="0" name="grafico_brecha_digital_tic_3f.png"/>
-                    <pic:cNvPicPr/>
-                  </pic:nvPicPr>
-                  <pic:blipFill>
-                    <a:blip r:embed="rId12"/>
-                    <a:stretch>
-                      <a:fillRect/>
-                    </a:stretch>
-                  </pic:blipFill>
-                  <pic:spPr>
-                    <a:xfrm>
-                      <a:off x="0" y="0"/>
-                      <a:ext cx="5577840" cy="2935705"/>
-                    </a:xfrm>
-                    <a:prstGeom prst="rect"/>
-                  </pic:spPr>
-                </pic:pic>
-              </a:graphicData>
-            </a:graphic>
-          </wp:inline>
-        </w:drawing>
+        <w:rPr>
+          <w:rFonts w:ascii="Inter" w:hAnsi="Inter"/>
+          <w:b/>
+          <w:sz w:val="19"/>
+        </w:rPr>
+        <w:t>[4] Municipalidad de Tres de Febrero — Directorio Oficial de los 27 Jardines Municipales.</w:t>
+        <w:br/>
+      </w:r>
+      <w:r>
+        <w:rPr>
+          <w:rFonts w:ascii="Inter" w:hAnsi="Inter"/>
+          <w:color w:val="3B93F7"/>
+          <w:sz w:val="18"/>
+        </w:rPr>
+        <w:t>Acceso en línea: https://www.tresdefebrero.gov.ar/educacion/jardinesmunicipales/</w:t>
       </w:r>
     </w:p>
     <w:p>
       <w:pPr>
-        <w:spacing w:after="80"/>
-        <w:jc w:val="center"/>
+        <w:spacing w:after="120"/>
       </w:pPr>
       <w:r>
         <w:rPr>
+          <w:rFonts w:ascii="Inter" w:hAnsi="Inter"/>
           <w:b/>
-          <w:color w:val="334155"/>
           <w:sz w:val="19"/>
         </w:rPr>
-        <w:t>Gráfico 3: Indicadores de Acceso a Tecnologías de la Información (TIC) en Hogares Particulares de Tres de Febrero vs GBA.</w:t>
+        <w:t>[5] CAPACYT — Sitio Web Oficial del Centro Municipal de Capacitación Superior (Profesorados).</w:t>
+        <w:br/>
+      </w:r>
+      <w:r>
+        <w:rPr>
+          <w:rFonts w:ascii="Inter" w:hAnsi="Inter"/>
+          <w:color w:val="3B93F7"/>
+          <w:sz w:val="18"/>
+        </w:rPr>
+        <w:t>Acceso en línea: https://sites.google.com/view/capacytweb/inicio</w:t>
       </w:r>
     </w:p>
     <w:p>
       <w:pPr>
-        <w:spacing w:before="60" w:after="240"/>
+        <w:spacing w:after="120"/>
       </w:pPr>
       <w:r>
         <w:rPr>
-          <w:i/>
-          <w:color w:val="64748B"/>
+          <w:rFonts w:ascii="Inter" w:hAnsi="Inter"/>
+          <w:b/>
+          <w:sz w:val="19"/>
+        </w:rPr>
+        <w:t>[6] Municipalidad de Tres de Febrero — Programa Apoyo Escolar 3F (Robótica y Matemáticas en EMAC).</w:t>
+        <w:br/>
+      </w:r>
+      <w:r>
+        <w:rPr>
+          <w:rFonts w:ascii="Inter" w:hAnsi="Inter"/>
+          <w:color w:val="3B93F7"/>
           <w:sz w:val="18"/>
         </w:rPr>
-        <w:t>📌 Fuente y Referencia Estadística: INDEC. Censo 2022. Viviendas particulares ocupadas según acceso a internet, celular y computadora.</w:t>
+        <w:t>Acceso en línea: https://www.tresdefebrero.gov.ar/apoyoescolar3f/</w:t>
       </w:r>
     </w:p>
     <w:p>
       <w:pPr>
-        <w:spacing w:after="160" w:line="283" w:lineRule="auto"/>
+        <w:spacing w:after="120"/>
       </w:pPr>
       <w:r>
         <w:rPr>
-          <w:rFonts w:ascii="Calibri" w:hAnsi="Calibri"/>
+          <w:rFonts w:ascii="Inter" w:hAnsi="Inter"/>
           <w:b/>
-          <w:color w:val="0E2A49"/>
-          <w:sz w:val="22"/>
+          <w:sz w:val="19"/>
         </w:rPr>
-        <w:t xml:space="preserve">Relevancia Operativa para el Municipio: </w:t>
+        <w:t>[7] Municipalidad de Tres de Febrero — Programa 2000 Días (Acondicionamiento de Jardines).</w:t>
+        <w:br/>
       </w:r>
       <w:r>
         <w:rPr>
-          <w:rFonts w:ascii="Calibri" w:hAnsi="Calibri"/>
-          <w:color w:val="1E293B"/>
-          <w:sz w:val="22"/>
+          <w:rFonts w:ascii="Inter" w:hAnsi="Inter"/>
+          <w:color w:val="3B93F7"/>
+          <w:sz w:val="18"/>
         </w:rPr>
-        <w:t>El 94,5% de los hogares distritales cuenta con teléfono celular con acceso a internet, lo que garantiza el éxito del sistema de comunicación comunitaria y la reserva de vacantes o turnos online en Mi3F. Asimismo, el 86,8% dispone de internet fija de banda ancha (vs 79,4% del GBA). Sin embargo, la disponibilidad de computadora, notebook o tablet en el hogar alcanza al 68,4% de las viviendas, evidenciando que el 31,6% de los hogares depende exclusivamente del teléfono celular para estudiar. Este dato justifica científicamente la inversión municipal en salas de informática, laboratorios digitales y provisión de equipamiento en los 27 Jardines Municipales y el CAPACYT.</w:t>
+        <w:t>Acceso en línea: https://www.tresdefebrero.gov.ar/2000dias/</w:t>
       </w:r>
     </w:p>
     <w:p>
       <w:pPr>
-        <w:spacing w:before="360" w:after="160"/>
+        <w:spacing w:after="120"/>
       </w:pPr>
       <w:r>
         <w:rPr>
-          <w:rFonts w:ascii="Calibri" w:hAnsi="Calibri"/>
+          <w:rFonts w:ascii="Inter" w:hAnsi="Inter"/>
           <w:b/>
-          <w:color w:val="163C68"/>
-          <w:sz w:val="34"/>
+          <w:sz w:val="19"/>
         </w:rPr>
-        <w:t>5. Red Educativa Municipal e Innovación Pedagógica en 3F</w:t>
+        <w:t>[8] Municipalidad de Tres de Febrero — Hub Estudiá en 3F (Orientación Vocacional y Oferta).</w:t>
+        <w:br/>
+      </w:r>
+      <w:r>
+        <w:rPr>
+          <w:rFonts w:ascii="Inter" w:hAnsi="Inter"/>
+          <w:color w:val="3B93F7"/>
+          <w:sz w:val="18"/>
+        </w:rPr>
+        <w:t>Acceso en línea: https://www.tresdefebrero.gov.ar/estudiaen3f/</w:t>
       </w:r>
     </w:p>
     <w:p>
       <w:pPr>
-        <w:spacing w:after="160" w:line="283" w:lineRule="auto"/>
+        <w:spacing w:after="120"/>
       </w:pPr>
       <w:r>
         <w:rPr>
-          <w:rFonts w:ascii="Calibri" w:hAnsi="Calibri"/>
+          <w:rFonts w:ascii="Inter" w:hAnsi="Inter"/>
           <w:b/>
-          <w:color w:val="0E2A49"/>
-          <w:sz w:val="22"/>
+          <w:sz w:val="19"/>
         </w:rPr>
-        <w:t xml:space="preserve">Directorio de Instituciones Municipales: </w:t>
+        <w:t>[9] Municipalidad de Tres de Febrero — Espacios de Primera Infancia (EPI 3F).</w:t>
+        <w:br/>
       </w:r>
       <w:r>
         <w:rPr>
-          <w:rFonts w:ascii="Calibri" w:hAnsi="Calibri"/>
-          <w:color w:val="1E293B"/>
-          <w:sz w:val="22"/>
+          <w:rFonts w:ascii="Inter" w:hAnsi="Inter"/>
+          <w:color w:val="3B93F7"/>
+          <w:sz w:val="18"/>
         </w:rPr>
-        <w:t>Bajo la órbita de la Secretaría de Educación y Desarrollo Humano, la Municipalidad de Tres de Febrero sostiene un directorio de efectores propios de excelencia institucional que abarcan desde los 45 días de vida hasta la formación superior y artística técnica.</w:t>
+        <w:t>Acceso en línea: https://www.tresdefebrero.gov.ar/epi3f/</w:t>
       </w:r>
     </w:p>
     <w:p>
       <w:pPr>
-        <w:spacing w:before="200" w:after="40"/>
-        <w:jc w:val="center"/>
+        <w:spacing w:after="120"/>
       </w:pPr>
       <w:r>
-        <w:drawing>
-          <wp:inline xmlns:a="http://schemas.openxmlformats.org/drawingml/2006/main" xmlns:pic="http://schemas.openxmlformats.org/drawingml/2006/picture">
-            <wp:extent cx="5577840" cy="2788920"/>
-            <wp:docPr id="4" name="Picture 4"/>
-            <wp:cNvGraphicFramePr>
-              <a:graphicFrameLocks noChangeAspect="1"/>
-            </wp:cNvGraphicFramePr>
-            <a:graphic>
-              <a:graphicData uri="http://schemas.openxmlformats.org/drawingml/2006/picture">
-                <pic:pic>
-                  <pic:nvPicPr>
-                    <pic:cNvPr id="0" name="grafico_distribucion_jardines_localidades.png"/>
-                    <pic:cNvPicPr/>
-                  </pic:nvPicPr>
-                  <pic:blipFill>
-                    <a:blip r:embed="rId13"/>
-                    <a:stretch>
-                      <a:fillRect/>
-                    </a:stretch>
-                  </pic:blipFill>
-                  <pic:spPr>
-                    <a:xfrm>
-                      <a:off x="0" y="0"/>
-                      <a:ext cx="5577840" cy="2788920"/>
-                    </a:xfrm>
-                    <a:prstGeom prst="rect"/>
-                  </pic:spPr>
-                </pic:pic>
-              </a:graphicData>
-            </a:graphic>
-          </wp:inline>
-        </w:drawing>
+        <w:rPr>
+          <w:rFonts w:ascii="Inter" w:hAnsi="Inter"/>
+          <w:b/>
+          <w:sz w:val="19"/>
+        </w:rPr>
+        <w:t>[10] Municipalidad de Tres de Febrero — Unidades de Desarrollo Infantil (UDI).</w:t>
+        <w:br/>
+      </w:r>
+      <w:r>
+        <w:rPr>
+          <w:rFonts w:ascii="Inter" w:hAnsi="Inter"/>
+          <w:color w:val="3B93F7"/>
+          <w:sz w:val="18"/>
+        </w:rPr>
+        <w:t>Acceso en línea: https://www.tresdefebrero.gov.ar/udi/</w:t>
       </w:r>
     </w:p>
     <w:p>
       <w:pPr>
-        <w:spacing w:after="80"/>
-        <w:jc w:val="center"/>
+        <w:spacing w:after="120"/>
       </w:pPr>
       <w:r>
         <w:rPr>
+          <w:rFonts w:ascii="Inter" w:hAnsi="Inter"/>
           <w:b/>
-          <w:color w:val="334155"/>
           <w:sz w:val="19"/>
         </w:rPr>
-        <w:t>Gráfico 4: Distribución de los 27 Jardines Municipales por Corredor Geográfico y Modalidad (Jornada Completa / Simple).</w:t>
-      </w:r>
-    </w:p>
-    <w:p>
-      <w:pPr>
-        <w:spacing w:before="60" w:after="240"/>
-      </w:pPr>
-      <w:r>
-        <w:rPr>
-          <w:i/>
-          <w:color w:val="64748B"/>
-          <w:sz w:val="18"/>
-        </w:rPr>
-        <w:t>📌 Fuente y Referencia Estadística: Dirección de Primera Infancia (Secretaría de Educación y Desarrollo Humano, Municipalidad de Tres de Febrero, 2026).</w:t>
-      </w:r>
-    </w:p>
-    <w:p>
-      <w:pPr>
-        <w:spacing w:before="280" w:after="120"/>
-      </w:pPr>
-      <w:r>
-        <w:rPr>
-          <w:rFonts w:ascii="Calibri" w:hAnsi="Calibri"/>
-          <w:b/>
-          <w:color w:val="F69321"/>
-          <w:sz w:val="28"/>
-        </w:rPr>
-        <w:t>A. Red de 27 Jardines de Infantes y Maternales Municipales</w:t>
-      </w:r>
-    </w:p>
-    <w:p>
-      <w:pPr>
-        <w:spacing w:after="160" w:line="283" w:lineRule="auto"/>
-      </w:pPr>
-      <w:r>
-        <w:rPr>
-          <w:rFonts w:ascii="Calibri" w:hAnsi="Calibri"/>
-          <w:b/>
-          <w:color w:val="0E2A49"/>
-          <w:sz w:val="22"/>
-        </w:rPr>
-        <w:t xml:space="preserve">Dirección de Primera Infancia: </w:t>
+        <w:t>[11] Universidad Nacional de Tres de Febrero (UNTREF) &amp; Observatorio del Conurbano (UNGS/OIDBA).</w:t>
+        <w:br/>
       </w:r>
       <w:r>
         <w:rPr>
-          <w:rFonts w:ascii="Calibri" w:hAnsi="Calibri"/>
-          <w:color w:val="1E293B"/>
-          <w:sz w:val="22"/>
+          <w:rFonts w:ascii="Inter" w:hAnsi="Inter"/>
+          <w:color w:val="3B93F7"/>
+          <w:sz w:val="18"/>
         </w:rPr>
-        <w:t>El municipio gestiona 27 instituciones de primera infancia distribuidas en los cuatro corredores distritales (Sur, Centro, Noroeste y Norte). A partir del ciclo 2026, la gestión municipal consolidó la transformación pedagógica introduciendo Jornada Completa con servicio de alimentación en jardines clave (como Ardillitas Traviesas, Arenales, Evita, José Hernández y Ternuritas), además de currículas innovadoras de iniciación al idioma inglés, robótica temprana y estimulación del pensamiento científico.</w:t>
-      </w:r>
-    </w:p>
-    <w:p>
-      <w:pPr>
-        <w:spacing w:before="280" w:after="120"/>
-      </w:pPr>
-      <w:r>
-        <w:rPr>
-          <w:rFonts w:ascii="Calibri" w:hAnsi="Calibri"/>
-          <w:b/>
-          <w:color w:val="F69321"/>
-          <w:sz w:val="28"/>
-        </w:rPr>
-        <w:t>B. EMAC (Escuela Municipal de Arte y Comunicación — Caseros)</w:t>
-      </w:r>
-    </w:p>
-    <w:p>
-      <w:pPr>
-        <w:spacing w:after="160" w:line="283" w:lineRule="auto"/>
-      </w:pPr>
-      <w:r>
-        <w:rPr>
-          <w:rFonts w:ascii="Calibri" w:hAnsi="Calibri"/>
-          <w:b/>
-          <w:color w:val="0E2A49"/>
-          <w:sz w:val="22"/>
-        </w:rPr>
-        <w:t xml:space="preserve">Formación Artística y Profesional: </w:t>
-      </w:r>
-      <w:r>
-        <w:rPr>
-          <w:rFonts w:ascii="Calibri" w:hAnsi="Calibri"/>
-          <w:color w:val="1E293B"/>
-          <w:sz w:val="22"/>
-        </w:rPr>
-        <w:t>Ubicada en Urquiza 4750 (Caseros Centro), la EMAC es un emblema de la educación pública gratuita en el AMBA. Ofrece tramos formativos profesionales y talleres comunitarios en: 1) Artes Visuales, 2) Arte Dramático y Teatro, 3) Danzas Clásicas y Contemporáneas, 4) Diseño y Confección de Indumentaria, y 5) Periodismo Digital y Escritura Creativa. Su prestigio atrae tanto a estudiantes de las 15 localidades de 3F como de distritos vecinos (San Martín, Morón, Hurlingham y CABA).</w:t>
-      </w:r>
-    </w:p>
-    <w:p>
-      <w:pPr>
-        <w:spacing w:before="280" w:after="120"/>
-      </w:pPr>
-      <w:r>
-        <w:rPr>
-          <w:rFonts w:ascii="Calibri" w:hAnsi="Calibri"/>
-          <w:b/>
-          <w:color w:val="F69321"/>
-          <w:sz w:val="28"/>
-        </w:rPr>
-        <w:t>C. EMMU (Escuela Municipal de Música) y CAPACYT</w:t>
-      </w:r>
-    </w:p>
-    <w:p>
-      <w:pPr>
-        <w:spacing w:after="160" w:line="283" w:lineRule="auto"/>
-      </w:pPr>
-      <w:r>
-        <w:rPr>
-          <w:rFonts w:ascii="Calibri" w:hAnsi="Calibri"/>
-          <w:b/>
-          <w:color w:val="0E2A49"/>
-          <w:sz w:val="22"/>
-        </w:rPr>
-        <w:t xml:space="preserve">Música y Formación Docente Superior: </w:t>
-      </w:r>
-      <w:r>
-        <w:rPr>
-          <w:rFonts w:ascii="Calibri" w:hAnsi="Calibri"/>
-          <w:color w:val="1E293B"/>
-          <w:sz w:val="22"/>
-        </w:rPr>
-        <w:t>La EMMU complementa la educación cultural brindando formación instrumental en piano, guitarra, violín, saxo y canto lírico. Por su parte, el CAPACYT se erige como el centro superior municipal para la formación de docentes oficiales y el desarrollo de diplomaturas científico-tecnológicas en convenio con universidades nacionales.</w:t>
-      </w:r>
-    </w:p>
-    <w:p>
-      <w:pPr>
-        <w:spacing w:before="360" w:after="160"/>
-      </w:pPr>
-      <w:r>
-        <w:rPr>
-          <w:rFonts w:ascii="Calibri" w:hAnsi="Calibri"/>
-          <w:b/>
-          <w:color w:val="163C68"/>
-          <w:sz w:val="34"/>
-        </w:rPr>
-        <w:t>6. Bibliografía Oficial y Enlaces de Acceso Directo</w:t>
-      </w:r>
-    </w:p>
-    <w:p>
-      <w:pPr>
-        <w:spacing w:after="160" w:line="283" w:lineRule="auto"/>
-      </w:pPr>
-      <w:r>
-        <w:rPr>
-          <w:rFonts w:ascii="Calibri" w:hAnsi="Calibri"/>
-          <w:b/>
-          <w:color w:val="0E2A49"/>
-          <w:sz w:val="22"/>
-        </w:rPr>
-        <w:t xml:space="preserve">Fuentes y Referencias Institucionales: </w:t>
-      </w:r>
-      <w:r>
-        <w:rPr>
-          <w:rFonts w:ascii="Calibri" w:hAnsi="Calibri"/>
-          <w:color w:val="1E293B"/>
-          <w:sz w:val="22"/>
-        </w:rPr>
-        <w:t>A continuación, se detallan las fuentes documentales oficiales, los cuadros definitivos del Censo 2022 y los enlaces de acceso web directo para la consulta y auditoría de la información socioeducativa distrital:</w:t>
-      </w:r>
-    </w:p>
-    <w:p>
-      <w:pPr>
-        <w:spacing w:after="160" w:line="276" w:lineRule="auto"/>
-      </w:pPr>
-      <w:r>
-        <w:rPr>
-          <w:rFonts w:ascii="Calibri" w:hAnsi="Calibri"/>
-          <w:b/>
-          <w:color w:val="163C68"/>
-          <w:sz w:val="22"/>
-        </w:rPr>
-        <w:t xml:space="preserve">• INDEC — Resultados Definitivos Censo 2022 (Educación): </w:t>
-      </w:r>
-      <w:r>
-        <w:rPr>
-          <w:rFonts w:ascii="Calibri" w:hAnsi="Calibri"/>
-          <w:color w:val="334155"/>
-          <w:sz w:val="21"/>
-        </w:rPr>
-        <w:t>Instituto Nacional de Estadística y Censos (INDEC). Cuadros estadísticos definitivos de condición de asistencia escolar, máximo nivel educativo alcanzado e indicadores por franja de edad para el Partido de Tres de Febrero (`06840`).</w:t>
-        <w:br/>
-        <w:t>Enlace directo: https://www.indec.gob.ar/indec/web/Nivel4-Tema-2-41-165</w:t>
-      </w:r>
-    </w:p>
-    <w:p>
-      <w:pPr>
-        <w:spacing w:after="160" w:line="276" w:lineRule="auto"/>
-      </w:pPr>
-      <w:r>
-        <w:rPr>
-          <w:rFonts w:ascii="Calibri" w:hAnsi="Calibri"/>
-          <w:b/>
-          <w:color w:val="163C68"/>
-          <w:sz w:val="22"/>
-        </w:rPr>
-        <w:t xml:space="preserve">• INDEC — Indicadores TIC y Conectividad en Hogares (Censo 2022): </w:t>
-      </w:r>
-      <w:r>
-        <w:rPr>
-          <w:rFonts w:ascii="Calibri" w:hAnsi="Calibri"/>
-          <w:color w:val="334155"/>
-          <w:sz w:val="21"/>
-        </w:rPr>
-        <w:t>Cuadros definitivos sobre disponibilidad de teléfono celular con internet, internet fija y computadoras/tablets en viviendas ocupadas en Tres de Febrero y el GBA.</w:t>
-        <w:br/>
-        <w:t>Enlace directo: https://www.indec.gob.ar/indec/web/Nivel4-Tema-4-32-68</w:t>
-      </w:r>
-    </w:p>
-    <w:p>
-      <w:pPr>
-        <w:spacing w:after="160" w:line="276" w:lineRule="auto"/>
-      </w:pPr>
-      <w:r>
-        <w:rPr>
-          <w:rFonts w:ascii="Calibri" w:hAnsi="Calibri"/>
-          <w:b/>
-          <w:color w:val="163C68"/>
-          <w:sz w:val="22"/>
-        </w:rPr>
-        <w:t xml:space="preserve">• Secretaría de Educación y Desarrollo Humano — Municipalidad de Tres de Febrero: </w:t>
-      </w:r>
-      <w:r>
-        <w:rPr>
-          <w:rFonts w:ascii="Calibri" w:hAnsi="Calibri"/>
-          <w:color w:val="334155"/>
-          <w:sz w:val="21"/>
-        </w:rPr>
-        <w:t>Portal oficial de Gobierno Municipal. Directorio y mapas de los 27 Jardines de Infantes Municipales, EMAC, EMMU, CAPACYT y autogestión escolar en Mi3F.</w:t>
-        <w:br/>
-        <w:t>Enlace directo: https://www.tresdefebrero.gov.ar/educacion/ y https://www.tresdefebrero.edu.ar/</w:t>
-      </w:r>
-    </w:p>
-    <w:p>
-      <w:pPr>
-        <w:spacing w:after="160" w:line="276" w:lineRule="auto"/>
-      </w:pPr>
-      <w:r>
-        <w:rPr>
-          <w:rFonts w:ascii="Calibri" w:hAnsi="Calibri"/>
-          <w:b/>
-          <w:color w:val="163C68"/>
-          <w:sz w:val="22"/>
-        </w:rPr>
-        <w:t xml:space="preserve">• EMAC — Escuela Municipal de Arte y Comunicación: </w:t>
-      </w:r>
-      <w:r>
-        <w:rPr>
-          <w:rFonts w:ascii="Calibri" w:hAnsi="Calibri"/>
-          <w:color w:val="334155"/>
-          <w:sz w:val="21"/>
-        </w:rPr>
-        <w:t>Información institucional, planes de estudio y tramos formativos gratuitos en Artes Visuales, Teatro, Danza, Diseño y Periodismo en Caseros.</w:t>
-        <w:br/>
-        <w:t>Enlace directo: https://www.tresdefebrero.gov.ar/emac/</w:t>
-      </w:r>
-    </w:p>
-    <w:p>
-      <w:pPr>
-        <w:spacing w:after="160" w:line="276" w:lineRule="auto"/>
-      </w:pPr>
-      <w:r>
-        <w:rPr>
-          <w:rFonts w:ascii="Calibri" w:hAnsi="Calibri"/>
-          <w:b/>
-          <w:color w:val="163C68"/>
-          <w:sz w:val="22"/>
-        </w:rPr>
-        <w:t xml:space="preserve">• UNTREF — Universidad Nacional de Tres de Febrero: </w:t>
-      </w:r>
-      <w:r>
-        <w:rPr>
-          <w:rFonts w:ascii="Calibri" w:hAnsi="Calibri"/>
-          <w:color w:val="334155"/>
-          <w:sz w:val="21"/>
-        </w:rPr>
-        <w:t>Oferta académica de grado y posgrado, estadísticas de ingreso/egreso y articulación territorial en las sedes distritales de Caseros y Sáenz Peña.</w:t>
-        <w:br/>
-        <w:t>Enlace directo: https://www.untref.edu.ar/</w:t>
-      </w:r>
-    </w:p>
-    <w:p>
-      <w:pPr>
-        <w:spacing w:after="160" w:line="276" w:lineRule="auto"/>
-      </w:pPr>
-      <w:r>
-        <w:rPr>
-          <w:rFonts w:ascii="Calibri" w:hAnsi="Calibri"/>
-          <w:b/>
-          <w:color w:val="163C68"/>
-          <w:sz w:val="22"/>
-        </w:rPr>
-        <w:t xml:space="preserve">• Observatorio del Conurbano Bonaerense (UNGS / OIDBA): </w:t>
-      </w:r>
-      <w:r>
-        <w:rPr>
-          <w:rFonts w:ascii="Calibri" w:hAnsi="Calibri"/>
-          <w:color w:val="334155"/>
-          <w:sz w:val="21"/>
-        </w:rPr>
-        <w:t>Sistematización de indicadores socioeducativos, mapas de vulnerabilidad y terminalidad escolar en los partidos del Gran Buenos Aires y Tres de Febrero.</w:t>
-        <w:br/>
-        <w:t>Enlace directo: http://observatorioconurbano.ungs.edu.ar/ y https://oidba.ar/</w:t>
-      </w:r>
-    </w:p>
-    <w:p>
-      <w:pPr>
-        <w:spacing w:after="160" w:line="276" w:lineRule="auto"/>
-      </w:pPr>
-      <w:r>
-        <w:rPr>
-          <w:rFonts w:ascii="Calibri" w:hAnsi="Calibri"/>
-          <w:b/>
-          <w:color w:val="163C68"/>
-          <w:sz w:val="22"/>
-        </w:rPr>
-        <w:t xml:space="preserve">• Sistema REDATAM e Instituto Geográfico Nacional (IGN): </w:t>
-      </w:r>
-      <w:r>
-        <w:rPr>
-          <w:rFonts w:ascii="Calibri" w:hAnsi="Calibri"/>
-          <w:color w:val="334155"/>
-          <w:sz w:val="21"/>
-        </w:rPr>
-        <w:t>Base cartográfica georreferenciada de fracciones y radios censales (`06840`) para visualizaciones SIG espaciales de infraestructura educativa.</w:t>
-        <w:br/>
-        <w:t>Enlace directo: https://redatam.indec.gob.ar/ y https://geoah.indec.gob.ar/</w:t>
+        <w:t>Acceso en línea: https://www.untref.edu.ar/</w:t>
       </w:r>
     </w:p>
     <w:sectPr>
-      <w:footerReference w:type="default" r:id="rId9"/>
       <w:pgSz w:w="12240" w:h="15840"/>
-      <w:pgMar w:top="1440" w:right="1584" w:bottom="1440" w:left="1584" w:header="720" w:footer="720" w:gutter="0"/>
+      <w:pgMar w:top="1440" w:right="1440" w:bottom="1440" w:left="1440" w:header="720" w:footer="720" w:gutter="0"/>
       <w:cols w:space="720"/>
       <w:docGrid w:linePitch="360"/>
     </w:sectPr>
   </w:body>
 </w:document>
-</file>
-
-<file path=word/footer1.xml><?xml version="1.0" encoding="utf-8"?>
-<w:ftr xmlns:m="http://schemas.openxmlformats.org/officeDocument/2006/math" xmlns:mc="http://schemas.openxmlformats.org/markup-compatibility/2006" xmlns:mo="http://schemas.microsoft.com/office/mac/office/2008/main" xmlns:mv="urn:schemas-microsoft-com:mac:vml" xmlns:o="urn:schemas-microsoft-com:office:office" xmlns:r="http://schemas.openxmlformats.org/officeDocument/2006/relationships" xmlns:v="urn:schemas-microsoft-com:vml" xmlns:w10="urn:schemas-microsoft-com:office:word" xmlns:w14="http://schemas.microsoft.com/office/word/2010/wordml" xmlns:w="http://schemas.openxmlformats.org/wordprocessingml/2006/main" xmlns:wne="http://schemas.microsoft.com/office/word/2006/wordml" xmlns:wp14="http://schemas.microsoft.com/office/word/2010/wordprocessingDrawing" xmlns:wp="http://schemas.openxmlformats.org/drawingml/2006/wordprocessingDrawing" xmlns:wpc="http://schemas.microsoft.com/office/word/2010/wordprocessingCanvas" xmlns:wpg="http://schemas.microsoft.com/office/word/2010/wordprocessingGroup" xmlns:wpi="http://schemas.microsoft.com/office/word/2010/wordprocessingInk" xmlns:wps="http://schemas.microsoft.com/office/word/2010/wordprocessingShape" mc:Ignorable="w14 wp14">
-  <w:p>
-    <w:pPr>
-      <w:pStyle w:val="Footer"/>
-      <w:jc w:val="right"/>
-    </w:pPr>
-    <w:r>
-      <w:rPr>
-        <w:color w:val="94A3B8"/>
-        <w:sz w:val="18"/>
-      </w:rPr>
-      <w:t xml:space="preserve">Análisis de Situación Educativa (ASIS-Educación) • Tres de Febrero — Página </w:t>
-      <w:fldChar w:fldCharType="begin"/>
-      <w:instrText xml:space="preserve">PAGE</w:instrText>
-      <w:fldChar w:fldCharType="separate"/>
-      <w:fldChar w:fldCharType="end"/>
-    </w:r>
-  </w:p>
-</w:ftr>
 </file>
 
 <file path=word/numbering.xml><?xml version="1.0" encoding="utf-8"?>
